--- a/docs/safeid_projeto.docx
+++ b/docs/safeid_projeto.docx
@@ -1000,7 +1000,10 @@
         <w:ind w:firstLine="708"/>
       </w:pPr>
       <w:r>
-        <w:t xml:space="preserve">Metodologicamente, a pesquisa utiliza uma abordagem de desenvolvimento ágil para a criação de uma aplicação fundamentada em </w:t>
+        <w:t xml:space="preserve">Metodologicamente, a pesquisa utiliza uma abordagem de desenvolvimento ágil para a criação de </w:t>
+      </w:r>
+      <w:r>
+        <w:t xml:space="preserve">uma aplicação fundamentada em </w:t>
       </w:r>
       <w:proofErr w:type="spellStart"/>
       <w:r>
@@ -1008,7 +1011,34 @@
       </w:r>
       <w:proofErr w:type="spellEnd"/>
       <w:r>
-        <w:t xml:space="preserve"> e Node.js. O diferencial do sistema reside na aplicação de modelos de inteligência artificial (</w:t>
+        <w:t xml:space="preserve"> (</w:t>
+      </w:r>
+      <w:proofErr w:type="spellStart"/>
+      <w:r>
+        <w:t>frontend</w:t>
+      </w:r>
+      <w:proofErr w:type="spellEnd"/>
+      <w:r>
+        <w:t xml:space="preserve">) e Node.js com framework </w:t>
+      </w:r>
+      <w:proofErr w:type="spellStart"/>
+      <w:r>
+        <w:t>NestJS</w:t>
+      </w:r>
+      <w:proofErr w:type="spellEnd"/>
+      <w:r>
+        <w:t xml:space="preserve"> (</w:t>
+      </w:r>
+      <w:proofErr w:type="spellStart"/>
+      <w:r>
+        <w:t>backend</w:t>
+      </w:r>
+      <w:proofErr w:type="spellEnd"/>
+      <w:r>
+        <w:t>)</w:t>
+      </w:r>
+      <w:r>
+        <w:t>. O diferencial do sistema reside na aplicação de modelos de inteligência artificial (</w:t>
       </w:r>
       <w:proofErr w:type="spellStart"/>
       <w:r>
@@ -1183,7 +1213,33 @@
         <w:rPr>
           <w:lang w:val="en-US"/>
         </w:rPr>
-        <w:t xml:space="preserve">Methodologically, the research uses an agile development approach to create an application based on React and Node.js. The system's differential lies in the application of artificial intelligence models (LLMs) to perform a cognitive analysis of the incidents found, transforming technical records into practical mitigation guides. Furthermore, </w:t>
+        <w:t>Methodologically, the research uses an agile development approach to create an application based on React and Node.js</w:t>
+      </w:r>
+      <w:r>
+        <w:rPr>
+          <w:lang w:val="en-US"/>
+        </w:rPr>
+        <w:t xml:space="preserve"> with </w:t>
+      </w:r>
+      <w:proofErr w:type="spellStart"/>
+      <w:r>
+        <w:rPr>
+          <w:lang w:val="en-US"/>
+        </w:rPr>
+        <w:t>NestJS</w:t>
+      </w:r>
+      <w:proofErr w:type="spellEnd"/>
+      <w:r>
+        <w:rPr>
+          <w:lang w:val="en-US"/>
+        </w:rPr>
+        <w:t xml:space="preserve"> as back-end framework</w:t>
+      </w:r>
+      <w:r>
+        <w:rPr>
+          <w:lang w:val="en-US"/>
+        </w:rPr>
+        <w:t xml:space="preserve">. The system's differential lies in the application of artificial intelligence models (LLMs) to perform a cognitive analysis of the incidents found, transforming technical records into practical mitigation guides. Furthermore, </w:t>
       </w:r>
       <w:proofErr w:type="spellStart"/>
       <w:r>
@@ -1279,7 +1335,7 @@
       <w:r>
         <w:fldChar w:fldCharType="separate"/>
       </w:r>
-      <w:hyperlink w:anchor="_Toc231251533" w:history="1">
+      <w:hyperlink w:anchor="_Toc231323684" w:history="1">
         <w:r>
           <w:rPr>
             <w:rStyle w:val="Hyperlink"/>
@@ -1308,7 +1364,7 @@
             <w:noProof/>
             <w:webHidden/>
           </w:rPr>
-          <w:instrText xml:space="preserve"> PAGEREF _Toc231251533 \h </w:instrText>
+          <w:instrText xml:space="preserve"> PAGEREF _Toc231323684 \h </w:instrText>
         </w:r>
         <w:r>
           <w:rPr>
@@ -1354,7 +1410,7 @@
           <w14:ligatures w14:val="standardContextual"/>
         </w:rPr>
       </w:pPr>
-      <w:hyperlink w:anchor="_Toc231251534" w:history="1">
+      <w:hyperlink w:anchor="_Toc231323685" w:history="1">
         <w:r>
           <w:rPr>
             <w:rStyle w:val="Hyperlink"/>
@@ -1383,7 +1439,7 @@
             <w:noProof/>
             <w:webHidden/>
           </w:rPr>
-          <w:instrText xml:space="preserve"> PAGEREF _Toc231251534 \h </w:instrText>
+          <w:instrText xml:space="preserve"> PAGEREF _Toc231323685 \h </w:instrText>
         </w:r>
         <w:r>
           <w:rPr>
@@ -1403,7 +1459,7 @@
             <w:noProof/>
             <w:webHidden/>
           </w:rPr>
-          <w:t>36</w:t>
+          <w:t>9</w:t>
         </w:r>
         <w:r>
           <w:rPr>
@@ -1429,7 +1485,7 @@
           <w14:ligatures w14:val="standardContextual"/>
         </w:rPr>
       </w:pPr>
-      <w:hyperlink w:anchor="_Toc231251535" w:history="1">
+      <w:hyperlink w:anchor="_Toc231323686" w:history="1">
         <w:r>
           <w:rPr>
             <w:rStyle w:val="Hyperlink"/>
@@ -1458,7 +1514,7 @@
             <w:noProof/>
             <w:webHidden/>
           </w:rPr>
-          <w:instrText xml:space="preserve"> PAGEREF _Toc231251535 \h </w:instrText>
+          <w:instrText xml:space="preserve"> PAGEREF _Toc231323686 \h </w:instrText>
         </w:r>
         <w:r>
           <w:rPr>
@@ -1478,7 +1534,7 @@
             <w:noProof/>
             <w:webHidden/>
           </w:rPr>
-          <w:t>53</w:t>
+          <w:t>25</w:t>
         </w:r>
         <w:r>
           <w:rPr>
@@ -1504,7 +1560,7 @@
           <w14:ligatures w14:val="standardContextual"/>
         </w:rPr>
       </w:pPr>
-      <w:hyperlink w:anchor="_Toc231251536" w:history="1">
+      <w:hyperlink w:anchor="_Toc231323687" w:history="1">
         <w:r>
           <w:rPr>
             <w:rStyle w:val="Hyperlink"/>
@@ -1533,7 +1589,7 @@
             <w:noProof/>
             <w:webHidden/>
           </w:rPr>
-          <w:instrText xml:space="preserve"> PAGEREF _Toc231251536 \h </w:instrText>
+          <w:instrText xml:space="preserve"> PAGEREF _Toc231323687 \h </w:instrText>
         </w:r>
         <w:r>
           <w:rPr>
@@ -1553,7 +1609,7 @@
             <w:noProof/>
             <w:webHidden/>
           </w:rPr>
-          <w:t>54</w:t>
+          <w:t>26</w:t>
         </w:r>
         <w:r>
           <w:rPr>
@@ -1579,7 +1635,7 @@
           <w14:ligatures w14:val="standardContextual"/>
         </w:rPr>
       </w:pPr>
-      <w:hyperlink w:anchor="_Toc231251537" w:history="1">
+      <w:hyperlink w:anchor="_Toc231323688" w:history="1">
         <w:r>
           <w:rPr>
             <w:rStyle w:val="Hyperlink"/>
@@ -1587,7 +1643,7 @@
             <w:bCs/>
             <w:noProof/>
           </w:rPr>
-          <w:t>Figura 5 - Roadmap de desenvolvimento de ativodades do SafeID</w:t>
+          <w:t>Figura 5 - Roadmap de desenvolvimento de atividades do SafeID</w:t>
         </w:r>
         <w:r>
           <w:rPr>
@@ -1608,7 +1664,7 @@
             <w:noProof/>
             <w:webHidden/>
           </w:rPr>
-          <w:instrText xml:space="preserve"> PAGEREF _Toc231251537 \h </w:instrText>
+          <w:instrText xml:space="preserve"> PAGEREF _Toc231323688 \h </w:instrText>
         </w:r>
         <w:r>
           <w:rPr>
@@ -1628,7 +1684,7 @@
             <w:noProof/>
             <w:webHidden/>
           </w:rPr>
-          <w:t>59</w:t>
+          <w:t>31</w:t>
         </w:r>
         <w:r>
           <w:rPr>
@@ -1703,7 +1759,7 @@
       <w:r>
         <w:fldChar w:fldCharType="separate"/>
       </w:r>
-      <w:hyperlink w:anchor="_Toc231251542" w:history="1">
+      <w:hyperlink w:anchor="_Toc231323693" w:history="1">
         <w:r>
           <w:rPr>
             <w:rStyle w:val="Hyperlink"/>
@@ -1732,7 +1788,7 @@
             <w:noProof/>
             <w:webHidden/>
           </w:rPr>
-          <w:instrText xml:space="preserve"> PAGEREF _Toc231251542 \h </w:instrText>
+          <w:instrText xml:space="preserve"> PAGEREF _Toc231323693 \h </w:instrText>
         </w:r>
         <w:r>
           <w:rPr>
@@ -1778,7 +1834,7 @@
           <w14:ligatures w14:val="standardContextual"/>
         </w:rPr>
       </w:pPr>
-      <w:hyperlink w:anchor="_Toc231251543" w:history="1">
+      <w:hyperlink w:anchor="_Toc231323694" w:history="1">
         <w:r>
           <w:rPr>
             <w:rStyle w:val="Hyperlink"/>
@@ -1807,7 +1863,7 @@
             <w:noProof/>
             <w:webHidden/>
           </w:rPr>
-          <w:instrText xml:space="preserve"> PAGEREF _Toc231251543 \h </w:instrText>
+          <w:instrText xml:space="preserve"> PAGEREF _Toc231323694 \h </w:instrText>
         </w:r>
         <w:r>
           <w:rPr>
@@ -1853,7 +1909,7 @@
           <w14:ligatures w14:val="standardContextual"/>
         </w:rPr>
       </w:pPr>
-      <w:hyperlink w:anchor="_Toc231251544" w:history="1">
+      <w:hyperlink w:anchor="_Toc231323695" w:history="1">
         <w:r>
           <w:rPr>
             <w:rStyle w:val="Hyperlink"/>
@@ -1882,7 +1938,7 @@
             <w:noProof/>
             <w:webHidden/>
           </w:rPr>
-          <w:instrText xml:space="preserve"> PAGEREF _Toc231251544 \h </w:instrText>
+          <w:instrText xml:space="preserve"> PAGEREF _Toc231323695 \h </w:instrText>
         </w:r>
         <w:r>
           <w:rPr>
@@ -1928,7 +1984,7 @@
           <w14:ligatures w14:val="standardContextual"/>
         </w:rPr>
       </w:pPr>
-      <w:hyperlink w:anchor="_Toc231251545" w:history="1">
+      <w:hyperlink w:anchor="_Toc231323696" w:history="1">
         <w:r>
           <w:rPr>
             <w:rStyle w:val="Hyperlink"/>
@@ -1957,7 +2013,7 @@
             <w:noProof/>
             <w:webHidden/>
           </w:rPr>
-          <w:instrText xml:space="preserve"> PAGEREF _Toc231251545 \h </w:instrText>
+          <w:instrText xml:space="preserve"> PAGEREF _Toc231323696 \h </w:instrText>
         </w:r>
         <w:r>
           <w:rPr>
@@ -2003,7 +2059,7 @@
           <w14:ligatures w14:val="standardContextual"/>
         </w:rPr>
       </w:pPr>
-      <w:hyperlink w:anchor="_Toc231251546" w:history="1">
+      <w:hyperlink w:anchor="_Toc231323697" w:history="1">
         <w:r>
           <w:rPr>
             <w:rStyle w:val="Hyperlink"/>
@@ -2032,7 +2088,7 @@
             <w:noProof/>
             <w:webHidden/>
           </w:rPr>
-          <w:instrText xml:space="preserve"> PAGEREF _Toc231251546 \h </w:instrText>
+          <w:instrText xml:space="preserve"> PAGEREF _Toc231323697 \h </w:instrText>
         </w:r>
         <w:r>
           <w:rPr>
@@ -2078,7 +2134,7 @@
           <w14:ligatures w14:val="standardContextual"/>
         </w:rPr>
       </w:pPr>
-      <w:hyperlink w:anchor="_Toc231251547" w:history="1">
+      <w:hyperlink w:anchor="_Toc231323698" w:history="1">
         <w:r>
           <w:rPr>
             <w:rStyle w:val="Hyperlink"/>
@@ -2107,7 +2163,7 @@
             <w:noProof/>
             <w:webHidden/>
           </w:rPr>
-          <w:instrText xml:space="preserve"> PAGEREF _Toc231251547 \h </w:instrText>
+          <w:instrText xml:space="preserve"> PAGEREF _Toc231323698 \h </w:instrText>
         </w:r>
         <w:r>
           <w:rPr>
@@ -2127,7 +2183,7 @@
             <w:noProof/>
             <w:webHidden/>
           </w:rPr>
-          <w:t>55</w:t>
+          <w:t>27</w:t>
         </w:r>
         <w:r>
           <w:rPr>
@@ -2153,7 +2209,7 @@
           <w14:ligatures w14:val="standardContextual"/>
         </w:rPr>
       </w:pPr>
-      <w:hyperlink w:anchor="_Toc231251548" w:history="1">
+      <w:hyperlink w:anchor="_Toc231323699" w:history="1">
         <w:r>
           <w:rPr>
             <w:rStyle w:val="Hyperlink"/>
@@ -2182,7 +2238,7 @@
             <w:noProof/>
             <w:webHidden/>
           </w:rPr>
-          <w:instrText xml:space="preserve"> PAGEREF _Toc231251548 \h </w:instrText>
+          <w:instrText xml:space="preserve"> PAGEREF _Toc231323699 \h </w:instrText>
         </w:r>
         <w:r>
           <w:rPr>
@@ -2202,7 +2258,7 @@
             <w:noProof/>
             <w:webHidden/>
           </w:rPr>
-          <w:t>58</w:t>
+          <w:t>30</w:t>
         </w:r>
         <w:r>
           <w:rPr>
@@ -2228,7 +2284,7 @@
           <w14:ligatures w14:val="standardContextual"/>
         </w:rPr>
       </w:pPr>
-      <w:hyperlink w:anchor="_Toc231251549" w:history="1">
+      <w:hyperlink w:anchor="_Toc231323700" w:history="1">
         <w:r>
           <w:rPr>
             <w:rStyle w:val="Hyperlink"/>
@@ -2257,7 +2313,7 @@
             <w:noProof/>
             <w:webHidden/>
           </w:rPr>
-          <w:instrText xml:space="preserve"> PAGEREF _Toc231251549 \h </w:instrText>
+          <w:instrText xml:space="preserve"> PAGEREF _Toc231323700 \h </w:instrText>
         </w:r>
         <w:r>
           <w:rPr>
@@ -2277,7 +2333,7 @@
             <w:noProof/>
             <w:webHidden/>
           </w:rPr>
-          <w:t>60</w:t>
+          <w:t>32</w:t>
         </w:r>
         <w:r>
           <w:rPr>
@@ -2312,8 +2368,16 @@
     <w:p>
       <w:pPr>
         <w:jc w:val="center"/>
-      </w:pPr>
-      <w:r>
+        <w:rPr>
+          <w:b/>
+          <w:bCs/>
+        </w:rPr>
+      </w:pPr>
+      <w:r>
+        <w:rPr>
+          <w:b/>
+          <w:bCs/>
+        </w:rPr>
         <w:lastRenderedPageBreak/>
         <w:t xml:space="preserve">ÍNDICE DE ABREVIAÇÕES E SIGLAS </w:t>
       </w:r>
@@ -4004,7 +4068,7 @@
             </w:rPr>
             <w:fldChar w:fldCharType="separate"/>
           </w:r>
-          <w:hyperlink w:anchor="_Toc231251553" w:history="1">
+          <w:hyperlink w:anchor="_Toc231323704" w:history="1">
             <w:r>
               <w:rPr>
                 <w:rStyle w:val="Hyperlink"/>
@@ -4031,7 +4095,7 @@
                 <w:noProof/>
                 <w:webHidden/>
               </w:rPr>
-              <w:instrText xml:space="preserve"> PAGEREF _Toc231251553 \h </w:instrText>
+              <w:instrText xml:space="preserve"> PAGEREF _Toc231323704 \h </w:instrText>
             </w:r>
             <w:r>
               <w:rPr>
@@ -4078,7 +4142,7 @@
               <w14:ligatures w14:val="standardContextual"/>
             </w:rPr>
           </w:pPr>
-          <w:hyperlink w:anchor="_Toc231251554" w:history="1">
+          <w:hyperlink w:anchor="_Toc231323705" w:history="1">
             <w:r>
               <w:rPr>
                 <w:rStyle w:val="Hyperlink"/>
@@ -4105,7 +4169,7 @@
                 <w:noProof/>
                 <w:webHidden/>
               </w:rPr>
-              <w:instrText xml:space="preserve"> PAGEREF _Toc231251554 \h </w:instrText>
+              <w:instrText xml:space="preserve"> PAGEREF _Toc231323705 \h </w:instrText>
             </w:r>
             <w:r>
               <w:rPr>
@@ -4152,7 +4216,7 @@
               <w14:ligatures w14:val="standardContextual"/>
             </w:rPr>
           </w:pPr>
-          <w:hyperlink w:anchor="_Toc231251555" w:history="1">
+          <w:hyperlink w:anchor="_Toc231323706" w:history="1">
             <w:r>
               <w:rPr>
                 <w:rStyle w:val="Hyperlink"/>
@@ -4179,7 +4243,7 @@
                 <w:noProof/>
                 <w:webHidden/>
               </w:rPr>
-              <w:instrText xml:space="preserve"> PAGEREF _Toc231251555 \h </w:instrText>
+              <w:instrText xml:space="preserve"> PAGEREF _Toc231323706 \h </w:instrText>
             </w:r>
             <w:r>
               <w:rPr>
@@ -4226,7 +4290,7 @@
               <w14:ligatures w14:val="standardContextual"/>
             </w:rPr>
           </w:pPr>
-          <w:hyperlink w:anchor="_Toc231251556" w:history="1">
+          <w:hyperlink w:anchor="_Toc231323707" w:history="1">
             <w:r>
               <w:rPr>
                 <w:rStyle w:val="Hyperlink"/>
@@ -4253,7 +4317,7 @@
                 <w:noProof/>
                 <w:webHidden/>
               </w:rPr>
-              <w:instrText xml:space="preserve"> PAGEREF _Toc231251556 \h </w:instrText>
+              <w:instrText xml:space="preserve"> PAGEREF _Toc231323707 \h </w:instrText>
             </w:r>
             <w:r>
               <w:rPr>
@@ -4300,7 +4364,7 @@
               <w14:ligatures w14:val="standardContextual"/>
             </w:rPr>
           </w:pPr>
-          <w:hyperlink w:anchor="_Toc231251557" w:history="1">
+          <w:hyperlink w:anchor="_Toc231323708" w:history="1">
             <w:r>
               <w:rPr>
                 <w:rStyle w:val="Hyperlink"/>
@@ -4327,7 +4391,7 @@
                 <w:noProof/>
                 <w:webHidden/>
               </w:rPr>
-              <w:instrText xml:space="preserve"> PAGEREF _Toc231251557 \h </w:instrText>
+              <w:instrText xml:space="preserve"> PAGEREF _Toc231323708 \h </w:instrText>
             </w:r>
             <w:r>
               <w:rPr>
@@ -4374,7 +4438,7 @@
               <w14:ligatures w14:val="standardContextual"/>
             </w:rPr>
           </w:pPr>
-          <w:hyperlink w:anchor="_Toc231251558" w:history="1">
+          <w:hyperlink w:anchor="_Toc231323709" w:history="1">
             <w:r>
               <w:rPr>
                 <w:rStyle w:val="Hyperlink"/>
@@ -4401,7 +4465,7 @@
                 <w:noProof/>
                 <w:webHidden/>
               </w:rPr>
-              <w:instrText xml:space="preserve"> PAGEREF _Toc231251558 \h </w:instrText>
+              <w:instrText xml:space="preserve"> PAGEREF _Toc231323709 \h </w:instrText>
             </w:r>
             <w:r>
               <w:rPr>
@@ -4448,7 +4512,7 @@
               <w14:ligatures w14:val="standardContextual"/>
             </w:rPr>
           </w:pPr>
-          <w:hyperlink w:anchor="_Toc231251559" w:history="1">
+          <w:hyperlink w:anchor="_Toc231323710" w:history="1">
             <w:r>
               <w:rPr>
                 <w:rStyle w:val="Hyperlink"/>
@@ -4475,7 +4539,7 @@
                 <w:noProof/>
                 <w:webHidden/>
               </w:rPr>
-              <w:instrText xml:space="preserve"> PAGEREF _Toc231251559 \h </w:instrText>
+              <w:instrText xml:space="preserve"> PAGEREF _Toc231323710 \h </w:instrText>
             </w:r>
             <w:r>
               <w:rPr>
@@ -4522,7 +4586,7 @@
               <w14:ligatures w14:val="standardContextual"/>
             </w:rPr>
           </w:pPr>
-          <w:hyperlink w:anchor="_Toc231251560" w:history="1">
+          <w:hyperlink w:anchor="_Toc231323711" w:history="1">
             <w:r>
               <w:rPr>
                 <w:rStyle w:val="Hyperlink"/>
@@ -4549,7 +4613,7 @@
                 <w:noProof/>
                 <w:webHidden/>
               </w:rPr>
-              <w:instrText xml:space="preserve"> PAGEREF _Toc231251560 \h </w:instrText>
+              <w:instrText xml:space="preserve"> PAGEREF _Toc231323711 \h </w:instrText>
             </w:r>
             <w:r>
               <w:rPr>
@@ -4596,7 +4660,7 @@
               <w14:ligatures w14:val="standardContextual"/>
             </w:rPr>
           </w:pPr>
-          <w:hyperlink w:anchor="_Toc231251561" w:history="1">
+          <w:hyperlink w:anchor="_Toc231323712" w:history="1">
             <w:r>
               <w:rPr>
                 <w:rStyle w:val="Hyperlink"/>
@@ -4623,7 +4687,7 @@
                 <w:noProof/>
                 <w:webHidden/>
               </w:rPr>
-              <w:instrText xml:space="preserve"> PAGEREF _Toc231251561 \h </w:instrText>
+              <w:instrText xml:space="preserve"> PAGEREF _Toc231323712 \h </w:instrText>
             </w:r>
             <w:r>
               <w:rPr>
@@ -4670,7 +4734,7 @@
               <w14:ligatures w14:val="standardContextual"/>
             </w:rPr>
           </w:pPr>
-          <w:hyperlink w:anchor="_Toc231251562" w:history="1">
+          <w:hyperlink w:anchor="_Toc231323713" w:history="1">
             <w:r>
               <w:rPr>
                 <w:rStyle w:val="Hyperlink"/>
@@ -4698,7 +4762,7 @@
                 <w:noProof/>
                 <w:webHidden/>
               </w:rPr>
-              <w:instrText xml:space="preserve"> PAGEREF _Toc231251562 \h </w:instrText>
+              <w:instrText xml:space="preserve"> PAGEREF _Toc231323713 \h </w:instrText>
             </w:r>
             <w:r>
               <w:rPr>
@@ -4745,7 +4809,7 @@
               <w14:ligatures w14:val="standardContextual"/>
             </w:rPr>
           </w:pPr>
-          <w:hyperlink w:anchor="_Toc231251563" w:history="1">
+          <w:hyperlink w:anchor="_Toc231323714" w:history="1">
             <w:r>
               <w:rPr>
                 <w:rStyle w:val="Hyperlink"/>
@@ -4772,7 +4836,7 @@
                 <w:noProof/>
                 <w:webHidden/>
               </w:rPr>
-              <w:instrText xml:space="preserve"> PAGEREF _Toc231251563 \h </w:instrText>
+              <w:instrText xml:space="preserve"> PAGEREF _Toc231323714 \h </w:instrText>
             </w:r>
             <w:r>
               <w:rPr>
@@ -4819,7 +4883,7 @@
               <w14:ligatures w14:val="standardContextual"/>
             </w:rPr>
           </w:pPr>
-          <w:hyperlink w:anchor="_Toc231251564" w:history="1">
+          <w:hyperlink w:anchor="_Toc231323715" w:history="1">
             <w:r>
               <w:rPr>
                 <w:rStyle w:val="Hyperlink"/>
@@ -4846,7 +4910,7 @@
                 <w:noProof/>
                 <w:webHidden/>
               </w:rPr>
-              <w:instrText xml:space="preserve"> PAGEREF _Toc231251564 \h </w:instrText>
+              <w:instrText xml:space="preserve"> PAGEREF _Toc231323715 \h </w:instrText>
             </w:r>
             <w:r>
               <w:rPr>
@@ -4893,7 +4957,7 @@
               <w14:ligatures w14:val="standardContextual"/>
             </w:rPr>
           </w:pPr>
-          <w:hyperlink w:anchor="_Toc231251565" w:history="1">
+          <w:hyperlink w:anchor="_Toc231323716" w:history="1">
             <w:r>
               <w:rPr>
                 <w:rStyle w:val="Hyperlink"/>
@@ -4920,7 +4984,7 @@
                 <w:noProof/>
                 <w:webHidden/>
               </w:rPr>
-              <w:instrText xml:space="preserve"> PAGEREF _Toc231251565 \h </w:instrText>
+              <w:instrText xml:space="preserve"> PAGEREF _Toc231323716 \h </w:instrText>
             </w:r>
             <w:r>
               <w:rPr>
@@ -4967,7 +5031,7 @@
               <w14:ligatures w14:val="standardContextual"/>
             </w:rPr>
           </w:pPr>
-          <w:hyperlink w:anchor="_Toc231251566" w:history="1">
+          <w:hyperlink w:anchor="_Toc231323717" w:history="1">
             <w:r>
               <w:rPr>
                 <w:rStyle w:val="Hyperlink"/>
@@ -4994,7 +5058,7 @@
                 <w:noProof/>
                 <w:webHidden/>
               </w:rPr>
-              <w:instrText xml:space="preserve"> PAGEREF _Toc231251566 \h </w:instrText>
+              <w:instrText xml:space="preserve"> PAGEREF _Toc231323717 \h </w:instrText>
             </w:r>
             <w:r>
               <w:rPr>
@@ -5037,7 +5101,7 @@
               <w14:ligatures w14:val="standardContextual"/>
             </w:rPr>
           </w:pPr>
-          <w:hyperlink w:anchor="_Toc231251567" w:history="1">
+          <w:hyperlink w:anchor="_Toc231323718" w:history="1">
             <w:r>
               <w:rPr>
                 <w:rStyle w:val="Hyperlink"/>
@@ -5064,7 +5128,7 @@
                 <w:noProof/>
                 <w:webHidden/>
               </w:rPr>
-              <w:instrText xml:space="preserve"> PAGEREF _Toc231251567 \h </w:instrText>
+              <w:instrText xml:space="preserve"> PAGEREF _Toc231323718 \h </w:instrText>
             </w:r>
             <w:r>
               <w:rPr>
@@ -5111,7 +5175,7 @@
               <w14:ligatures w14:val="standardContextual"/>
             </w:rPr>
           </w:pPr>
-          <w:hyperlink w:anchor="_Toc231251568" w:history="1">
+          <w:hyperlink w:anchor="_Toc231323719" w:history="1">
             <w:r>
               <w:rPr>
                 <w:rStyle w:val="Hyperlink"/>
@@ -5138,7 +5202,7 @@
                 <w:noProof/>
                 <w:webHidden/>
               </w:rPr>
-              <w:instrText xml:space="preserve"> PAGEREF _Toc231251568 \h </w:instrText>
+              <w:instrText xml:space="preserve"> PAGEREF _Toc231323719 \h </w:instrText>
             </w:r>
             <w:r>
               <w:rPr>
@@ -5185,7 +5249,7 @@
               <w14:ligatures w14:val="standardContextual"/>
             </w:rPr>
           </w:pPr>
-          <w:hyperlink w:anchor="_Toc231251569" w:history="1">
+          <w:hyperlink w:anchor="_Toc231323720" w:history="1">
             <w:r>
               <w:rPr>
                 <w:rStyle w:val="Hyperlink"/>
@@ -5212,7 +5276,7 @@
                 <w:noProof/>
                 <w:webHidden/>
               </w:rPr>
-              <w:instrText xml:space="preserve"> PAGEREF _Toc231251569 \h </w:instrText>
+              <w:instrText xml:space="preserve"> PAGEREF _Toc231323720 \h </w:instrText>
             </w:r>
             <w:r>
               <w:rPr>
@@ -5259,7 +5323,7 @@
               <w14:ligatures w14:val="standardContextual"/>
             </w:rPr>
           </w:pPr>
-          <w:hyperlink w:anchor="_Toc231251570" w:history="1">
+          <w:hyperlink w:anchor="_Toc231323721" w:history="1">
             <w:r>
               <w:rPr>
                 <w:rStyle w:val="Hyperlink"/>
@@ -5286,7 +5350,7 @@
                 <w:noProof/>
                 <w:webHidden/>
               </w:rPr>
-              <w:instrText xml:space="preserve"> PAGEREF _Toc231251570 \h </w:instrText>
+              <w:instrText xml:space="preserve"> PAGEREF _Toc231323721 \h </w:instrText>
             </w:r>
             <w:r>
               <w:rPr>
@@ -5329,7 +5393,7 @@
               <w14:ligatures w14:val="standardContextual"/>
             </w:rPr>
           </w:pPr>
-          <w:hyperlink w:anchor="_Toc231251571" w:history="1">
+          <w:hyperlink w:anchor="_Toc231323722" w:history="1">
             <w:r>
               <w:rPr>
                 <w:rStyle w:val="Hyperlink"/>
@@ -5356,7 +5420,7 @@
                 <w:noProof/>
                 <w:webHidden/>
               </w:rPr>
-              <w:instrText xml:space="preserve"> PAGEREF _Toc231251571 \h </w:instrText>
+              <w:instrText xml:space="preserve"> PAGEREF _Toc231323722 \h </w:instrText>
             </w:r>
             <w:r>
               <w:rPr>
@@ -5403,7 +5467,7 @@
               <w14:ligatures w14:val="standardContextual"/>
             </w:rPr>
           </w:pPr>
-          <w:hyperlink w:anchor="_Toc231251572" w:history="1">
+          <w:hyperlink w:anchor="_Toc231323723" w:history="1">
             <w:r>
               <w:rPr>
                 <w:rStyle w:val="Hyperlink"/>
@@ -5430,7 +5494,7 @@
                 <w:noProof/>
                 <w:webHidden/>
               </w:rPr>
-              <w:instrText xml:space="preserve"> PAGEREF _Toc231251572 \h </w:instrText>
+              <w:instrText xml:space="preserve"> PAGEREF _Toc231323723 \h </w:instrText>
             </w:r>
             <w:r>
               <w:rPr>
@@ -5477,7 +5541,7 @@
               <w14:ligatures w14:val="standardContextual"/>
             </w:rPr>
           </w:pPr>
-          <w:hyperlink w:anchor="_Toc231251573" w:history="1">
+          <w:hyperlink w:anchor="_Toc231323724" w:history="1">
             <w:r>
               <w:rPr>
                 <w:rStyle w:val="Hyperlink"/>
@@ -5504,7 +5568,7 @@
                 <w:noProof/>
                 <w:webHidden/>
               </w:rPr>
-              <w:instrText xml:space="preserve"> PAGEREF _Toc231251573 \h </w:instrText>
+              <w:instrText xml:space="preserve"> PAGEREF _Toc231323724 \h </w:instrText>
             </w:r>
             <w:r>
               <w:rPr>
@@ -5551,7 +5615,7 @@
               <w14:ligatures w14:val="standardContextual"/>
             </w:rPr>
           </w:pPr>
-          <w:hyperlink w:anchor="_Toc231251574" w:history="1">
+          <w:hyperlink w:anchor="_Toc231323725" w:history="1">
             <w:r>
               <w:rPr>
                 <w:rStyle w:val="Hyperlink"/>
@@ -5578,7 +5642,7 @@
                 <w:noProof/>
                 <w:webHidden/>
               </w:rPr>
-              <w:instrText xml:space="preserve"> PAGEREF _Toc231251574 \h </w:instrText>
+              <w:instrText xml:space="preserve"> PAGEREF _Toc231323725 \h </w:instrText>
             </w:r>
             <w:r>
               <w:rPr>
@@ -5625,7 +5689,7 @@
               <w14:ligatures w14:val="standardContextual"/>
             </w:rPr>
           </w:pPr>
-          <w:hyperlink w:anchor="_Toc231251575" w:history="1">
+          <w:hyperlink w:anchor="_Toc231323726" w:history="1">
             <w:r>
               <w:rPr>
                 <w:rStyle w:val="Hyperlink"/>
@@ -5652,7 +5716,7 @@
                 <w:noProof/>
                 <w:webHidden/>
               </w:rPr>
-              <w:instrText xml:space="preserve"> PAGEREF _Toc231251575 \h </w:instrText>
+              <w:instrText xml:space="preserve"> PAGEREF _Toc231323726 \h </w:instrText>
             </w:r>
             <w:r>
               <w:rPr>
@@ -5699,7 +5763,7 @@
               <w14:ligatures w14:val="standardContextual"/>
             </w:rPr>
           </w:pPr>
-          <w:hyperlink w:anchor="_Toc231251576" w:history="1">
+          <w:hyperlink w:anchor="_Toc231323727" w:history="1">
             <w:r>
               <w:rPr>
                 <w:rStyle w:val="Hyperlink"/>
@@ -5726,7 +5790,7 @@
                 <w:noProof/>
                 <w:webHidden/>
               </w:rPr>
-              <w:instrText xml:space="preserve"> PAGEREF _Toc231251576 \h </w:instrText>
+              <w:instrText xml:space="preserve"> PAGEREF _Toc231323727 \h </w:instrText>
             </w:r>
             <w:r>
               <w:rPr>
@@ -5773,7 +5837,7 @@
               <w14:ligatures w14:val="standardContextual"/>
             </w:rPr>
           </w:pPr>
-          <w:hyperlink w:anchor="_Toc231251577" w:history="1">
+          <w:hyperlink w:anchor="_Toc231323728" w:history="1">
             <w:r>
               <w:rPr>
                 <w:rStyle w:val="Hyperlink"/>
@@ -5800,7 +5864,7 @@
                 <w:noProof/>
                 <w:webHidden/>
               </w:rPr>
-              <w:instrText xml:space="preserve"> PAGEREF _Toc231251577 \h </w:instrText>
+              <w:instrText xml:space="preserve"> PAGEREF _Toc231323728 \h </w:instrText>
             </w:r>
             <w:r>
               <w:rPr>
@@ -5847,7 +5911,7 @@
               <w14:ligatures w14:val="standardContextual"/>
             </w:rPr>
           </w:pPr>
-          <w:hyperlink w:anchor="_Toc231251578" w:history="1">
+          <w:hyperlink w:anchor="_Toc231323729" w:history="1">
             <w:r>
               <w:rPr>
                 <w:rStyle w:val="Hyperlink"/>
@@ -5874,7 +5938,7 @@
                 <w:noProof/>
                 <w:webHidden/>
               </w:rPr>
-              <w:instrText xml:space="preserve"> PAGEREF _Toc231251578 \h </w:instrText>
+              <w:instrText xml:space="preserve"> PAGEREF _Toc231323729 \h </w:instrText>
             </w:r>
             <w:r>
               <w:rPr>
@@ -5921,7 +5985,7 @@
               <w14:ligatures w14:val="standardContextual"/>
             </w:rPr>
           </w:pPr>
-          <w:hyperlink w:anchor="_Toc231251579" w:history="1">
+          <w:hyperlink w:anchor="_Toc231323730" w:history="1">
             <w:r>
               <w:rPr>
                 <w:rStyle w:val="Hyperlink"/>
@@ -5949,7 +6013,7 @@
                 <w:noProof/>
                 <w:webHidden/>
               </w:rPr>
-              <w:instrText xml:space="preserve"> PAGEREF _Toc231251579 \h </w:instrText>
+              <w:instrText xml:space="preserve"> PAGEREF _Toc231323730 \h </w:instrText>
             </w:r>
             <w:r>
               <w:rPr>
@@ -5996,7 +6060,7 @@
               <w14:ligatures w14:val="standardContextual"/>
             </w:rPr>
           </w:pPr>
-          <w:hyperlink w:anchor="_Toc231251580" w:history="1">
+          <w:hyperlink w:anchor="_Toc231323731" w:history="1">
             <w:r>
               <w:rPr>
                 <w:rStyle w:val="Hyperlink"/>
@@ -6023,7 +6087,7 @@
                 <w:noProof/>
                 <w:webHidden/>
               </w:rPr>
-              <w:instrText xml:space="preserve"> PAGEREF _Toc231251580 \h </w:instrText>
+              <w:instrText xml:space="preserve"> PAGEREF _Toc231323731 \h </w:instrText>
             </w:r>
             <w:r>
               <w:rPr>
@@ -6070,7 +6134,7 @@
               <w14:ligatures w14:val="standardContextual"/>
             </w:rPr>
           </w:pPr>
-          <w:hyperlink w:anchor="_Toc231251581" w:history="1">
+          <w:hyperlink w:anchor="_Toc231323732" w:history="1">
             <w:r>
               <w:rPr>
                 <w:rStyle w:val="Hyperlink"/>
@@ -6097,7 +6161,7 @@
                 <w:noProof/>
                 <w:webHidden/>
               </w:rPr>
-              <w:instrText xml:space="preserve"> PAGEREF _Toc231251581 \h </w:instrText>
+              <w:instrText xml:space="preserve"> PAGEREF _Toc231323732 \h </w:instrText>
             </w:r>
             <w:r>
               <w:rPr>
@@ -6140,7 +6204,7 @@
               <w14:ligatures w14:val="standardContextual"/>
             </w:rPr>
           </w:pPr>
-          <w:hyperlink w:anchor="_Toc231251582" w:history="1">
+          <w:hyperlink w:anchor="_Toc231323733" w:history="1">
             <w:r>
               <w:rPr>
                 <w:rStyle w:val="Hyperlink"/>
@@ -6167,7 +6231,7 @@
                 <w:noProof/>
                 <w:webHidden/>
               </w:rPr>
-              <w:instrText xml:space="preserve"> PAGEREF _Toc231251582 \h </w:instrText>
+              <w:instrText xml:space="preserve"> PAGEREF _Toc231323733 \h </w:instrText>
             </w:r>
             <w:r>
               <w:rPr>
@@ -6214,7 +6278,7 @@
               <w14:ligatures w14:val="standardContextual"/>
             </w:rPr>
           </w:pPr>
-          <w:hyperlink w:anchor="_Toc231251583" w:history="1">
+          <w:hyperlink w:anchor="_Toc231323734" w:history="1">
             <w:r>
               <w:rPr>
                 <w:rStyle w:val="Hyperlink"/>
@@ -6241,7 +6305,7 @@
                 <w:noProof/>
                 <w:webHidden/>
               </w:rPr>
-              <w:instrText xml:space="preserve"> PAGEREF _Toc231251583 \h </w:instrText>
+              <w:instrText xml:space="preserve"> PAGEREF _Toc231323734 \h </w:instrText>
             </w:r>
             <w:r>
               <w:rPr>
@@ -6288,7 +6352,7 @@
               <w14:ligatures w14:val="standardContextual"/>
             </w:rPr>
           </w:pPr>
-          <w:hyperlink w:anchor="_Toc231251584" w:history="1">
+          <w:hyperlink w:anchor="_Toc231323735" w:history="1">
             <w:r>
               <w:rPr>
                 <w:rStyle w:val="Hyperlink"/>
@@ -6315,7 +6379,7 @@
                 <w:noProof/>
                 <w:webHidden/>
               </w:rPr>
-              <w:instrText xml:space="preserve"> PAGEREF _Toc231251584 \h </w:instrText>
+              <w:instrText xml:space="preserve"> PAGEREF _Toc231323735 \h </w:instrText>
             </w:r>
             <w:r>
               <w:rPr>
@@ -6362,7 +6426,7 @@
               <w14:ligatures w14:val="standardContextual"/>
             </w:rPr>
           </w:pPr>
-          <w:hyperlink w:anchor="_Toc231251585" w:history="1">
+          <w:hyperlink w:anchor="_Toc231323736" w:history="1">
             <w:r>
               <w:rPr>
                 <w:rStyle w:val="Hyperlink"/>
@@ -6389,7 +6453,7 @@
                 <w:noProof/>
                 <w:webHidden/>
               </w:rPr>
-              <w:instrText xml:space="preserve"> PAGEREF _Toc231251585 \h </w:instrText>
+              <w:instrText xml:space="preserve"> PAGEREF _Toc231323736 \h </w:instrText>
             </w:r>
             <w:r>
               <w:rPr>
@@ -6436,7 +6500,7 @@
               <w14:ligatures w14:val="standardContextual"/>
             </w:rPr>
           </w:pPr>
-          <w:hyperlink w:anchor="_Toc231251586" w:history="1">
+          <w:hyperlink w:anchor="_Toc231323737" w:history="1">
             <w:r>
               <w:rPr>
                 <w:rStyle w:val="Hyperlink"/>
@@ -6463,7 +6527,7 @@
                 <w:noProof/>
                 <w:webHidden/>
               </w:rPr>
-              <w:instrText xml:space="preserve"> PAGEREF _Toc231251586 \h </w:instrText>
+              <w:instrText xml:space="preserve"> PAGEREF _Toc231323737 \h </w:instrText>
             </w:r>
             <w:r>
               <w:rPr>
@@ -6510,7 +6574,7 @@
               <w14:ligatures w14:val="standardContextual"/>
             </w:rPr>
           </w:pPr>
-          <w:hyperlink w:anchor="_Toc231251587" w:history="1">
+          <w:hyperlink w:anchor="_Toc231323738" w:history="1">
             <w:r>
               <w:rPr>
                 <w:rStyle w:val="Hyperlink"/>
@@ -6537,7 +6601,7 @@
                 <w:noProof/>
                 <w:webHidden/>
               </w:rPr>
-              <w:instrText xml:space="preserve"> PAGEREF _Toc231251587 \h </w:instrText>
+              <w:instrText xml:space="preserve"> PAGEREF _Toc231323738 \h </w:instrText>
             </w:r>
             <w:r>
               <w:rPr>
@@ -6584,7 +6648,7 @@
               <w14:ligatures w14:val="standardContextual"/>
             </w:rPr>
           </w:pPr>
-          <w:hyperlink w:anchor="_Toc231251588" w:history="1">
+          <w:hyperlink w:anchor="_Toc231323739" w:history="1">
             <w:r>
               <w:rPr>
                 <w:rStyle w:val="Hyperlink"/>
@@ -6611,7 +6675,7 @@
                 <w:noProof/>
                 <w:webHidden/>
               </w:rPr>
-              <w:instrText xml:space="preserve"> PAGEREF _Toc231251588 \h </w:instrText>
+              <w:instrText xml:space="preserve"> PAGEREF _Toc231323739 \h </w:instrText>
             </w:r>
             <w:r>
               <w:rPr>
@@ -6658,7 +6722,7 @@
               <w14:ligatures w14:val="standardContextual"/>
             </w:rPr>
           </w:pPr>
-          <w:hyperlink w:anchor="_Toc231251589" w:history="1">
+          <w:hyperlink w:anchor="_Toc231323740" w:history="1">
             <w:r>
               <w:rPr>
                 <w:rStyle w:val="Hyperlink"/>
@@ -6685,7 +6749,7 @@
                 <w:noProof/>
                 <w:webHidden/>
               </w:rPr>
-              <w:instrText xml:space="preserve"> PAGEREF _Toc231251589 \h </w:instrText>
+              <w:instrText xml:space="preserve"> PAGEREF _Toc231323740 \h </w:instrText>
             </w:r>
             <w:r>
               <w:rPr>
@@ -6732,7 +6796,7 @@
               <w14:ligatures w14:val="standardContextual"/>
             </w:rPr>
           </w:pPr>
-          <w:hyperlink w:anchor="_Toc231251590" w:history="1">
+          <w:hyperlink w:anchor="_Toc231323741" w:history="1">
             <w:r>
               <w:rPr>
                 <w:rStyle w:val="Hyperlink"/>
@@ -6759,7 +6823,7 @@
                 <w:noProof/>
                 <w:webHidden/>
               </w:rPr>
-              <w:instrText xml:space="preserve"> PAGEREF _Toc231251590 \h </w:instrText>
+              <w:instrText xml:space="preserve"> PAGEREF _Toc231323741 \h </w:instrText>
             </w:r>
             <w:r>
               <w:rPr>
@@ -6806,7 +6870,7 @@
               <w14:ligatures w14:val="standardContextual"/>
             </w:rPr>
           </w:pPr>
-          <w:hyperlink w:anchor="_Toc231251591" w:history="1">
+          <w:hyperlink w:anchor="_Toc231323742" w:history="1">
             <w:r>
               <w:rPr>
                 <w:rStyle w:val="Hyperlink"/>
@@ -6833,7 +6897,7 @@
                 <w:noProof/>
                 <w:webHidden/>
               </w:rPr>
-              <w:instrText xml:space="preserve"> PAGEREF _Toc231251591 \h </w:instrText>
+              <w:instrText xml:space="preserve"> PAGEREF _Toc231323742 \h </w:instrText>
             </w:r>
             <w:r>
               <w:rPr>
@@ -6853,7 +6917,7 @@
                 <w:noProof/>
                 <w:webHidden/>
               </w:rPr>
-              <w:t>36</w:t>
+              <w:t>9</w:t>
             </w:r>
             <w:r>
               <w:rPr>
@@ -6880,7 +6944,7 @@
               <w14:ligatures w14:val="standardContextual"/>
             </w:rPr>
           </w:pPr>
-          <w:hyperlink w:anchor="_Toc231251592" w:history="1">
+          <w:hyperlink w:anchor="_Toc231323743" w:history="1">
             <w:r>
               <w:rPr>
                 <w:rStyle w:val="Hyperlink"/>
@@ -6908,7 +6972,7 @@
                 <w:noProof/>
                 <w:webHidden/>
               </w:rPr>
-              <w:instrText xml:space="preserve"> PAGEREF _Toc231251592 \h </w:instrText>
+              <w:instrText xml:space="preserve"> PAGEREF _Toc231323743 \h </w:instrText>
             </w:r>
             <w:r>
               <w:rPr>
@@ -6928,7 +6992,7 @@
                 <w:noProof/>
                 <w:webHidden/>
               </w:rPr>
-              <w:t>36</w:t>
+              <w:t>9</w:t>
             </w:r>
             <w:r>
               <w:rPr>
@@ -6955,7 +7019,7 @@
               <w14:ligatures w14:val="standardContextual"/>
             </w:rPr>
           </w:pPr>
-          <w:hyperlink w:anchor="_Toc231251593" w:history="1">
+          <w:hyperlink w:anchor="_Toc231323744" w:history="1">
             <w:r>
               <w:rPr>
                 <w:rStyle w:val="Hyperlink"/>
@@ -6983,7 +7047,7 @@
                 <w:noProof/>
                 <w:webHidden/>
               </w:rPr>
-              <w:instrText xml:space="preserve"> PAGEREF _Toc231251593 \h </w:instrText>
+              <w:instrText xml:space="preserve"> PAGEREF _Toc231323744 \h </w:instrText>
             </w:r>
             <w:r>
               <w:rPr>
@@ -7003,7 +7067,7 @@
                 <w:noProof/>
                 <w:webHidden/>
               </w:rPr>
-              <w:t>36</w:t>
+              <w:t>9</w:t>
             </w:r>
             <w:r>
               <w:rPr>
@@ -7030,7 +7094,7 @@
               <w14:ligatures w14:val="standardContextual"/>
             </w:rPr>
           </w:pPr>
-          <w:hyperlink w:anchor="_Toc231251594" w:history="1">
+          <w:hyperlink w:anchor="_Toc231323745" w:history="1">
             <w:r>
               <w:rPr>
                 <w:rStyle w:val="Hyperlink"/>
@@ -7057,7 +7121,7 @@
                 <w:noProof/>
                 <w:webHidden/>
               </w:rPr>
-              <w:instrText xml:space="preserve"> PAGEREF _Toc231251594 \h </w:instrText>
+              <w:instrText xml:space="preserve"> PAGEREF _Toc231323745 \h </w:instrText>
             </w:r>
             <w:r>
               <w:rPr>
@@ -7077,7 +7141,7 @@
                 <w:noProof/>
                 <w:webHidden/>
               </w:rPr>
-              <w:t>37</w:t>
+              <w:t>10</w:t>
             </w:r>
             <w:r>
               <w:rPr>
@@ -7104,7 +7168,7 @@
               <w14:ligatures w14:val="standardContextual"/>
             </w:rPr>
           </w:pPr>
-          <w:hyperlink w:anchor="_Toc231251595" w:history="1">
+          <w:hyperlink w:anchor="_Toc231323746" w:history="1">
             <w:r>
               <w:rPr>
                 <w:rStyle w:val="Hyperlink"/>
@@ -7131,7 +7195,7 @@
                 <w:noProof/>
                 <w:webHidden/>
               </w:rPr>
-              <w:instrText xml:space="preserve"> PAGEREF _Toc231251595 \h </w:instrText>
+              <w:instrText xml:space="preserve"> PAGEREF _Toc231323746 \h </w:instrText>
             </w:r>
             <w:r>
               <w:rPr>
@@ -7151,7 +7215,7 @@
                 <w:noProof/>
                 <w:webHidden/>
               </w:rPr>
-              <w:t>39</w:t>
+              <w:t>11</w:t>
             </w:r>
             <w:r>
               <w:rPr>
@@ -7178,7 +7242,7 @@
               <w14:ligatures w14:val="standardContextual"/>
             </w:rPr>
           </w:pPr>
-          <w:hyperlink w:anchor="_Toc231251596" w:history="1">
+          <w:hyperlink w:anchor="_Toc231323747" w:history="1">
             <w:r>
               <w:rPr>
                 <w:rStyle w:val="Hyperlink"/>
@@ -7205,7 +7269,7 @@
                 <w:noProof/>
                 <w:webHidden/>
               </w:rPr>
-              <w:instrText xml:space="preserve"> PAGEREF _Toc231251596 \h </w:instrText>
+              <w:instrText xml:space="preserve"> PAGEREF _Toc231323747 \h </w:instrText>
             </w:r>
             <w:r>
               <w:rPr>
@@ -7225,7 +7289,7 @@
                 <w:noProof/>
                 <w:webHidden/>
               </w:rPr>
-              <w:t>40</w:t>
+              <w:t>12</w:t>
             </w:r>
             <w:r>
               <w:rPr>
@@ -7252,7 +7316,7 @@
               <w14:ligatures w14:val="standardContextual"/>
             </w:rPr>
           </w:pPr>
-          <w:hyperlink w:anchor="_Toc231251597" w:history="1">
+          <w:hyperlink w:anchor="_Toc231323748" w:history="1">
             <w:r>
               <w:rPr>
                 <w:rStyle w:val="Hyperlink"/>
@@ -7279,7 +7343,7 @@
                 <w:noProof/>
                 <w:webHidden/>
               </w:rPr>
-              <w:instrText xml:space="preserve"> PAGEREF _Toc231251597 \h </w:instrText>
+              <w:instrText xml:space="preserve"> PAGEREF _Toc231323748 \h </w:instrText>
             </w:r>
             <w:r>
               <w:rPr>
@@ -7299,7 +7363,7 @@
                 <w:noProof/>
                 <w:webHidden/>
               </w:rPr>
-              <w:t>41</w:t>
+              <w:t>13</w:t>
             </w:r>
             <w:r>
               <w:rPr>
@@ -7326,7 +7390,7 @@
               <w14:ligatures w14:val="standardContextual"/>
             </w:rPr>
           </w:pPr>
-          <w:hyperlink w:anchor="_Toc231251598" w:history="1">
+          <w:hyperlink w:anchor="_Toc231323749" w:history="1">
             <w:r>
               <w:rPr>
                 <w:rStyle w:val="Hyperlink"/>
@@ -7353,7 +7417,7 @@
                 <w:noProof/>
                 <w:webHidden/>
               </w:rPr>
-              <w:instrText xml:space="preserve"> PAGEREF _Toc231251598 \h </w:instrText>
+              <w:instrText xml:space="preserve"> PAGEREF _Toc231323749 \h </w:instrText>
             </w:r>
             <w:r>
               <w:rPr>
@@ -7373,7 +7437,7 @@
                 <w:noProof/>
                 <w:webHidden/>
               </w:rPr>
-              <w:t>43</w:t>
+              <w:t>15</w:t>
             </w:r>
             <w:r>
               <w:rPr>
@@ -7400,7 +7464,7 @@
               <w14:ligatures w14:val="standardContextual"/>
             </w:rPr>
           </w:pPr>
-          <w:hyperlink w:anchor="_Toc231251599" w:history="1">
+          <w:hyperlink w:anchor="_Toc231323750" w:history="1">
             <w:r>
               <w:rPr>
                 <w:rStyle w:val="Hyperlink"/>
@@ -7427,7 +7491,7 @@
                 <w:noProof/>
                 <w:webHidden/>
               </w:rPr>
-              <w:instrText xml:space="preserve"> PAGEREF _Toc231251599 \h </w:instrText>
+              <w:instrText xml:space="preserve"> PAGEREF _Toc231323750 \h </w:instrText>
             </w:r>
             <w:r>
               <w:rPr>
@@ -7447,7 +7511,7 @@
                 <w:noProof/>
                 <w:webHidden/>
               </w:rPr>
-              <w:t>43</w:t>
+              <w:t>15</w:t>
             </w:r>
             <w:r>
               <w:rPr>
@@ -7474,7 +7538,7 @@
               <w14:ligatures w14:val="standardContextual"/>
             </w:rPr>
           </w:pPr>
-          <w:hyperlink w:anchor="_Toc231251600" w:history="1">
+          <w:hyperlink w:anchor="_Toc231323751" w:history="1">
             <w:r>
               <w:rPr>
                 <w:rStyle w:val="Hyperlink"/>
@@ -7501,7 +7565,7 @@
                 <w:noProof/>
                 <w:webHidden/>
               </w:rPr>
-              <w:instrText xml:space="preserve"> PAGEREF _Toc231251600 \h </w:instrText>
+              <w:instrText xml:space="preserve"> PAGEREF _Toc231323751 \h </w:instrText>
             </w:r>
             <w:r>
               <w:rPr>
@@ -7521,7 +7585,7 @@
                 <w:noProof/>
                 <w:webHidden/>
               </w:rPr>
-              <w:t>44</w:t>
+              <w:t>16</w:t>
             </w:r>
             <w:r>
               <w:rPr>
@@ -7548,7 +7612,7 @@
               <w14:ligatures w14:val="standardContextual"/>
             </w:rPr>
           </w:pPr>
-          <w:hyperlink w:anchor="_Toc231251601" w:history="1">
+          <w:hyperlink w:anchor="_Toc231323752" w:history="1">
             <w:r>
               <w:rPr>
                 <w:rStyle w:val="Hyperlink"/>
@@ -7575,7 +7639,7 @@
                 <w:noProof/>
                 <w:webHidden/>
               </w:rPr>
-              <w:instrText xml:space="preserve"> PAGEREF _Toc231251601 \h </w:instrText>
+              <w:instrText xml:space="preserve"> PAGEREF _Toc231323752 \h </w:instrText>
             </w:r>
             <w:r>
               <w:rPr>
@@ -7595,7 +7659,7 @@
                 <w:noProof/>
                 <w:webHidden/>
               </w:rPr>
-              <w:t>44</w:t>
+              <w:t>16</w:t>
             </w:r>
             <w:r>
               <w:rPr>
@@ -7622,7 +7686,7 @@
               <w14:ligatures w14:val="standardContextual"/>
             </w:rPr>
           </w:pPr>
-          <w:hyperlink w:anchor="_Toc231251602" w:history="1">
+          <w:hyperlink w:anchor="_Toc231323753" w:history="1">
             <w:r>
               <w:rPr>
                 <w:rStyle w:val="Hyperlink"/>
@@ -7649,7 +7713,7 @@
                 <w:noProof/>
                 <w:webHidden/>
               </w:rPr>
-              <w:instrText xml:space="preserve"> PAGEREF _Toc231251602 \h </w:instrText>
+              <w:instrText xml:space="preserve"> PAGEREF _Toc231323753 \h </w:instrText>
             </w:r>
             <w:r>
               <w:rPr>
@@ -7669,7 +7733,7 @@
                 <w:noProof/>
                 <w:webHidden/>
               </w:rPr>
-              <w:t>46</w:t>
+              <w:t>18</w:t>
             </w:r>
             <w:r>
               <w:rPr>
@@ -7696,7 +7760,7 @@
               <w14:ligatures w14:val="standardContextual"/>
             </w:rPr>
           </w:pPr>
-          <w:hyperlink w:anchor="_Toc231251603" w:history="1">
+          <w:hyperlink w:anchor="_Toc231323754" w:history="1">
             <w:r>
               <w:rPr>
                 <w:rStyle w:val="Hyperlink"/>
@@ -7723,7 +7787,7 @@
                 <w:noProof/>
                 <w:webHidden/>
               </w:rPr>
-              <w:instrText xml:space="preserve"> PAGEREF _Toc231251603 \h </w:instrText>
+              <w:instrText xml:space="preserve"> PAGEREF _Toc231323754 \h </w:instrText>
             </w:r>
             <w:r>
               <w:rPr>
@@ -7743,7 +7807,7 @@
                 <w:noProof/>
                 <w:webHidden/>
               </w:rPr>
-              <w:t>48</w:t>
+              <w:t>20</w:t>
             </w:r>
             <w:r>
               <w:rPr>
@@ -7770,7 +7834,7 @@
               <w14:ligatures w14:val="standardContextual"/>
             </w:rPr>
           </w:pPr>
-          <w:hyperlink w:anchor="_Toc231251604" w:history="1">
+          <w:hyperlink w:anchor="_Toc231323755" w:history="1">
             <w:r>
               <w:rPr>
                 <w:rStyle w:val="Hyperlink"/>
@@ -7797,7 +7861,7 @@
                 <w:noProof/>
                 <w:webHidden/>
               </w:rPr>
-              <w:instrText xml:space="preserve"> PAGEREF _Toc231251604 \h </w:instrText>
+              <w:instrText xml:space="preserve"> PAGEREF _Toc231323755 \h </w:instrText>
             </w:r>
             <w:r>
               <w:rPr>
@@ -7817,7 +7881,7 @@
                 <w:noProof/>
                 <w:webHidden/>
               </w:rPr>
-              <w:t>48</w:t>
+              <w:t>20</w:t>
             </w:r>
             <w:r>
               <w:rPr>
@@ -7844,7 +7908,7 @@
               <w14:ligatures w14:val="standardContextual"/>
             </w:rPr>
           </w:pPr>
-          <w:hyperlink w:anchor="_Toc231251605" w:history="1">
+          <w:hyperlink w:anchor="_Toc231323756" w:history="1">
             <w:r>
               <w:rPr>
                 <w:rStyle w:val="Hyperlink"/>
@@ -7871,7 +7935,7 @@
                 <w:noProof/>
                 <w:webHidden/>
               </w:rPr>
-              <w:instrText xml:space="preserve"> PAGEREF _Toc231251605 \h </w:instrText>
+              <w:instrText xml:space="preserve"> PAGEREF _Toc231323756 \h </w:instrText>
             </w:r>
             <w:r>
               <w:rPr>
@@ -7891,7 +7955,7 @@
                 <w:noProof/>
                 <w:webHidden/>
               </w:rPr>
-              <w:t>49</w:t>
+              <w:t>21</w:t>
             </w:r>
             <w:r>
               <w:rPr>
@@ -7918,7 +7982,7 @@
               <w14:ligatures w14:val="standardContextual"/>
             </w:rPr>
           </w:pPr>
-          <w:hyperlink w:anchor="_Toc231251606" w:history="1">
+          <w:hyperlink w:anchor="_Toc231323757" w:history="1">
             <w:r>
               <w:rPr>
                 <w:rStyle w:val="Hyperlink"/>
@@ -7945,7 +8009,7 @@
                 <w:noProof/>
                 <w:webHidden/>
               </w:rPr>
-              <w:instrText xml:space="preserve"> PAGEREF _Toc231251606 \h </w:instrText>
+              <w:instrText xml:space="preserve"> PAGEREF _Toc231323757 \h </w:instrText>
             </w:r>
             <w:r>
               <w:rPr>
@@ -7965,7 +8029,7 @@
                 <w:noProof/>
                 <w:webHidden/>
               </w:rPr>
-              <w:t>49</w:t>
+              <w:t>22</w:t>
             </w:r>
             <w:r>
               <w:rPr>
@@ -7992,7 +8056,7 @@
               <w14:ligatures w14:val="standardContextual"/>
             </w:rPr>
           </w:pPr>
-          <w:hyperlink w:anchor="_Toc231251607" w:history="1">
+          <w:hyperlink w:anchor="_Toc231323758" w:history="1">
             <w:r>
               <w:rPr>
                 <w:rStyle w:val="Hyperlink"/>
@@ -8019,7 +8083,7 @@
                 <w:noProof/>
                 <w:webHidden/>
               </w:rPr>
-              <w:instrText xml:space="preserve"> PAGEREF _Toc231251607 \h </w:instrText>
+              <w:instrText xml:space="preserve"> PAGEREF _Toc231323758 \h </w:instrText>
             </w:r>
             <w:r>
               <w:rPr>
@@ -8039,7 +8103,7 @@
                 <w:noProof/>
                 <w:webHidden/>
               </w:rPr>
-              <w:t>50</w:t>
+              <w:t>22</w:t>
             </w:r>
             <w:r>
               <w:rPr>
@@ -8066,7 +8130,7 @@
               <w14:ligatures w14:val="standardContextual"/>
             </w:rPr>
           </w:pPr>
-          <w:hyperlink w:anchor="_Toc231251608" w:history="1">
+          <w:hyperlink w:anchor="_Toc231323759" w:history="1">
             <w:r>
               <w:rPr>
                 <w:rStyle w:val="Hyperlink"/>
@@ -8093,7 +8157,7 @@
                 <w:noProof/>
                 <w:webHidden/>
               </w:rPr>
-              <w:instrText xml:space="preserve"> PAGEREF _Toc231251608 \h </w:instrText>
+              <w:instrText xml:space="preserve"> PAGEREF _Toc231323759 \h </w:instrText>
             </w:r>
             <w:r>
               <w:rPr>
@@ -8113,7 +8177,7 @@
                 <w:noProof/>
                 <w:webHidden/>
               </w:rPr>
-              <w:t>51</w:t>
+              <w:t>23</w:t>
             </w:r>
             <w:r>
               <w:rPr>
@@ -8140,7 +8204,7 @@
               <w14:ligatures w14:val="standardContextual"/>
             </w:rPr>
           </w:pPr>
-          <w:hyperlink w:anchor="_Toc231251609" w:history="1">
+          <w:hyperlink w:anchor="_Toc231323760" w:history="1">
             <w:r>
               <w:rPr>
                 <w:rStyle w:val="Hyperlink"/>
@@ -8167,7 +8231,7 @@
                 <w:noProof/>
                 <w:webHidden/>
               </w:rPr>
-              <w:instrText xml:space="preserve"> PAGEREF _Toc231251609 \h </w:instrText>
+              <w:instrText xml:space="preserve"> PAGEREF _Toc231323760 \h </w:instrText>
             </w:r>
             <w:r>
               <w:rPr>
@@ -8187,7 +8251,7 @@
                 <w:noProof/>
                 <w:webHidden/>
               </w:rPr>
-              <w:t>52</w:t>
+              <w:t>24</w:t>
             </w:r>
             <w:r>
               <w:rPr>
@@ -8214,7 +8278,7 @@
               <w14:ligatures w14:val="standardContextual"/>
             </w:rPr>
           </w:pPr>
-          <w:hyperlink w:anchor="_Toc231251610" w:history="1">
+          <w:hyperlink w:anchor="_Toc231323761" w:history="1">
             <w:r>
               <w:rPr>
                 <w:rStyle w:val="Hyperlink"/>
@@ -8241,7 +8305,7 @@
                 <w:noProof/>
                 <w:webHidden/>
               </w:rPr>
-              <w:instrText xml:space="preserve"> PAGEREF _Toc231251610 \h </w:instrText>
+              <w:instrText xml:space="preserve"> PAGEREF _Toc231323761 \h </w:instrText>
             </w:r>
             <w:r>
               <w:rPr>
@@ -8261,7 +8325,7 @@
                 <w:noProof/>
                 <w:webHidden/>
               </w:rPr>
-              <w:t>52</w:t>
+              <w:t>24</w:t>
             </w:r>
             <w:r>
               <w:rPr>
@@ -8288,7 +8352,7 @@
               <w14:ligatures w14:val="standardContextual"/>
             </w:rPr>
           </w:pPr>
-          <w:hyperlink w:anchor="_Toc231251611" w:history="1">
+          <w:hyperlink w:anchor="_Toc231323762" w:history="1">
             <w:r>
               <w:rPr>
                 <w:rStyle w:val="Hyperlink"/>
@@ -8315,7 +8379,7 @@
                 <w:noProof/>
                 <w:webHidden/>
               </w:rPr>
-              <w:instrText xml:space="preserve"> PAGEREF _Toc231251611 \h </w:instrText>
+              <w:instrText xml:space="preserve"> PAGEREF _Toc231323762 \h </w:instrText>
             </w:r>
             <w:r>
               <w:rPr>
@@ -8335,7 +8399,7 @@
                 <w:noProof/>
                 <w:webHidden/>
               </w:rPr>
-              <w:t>53</w:t>
+              <w:t>25</w:t>
             </w:r>
             <w:r>
               <w:rPr>
@@ -8362,7 +8426,7 @@
               <w14:ligatures w14:val="standardContextual"/>
             </w:rPr>
           </w:pPr>
-          <w:hyperlink w:anchor="_Toc231251612" w:history="1">
+          <w:hyperlink w:anchor="_Toc231323763" w:history="1">
             <w:r>
               <w:rPr>
                 <w:rStyle w:val="Hyperlink"/>
@@ -8389,7 +8453,7 @@
                 <w:noProof/>
                 <w:webHidden/>
               </w:rPr>
-              <w:instrText xml:space="preserve"> PAGEREF _Toc231251612 \h </w:instrText>
+              <w:instrText xml:space="preserve"> PAGEREF _Toc231323763 \h </w:instrText>
             </w:r>
             <w:r>
               <w:rPr>
@@ -8409,7 +8473,7 @@
                 <w:noProof/>
                 <w:webHidden/>
               </w:rPr>
-              <w:t>55</w:t>
+              <w:t>27</w:t>
             </w:r>
             <w:r>
               <w:rPr>
@@ -8436,7 +8500,7 @@
               <w14:ligatures w14:val="standardContextual"/>
             </w:rPr>
           </w:pPr>
-          <w:hyperlink w:anchor="_Toc231251613" w:history="1">
+          <w:hyperlink w:anchor="_Toc231323764" w:history="1">
             <w:r>
               <w:rPr>
                 <w:rStyle w:val="Hyperlink"/>
@@ -8463,7 +8527,7 @@
                 <w:noProof/>
                 <w:webHidden/>
               </w:rPr>
-              <w:instrText xml:space="preserve"> PAGEREF _Toc231251613 \h </w:instrText>
+              <w:instrText xml:space="preserve"> PAGEREF _Toc231323764 \h </w:instrText>
             </w:r>
             <w:r>
               <w:rPr>
@@ -8483,7 +8547,7 @@
                 <w:noProof/>
                 <w:webHidden/>
               </w:rPr>
-              <w:t>56</w:t>
+              <w:t>28</w:t>
             </w:r>
             <w:r>
               <w:rPr>
@@ -8510,7 +8574,7 @@
               <w14:ligatures w14:val="standardContextual"/>
             </w:rPr>
           </w:pPr>
-          <w:hyperlink w:anchor="_Toc231251614" w:history="1">
+          <w:hyperlink w:anchor="_Toc231323765" w:history="1">
             <w:r>
               <w:rPr>
                 <w:rStyle w:val="Hyperlink"/>
@@ -8537,7 +8601,7 @@
                 <w:noProof/>
                 <w:webHidden/>
               </w:rPr>
-              <w:instrText xml:space="preserve"> PAGEREF _Toc231251614 \h </w:instrText>
+              <w:instrText xml:space="preserve"> PAGEREF _Toc231323765 \h </w:instrText>
             </w:r>
             <w:r>
               <w:rPr>
@@ -8557,7 +8621,7 @@
                 <w:noProof/>
                 <w:webHidden/>
               </w:rPr>
-              <w:t>57</w:t>
+              <w:t>29</w:t>
             </w:r>
             <w:r>
               <w:rPr>
@@ -8580,7 +8644,7 @@
               <w14:ligatures w14:val="standardContextual"/>
             </w:rPr>
           </w:pPr>
-          <w:hyperlink w:anchor="_Toc231251615" w:history="1">
+          <w:hyperlink w:anchor="_Toc231323766" w:history="1">
             <w:r>
               <w:rPr>
                 <w:rStyle w:val="Hyperlink"/>
@@ -8607,7 +8671,7 @@
                 <w:noProof/>
                 <w:webHidden/>
               </w:rPr>
-              <w:instrText xml:space="preserve"> PAGEREF _Toc231251615 \h </w:instrText>
+              <w:instrText xml:space="preserve"> PAGEREF _Toc231323766 \h </w:instrText>
             </w:r>
             <w:r>
               <w:rPr>
@@ -8627,7 +8691,7 @@
                 <w:noProof/>
                 <w:webHidden/>
               </w:rPr>
-              <w:t>59</w:t>
+              <w:t>31</w:t>
             </w:r>
             <w:r>
               <w:rPr>
@@ -8654,7 +8718,7 @@
               <w14:ligatures w14:val="standardContextual"/>
             </w:rPr>
           </w:pPr>
-          <w:hyperlink w:anchor="_Toc231251616" w:history="1">
+          <w:hyperlink w:anchor="_Toc231323767" w:history="1">
             <w:r>
               <w:rPr>
                 <w:rStyle w:val="Hyperlink"/>
@@ -8681,7 +8745,7 @@
                 <w:noProof/>
                 <w:webHidden/>
               </w:rPr>
-              <w:instrText xml:space="preserve"> PAGEREF _Toc231251616 \h </w:instrText>
+              <w:instrText xml:space="preserve"> PAGEREF _Toc231323767 \h </w:instrText>
             </w:r>
             <w:r>
               <w:rPr>
@@ -8701,7 +8765,7 @@
                 <w:noProof/>
                 <w:webHidden/>
               </w:rPr>
-              <w:t>59</w:t>
+              <w:t>31</w:t>
             </w:r>
             <w:r>
               <w:rPr>
@@ -8728,7 +8792,7 @@
               <w14:ligatures w14:val="standardContextual"/>
             </w:rPr>
           </w:pPr>
-          <w:hyperlink w:anchor="_Toc231251617" w:history="1">
+          <w:hyperlink w:anchor="_Toc231323768" w:history="1">
             <w:r>
               <w:rPr>
                 <w:rStyle w:val="Hyperlink"/>
@@ -8755,7 +8819,7 @@
                 <w:noProof/>
                 <w:webHidden/>
               </w:rPr>
-              <w:instrText xml:space="preserve"> PAGEREF _Toc231251617 \h </w:instrText>
+              <w:instrText xml:space="preserve"> PAGEREF _Toc231323768 \h </w:instrText>
             </w:r>
             <w:r>
               <w:rPr>
@@ -8775,7 +8839,7 @@
                 <w:noProof/>
                 <w:webHidden/>
               </w:rPr>
-              <w:t>60</w:t>
+              <w:t>32</w:t>
             </w:r>
             <w:r>
               <w:rPr>
@@ -8802,7 +8866,7 @@
               <w14:ligatures w14:val="standardContextual"/>
             </w:rPr>
           </w:pPr>
-          <w:hyperlink w:anchor="_Toc231251618" w:history="1">
+          <w:hyperlink w:anchor="_Toc231323769" w:history="1">
             <w:r>
               <w:rPr>
                 <w:rStyle w:val="Hyperlink"/>
@@ -8829,7 +8893,7 @@
                 <w:noProof/>
                 <w:webHidden/>
               </w:rPr>
-              <w:instrText xml:space="preserve"> PAGEREF _Toc231251618 \h </w:instrText>
+              <w:instrText xml:space="preserve"> PAGEREF _Toc231323769 \h </w:instrText>
             </w:r>
             <w:r>
               <w:rPr>
@@ -8849,7 +8913,7 @@
                 <w:noProof/>
                 <w:webHidden/>
               </w:rPr>
-              <w:t>61</w:t>
+              <w:t>33</w:t>
             </w:r>
             <w:r>
               <w:rPr>
@@ -8876,7 +8940,7 @@
               <w14:ligatures w14:val="standardContextual"/>
             </w:rPr>
           </w:pPr>
-          <w:hyperlink w:anchor="_Toc231251619" w:history="1">
+          <w:hyperlink w:anchor="_Toc231323770" w:history="1">
             <w:r>
               <w:rPr>
                 <w:rStyle w:val="Hyperlink"/>
@@ -8903,7 +8967,7 @@
                 <w:noProof/>
                 <w:webHidden/>
               </w:rPr>
-              <w:instrText xml:space="preserve"> PAGEREF _Toc231251619 \h </w:instrText>
+              <w:instrText xml:space="preserve"> PAGEREF _Toc231323770 \h </w:instrText>
             </w:r>
             <w:r>
               <w:rPr>
@@ -8923,7 +8987,7 @@
                 <w:noProof/>
                 <w:webHidden/>
               </w:rPr>
-              <w:t>61</w:t>
+              <w:t>33</w:t>
             </w:r>
             <w:r>
               <w:rPr>
@@ -8950,7 +9014,7 @@
               <w14:ligatures w14:val="standardContextual"/>
             </w:rPr>
           </w:pPr>
-          <w:hyperlink w:anchor="_Toc231251620" w:history="1">
+          <w:hyperlink w:anchor="_Toc231323771" w:history="1">
             <w:r>
               <w:rPr>
                 <w:rStyle w:val="Hyperlink"/>
@@ -8977,7 +9041,7 @@
                 <w:noProof/>
                 <w:webHidden/>
               </w:rPr>
-              <w:instrText xml:space="preserve"> PAGEREF _Toc231251620 \h </w:instrText>
+              <w:instrText xml:space="preserve"> PAGEREF _Toc231323771 \h </w:instrText>
             </w:r>
             <w:r>
               <w:rPr>
@@ -8997,7 +9061,7 @@
                 <w:noProof/>
                 <w:webHidden/>
               </w:rPr>
-              <w:t>62</w:t>
+              <w:t>34</w:t>
             </w:r>
             <w:r>
               <w:rPr>
@@ -9020,7 +9084,7 @@
               <w14:ligatures w14:val="standardContextual"/>
             </w:rPr>
           </w:pPr>
-          <w:hyperlink w:anchor="_Toc231251621" w:history="1">
+          <w:hyperlink w:anchor="_Toc231323772" w:history="1">
             <w:r>
               <w:rPr>
                 <w:rStyle w:val="Hyperlink"/>
@@ -9047,7 +9111,7 @@
                 <w:noProof/>
                 <w:webHidden/>
               </w:rPr>
-              <w:instrText xml:space="preserve"> PAGEREF _Toc231251621 \h </w:instrText>
+              <w:instrText xml:space="preserve"> PAGEREF _Toc231323772 \h </w:instrText>
             </w:r>
             <w:r>
               <w:rPr>
@@ -9067,7 +9131,7 @@
                 <w:noProof/>
                 <w:webHidden/>
               </w:rPr>
-              <w:t>63</w:t>
+              <w:t>35</w:t>
             </w:r>
             <w:r>
               <w:rPr>
@@ -9094,7 +9158,7 @@
               <w14:ligatures w14:val="standardContextual"/>
             </w:rPr>
           </w:pPr>
-          <w:hyperlink w:anchor="_Toc231251622" w:history="1">
+          <w:hyperlink w:anchor="_Toc231323773" w:history="1">
             <w:r>
               <w:rPr>
                 <w:rStyle w:val="Hyperlink"/>
@@ -9121,7 +9185,7 @@
                 <w:noProof/>
                 <w:webHidden/>
               </w:rPr>
-              <w:instrText xml:space="preserve"> PAGEREF _Toc231251622 \h </w:instrText>
+              <w:instrText xml:space="preserve"> PAGEREF _Toc231323773 \h </w:instrText>
             </w:r>
             <w:r>
               <w:rPr>
@@ -9141,7 +9205,7 @@
                 <w:noProof/>
                 <w:webHidden/>
               </w:rPr>
-              <w:t>63</w:t>
+              <w:t>35</w:t>
             </w:r>
             <w:r>
               <w:rPr>
@@ -9164,7 +9228,7 @@
               <w14:ligatures w14:val="standardContextual"/>
             </w:rPr>
           </w:pPr>
-          <w:hyperlink w:anchor="_Toc231251623" w:history="1">
+          <w:hyperlink w:anchor="_Toc231323774" w:history="1">
             <w:r>
               <w:rPr>
                 <w:rStyle w:val="Hyperlink"/>
@@ -9191,7 +9255,7 @@
                 <w:noProof/>
                 <w:webHidden/>
               </w:rPr>
-              <w:instrText xml:space="preserve"> PAGEREF _Toc231251623 \h </w:instrText>
+              <w:instrText xml:space="preserve"> PAGEREF _Toc231323774 \h </w:instrText>
             </w:r>
             <w:r>
               <w:rPr>
@@ -9211,7 +9275,7 @@
                 <w:noProof/>
                 <w:webHidden/>
               </w:rPr>
-              <w:t>66</w:t>
+              <w:t>38</w:t>
             </w:r>
             <w:r>
               <w:rPr>
@@ -9255,7 +9319,7 @@
       <w:pPr>
         <w:pStyle w:val="Ttulo1"/>
       </w:pPr>
-      <w:bookmarkStart w:id="0" w:name="_Toc231251553"/>
+      <w:bookmarkStart w:id="0" w:name="_Toc231323704"/>
       <w:r>
         <w:lastRenderedPageBreak/>
         <w:t xml:space="preserve">1. </w:t>
@@ -9402,7 +9466,7 @@
           <w:b w:val="0"/>
         </w:rPr>
       </w:pPr>
-      <w:bookmarkStart w:id="1" w:name="_Toc231251554"/>
+      <w:bookmarkStart w:id="1" w:name="_Toc231323705"/>
       <w:r>
         <w:rPr>
           <w:b w:val="0"/>
@@ -9421,7 +9485,7 @@
       <w:pPr>
         <w:pStyle w:val="Ttulo3"/>
       </w:pPr>
-      <w:bookmarkStart w:id="2" w:name="_Toc231251555"/>
+      <w:bookmarkStart w:id="2" w:name="_Toc231323706"/>
       <w:r>
         <w:t>1</w:t>
       </w:r>
@@ -9514,7 +9578,7 @@
       <w:pPr>
         <w:pStyle w:val="Ttulo2"/>
       </w:pPr>
-      <w:bookmarkStart w:id="3" w:name="_Toc231251556"/>
+      <w:bookmarkStart w:id="3" w:name="_Toc231323707"/>
       <w:r>
         <w:t>1.1</w:t>
       </w:r>
@@ -9783,7 +9847,7 @@
       <w:pPr>
         <w:pStyle w:val="Ttulo2"/>
       </w:pPr>
-      <w:bookmarkStart w:id="4" w:name="_Toc231251557"/>
+      <w:bookmarkStart w:id="4" w:name="_Toc231323708"/>
       <w:r>
         <w:lastRenderedPageBreak/>
         <w:t>1.2</w:t>
@@ -9800,7 +9864,7 @@
       <w:pPr>
         <w:pStyle w:val="Ttulo3"/>
       </w:pPr>
-      <w:bookmarkStart w:id="5" w:name="_Toc231251558"/>
+      <w:bookmarkStart w:id="5" w:name="_Toc231323709"/>
       <w:r>
         <w:t>1.2.1 Problema</w:t>
       </w:r>
@@ -9898,7 +9962,7 @@
       <w:pPr>
         <w:pStyle w:val="Ttulo3"/>
       </w:pPr>
-      <w:bookmarkStart w:id="6" w:name="_Toc231251559"/>
+      <w:bookmarkStart w:id="6" w:name="_Toc231323710"/>
       <w:r>
         <w:t>1.2.2 Solução Proposta</w:t>
       </w:r>
@@ -10064,7 +10128,7 @@
       <w:pPr>
         <w:pStyle w:val="Ttulo2"/>
       </w:pPr>
-      <w:bookmarkStart w:id="7" w:name="_Toc231251560"/>
+      <w:bookmarkStart w:id="7" w:name="_Toc231323711"/>
       <w:r>
         <w:t>1.3</w:t>
       </w:r>
@@ -10226,7 +10290,7 @@
       <w:pPr>
         <w:pStyle w:val="Ttulo2"/>
       </w:pPr>
-      <w:bookmarkStart w:id="8" w:name="_Toc231251561"/>
+      <w:bookmarkStart w:id="8" w:name="_Toc231323712"/>
       <w:r>
         <w:lastRenderedPageBreak/>
         <w:t xml:space="preserve">1.4 </w:t>
@@ -10281,7 +10345,7 @@
           <w:lang w:val="en-US"/>
         </w:rPr>
       </w:pPr>
-      <w:bookmarkStart w:id="9" w:name="_Toc231251562"/>
+      <w:bookmarkStart w:id="9" w:name="_Toc231323713"/>
       <w:r>
         <w:rPr>
           <w:lang w:val="en-US"/>
@@ -10336,7 +10400,7 @@
       <w:pPr>
         <w:pStyle w:val="Ttulo3"/>
       </w:pPr>
-      <w:bookmarkStart w:id="10" w:name="_Toc231251563"/>
+      <w:bookmarkStart w:id="10" w:name="_Toc231323714"/>
       <w:r>
         <w:t>1.4.2 Mozilla Monitor</w:t>
       </w:r>
@@ -10374,7 +10438,7 @@
       <w:pPr>
         <w:pStyle w:val="Ttulo3"/>
       </w:pPr>
-      <w:bookmarkStart w:id="11" w:name="_Toc231251564"/>
+      <w:bookmarkStart w:id="11" w:name="_Toc231323715"/>
       <w:r>
         <w:t>1.4.3 Soluções de Identidade (</w:t>
       </w:r>
@@ -10461,7 +10525,7 @@
       <w:pPr>
         <w:pStyle w:val="Ttulo2"/>
       </w:pPr>
-      <w:bookmarkStart w:id="12" w:name="_Toc231251565"/>
+      <w:bookmarkStart w:id="12" w:name="_Toc231323716"/>
       <w:r>
         <w:lastRenderedPageBreak/>
         <w:t>1.5 Quadro Comparativo de Funcionalidades</w:t>
@@ -10505,7 +10569,7 @@
           <w:szCs w:val="20"/>
         </w:rPr>
       </w:pPr>
-      <w:bookmarkStart w:id="13" w:name="_Toc231251542"/>
+      <w:bookmarkStart w:id="13" w:name="_Toc231323693"/>
       <w:r>
         <w:rPr>
           <w:b/>
@@ -11225,7 +11289,7 @@
       <w:pPr>
         <w:pStyle w:val="Ttulo2"/>
       </w:pPr>
-      <w:bookmarkStart w:id="14" w:name="_Toc231251566"/>
+      <w:bookmarkStart w:id="14" w:name="_Toc231323717"/>
       <w:r>
         <w:t>1.6 Layout, Arquitetura e Interface</w:t>
       </w:r>
@@ -11269,7 +11333,7 @@
           <w:szCs w:val="20"/>
         </w:rPr>
       </w:pPr>
-      <w:bookmarkStart w:id="15" w:name="_Toc231251533"/>
+      <w:bookmarkStart w:id="15" w:name="_Toc231323684"/>
       <w:r>
         <w:rPr>
           <w:b/>
@@ -11359,6 +11423,9 @@
     </w:p>
     <w:p>
       <w:r>
+        <w:rPr>
+          <w:noProof/>
+        </w:rPr>
         <w:drawing>
           <wp:inline distT="0" distB="0" distL="0" distR="0" wp14:anchorId="5DBCDB23" wp14:editId="371C5A91">
             <wp:extent cx="5509260" cy="3183115"/>
@@ -11491,7 +11558,7 @@
       <w:pPr>
         <w:pStyle w:val="Ttulo1"/>
       </w:pPr>
-      <w:bookmarkStart w:id="16" w:name="_Toc231251567"/>
+      <w:bookmarkStart w:id="16" w:name="_Toc231323718"/>
       <w:r>
         <w:t>2 REVISÃO DA LITERATURA</w:t>
       </w:r>
@@ -11501,7 +11568,7 @@
       <w:pPr>
         <w:pStyle w:val="Ttulo2"/>
       </w:pPr>
-      <w:bookmarkStart w:id="17" w:name="_Toc231251568"/>
+      <w:bookmarkStart w:id="17" w:name="_Toc231323719"/>
       <w:r>
         <w:t>2.1 A Economia da Informação e a Evolução das Ameaças Digitais</w:t>
       </w:r>
@@ -11686,7 +11753,7 @@
       <w:pPr>
         <w:pStyle w:val="Ttulo2"/>
       </w:pPr>
-      <w:bookmarkStart w:id="18" w:name="_Toc231251569"/>
+      <w:bookmarkStart w:id="18" w:name="_Toc231323720"/>
       <w:r>
         <w:lastRenderedPageBreak/>
         <w:t>2.2 Custódia de Dados, Fadiga de Segurança e o "Gap" de Detecção</w:t>
@@ -11790,7 +11857,7 @@
       <w:pPr>
         <w:pStyle w:val="Ttulo2"/>
       </w:pPr>
-      <w:bookmarkStart w:id="19" w:name="_Toc231251570"/>
+      <w:bookmarkStart w:id="19" w:name="_Toc231323721"/>
       <w:r>
         <w:t>2.3 Marco Regulatório (LGPD) e a Literacia Digital no Brasil</w:t>
       </w:r>
@@ -11904,7 +11971,7 @@
       <w:pPr>
         <w:pStyle w:val="Ttulo1"/>
       </w:pPr>
-      <w:bookmarkStart w:id="20" w:name="_Toc231251571"/>
+      <w:bookmarkStart w:id="20" w:name="_Toc231323722"/>
       <w:r>
         <w:t>3 GESTÃO DO PROJETO</w:t>
       </w:r>
@@ -11914,7 +11981,7 @@
       <w:pPr>
         <w:pStyle w:val="Ttulo2"/>
       </w:pPr>
-      <w:bookmarkStart w:id="21" w:name="_Toc231251572"/>
+      <w:bookmarkStart w:id="21" w:name="_Toc231323723"/>
       <w:r>
         <w:t>3.1 Organização da Equipe</w:t>
       </w:r>
@@ -12065,7 +12132,7 @@
       <w:pPr>
         <w:pStyle w:val="Ttulo3"/>
       </w:pPr>
-      <w:bookmarkStart w:id="22" w:name="_Toc231251573"/>
+      <w:bookmarkStart w:id="22" w:name="_Toc231323724"/>
       <w:r>
         <w:t>3.1.1 Responsabilidades e Atividades</w:t>
       </w:r>
@@ -12119,7 +12186,7 @@
           <w:szCs w:val="20"/>
         </w:rPr>
       </w:pPr>
-      <w:bookmarkStart w:id="23" w:name="_Toc231251543"/>
+      <w:bookmarkStart w:id="23" w:name="_Toc231323694"/>
       <w:r>
         <w:rPr>
           <w:b/>
@@ -12215,10 +12282,10 @@
         <w:tblLook w:val="04A0" w:firstRow="1" w:lastRow="0" w:firstColumn="1" w:lastColumn="0" w:noHBand="0" w:noVBand="1"/>
       </w:tblPr>
       <w:tblGrid>
-        <w:gridCol w:w="1373"/>
-        <w:gridCol w:w="1754"/>
-        <w:gridCol w:w="1804"/>
-        <w:gridCol w:w="4140"/>
+        <w:gridCol w:w="1393"/>
+        <w:gridCol w:w="1776"/>
+        <w:gridCol w:w="1830"/>
+        <w:gridCol w:w="4072"/>
       </w:tblGrid>
       <w:tr>
         <w:trPr>
@@ -12444,7 +12511,7 @@
               <w:cnfStyle w:val="000000000000" w:firstRow="0" w:lastRow="0" w:firstColumn="0" w:lastColumn="0" w:oddVBand="0" w:evenVBand="0" w:oddHBand="0" w:evenHBand="0" w:firstRowFirstColumn="0" w:firstRowLastColumn="0" w:lastRowFirstColumn="0" w:lastRowLastColumn="0"/>
             </w:pPr>
             <w:r>
-              <w:t>Modelagem do banco de dados (MySQL/PostgreSQL), segurança da arquitetura, definição dos pesos de criticidade dos vazamentos e conformidade com a LGPD.</w:t>
+              <w:t>Modelagem do banco de dados (PostgreSQL), segurança da arquitetura, definição dos pesos de criticidade dos vazamentos e conformidade com a LGPD.</w:t>
             </w:r>
           </w:p>
         </w:tc>
@@ -12815,7 +12882,7 @@
       <w:pPr>
         <w:pStyle w:val="Ttulo2"/>
       </w:pPr>
-      <w:bookmarkStart w:id="24" w:name="_Toc231251574"/>
+      <w:bookmarkStart w:id="24" w:name="_Toc231323725"/>
       <w:r>
         <w:t>3.2 Metodologias de Gestão e Desenvolvimento</w:t>
       </w:r>
@@ -12849,7 +12916,7 @@
       <w:pPr>
         <w:pStyle w:val="Ttulo3"/>
       </w:pPr>
-      <w:bookmarkStart w:id="25" w:name="_Toc231251575"/>
+      <w:bookmarkStart w:id="25" w:name="_Toc231323726"/>
       <w:r>
         <w:t>3.2.1 Scrum (Metodologia Ágil)</w:t>
       </w:r>
@@ -12965,7 +13032,7 @@
       <w:pPr>
         <w:pStyle w:val="Ttulo2"/>
       </w:pPr>
-      <w:bookmarkStart w:id="26" w:name="_Toc231251576"/>
+      <w:bookmarkStart w:id="26" w:name="_Toc231323727"/>
       <w:r>
         <w:t>3.3 Repositório da Aplicação</w:t>
       </w:r>
@@ -12989,7 +13056,7 @@
       <w:pPr>
         <w:pStyle w:val="Ttulo3"/>
       </w:pPr>
-      <w:bookmarkStart w:id="27" w:name="_Toc231251577"/>
+      <w:bookmarkStart w:id="27" w:name="_Toc231323728"/>
       <w:r>
         <w:lastRenderedPageBreak/>
         <w:t>3.3.1 Definição do Repositório</w:t>
@@ -13044,7 +13111,7 @@
       <w:pPr>
         <w:pStyle w:val="Ttulo3"/>
       </w:pPr>
-      <w:bookmarkStart w:id="28" w:name="_Toc231251578"/>
+      <w:bookmarkStart w:id="28" w:name="_Toc231323729"/>
       <w:r>
         <w:t>3.3.2 Link do Repositório e Especificações para Acesso</w:t>
       </w:r>
@@ -13258,96 +13325,114 @@
       <w:r>
         <w:t xml:space="preserve"> </w:t>
       </w:r>
-      <w:hyperlink r:id="rId14" w:tgtFrame="_blank" w:history="1">
+      <w:hyperlink r:id="rId14" w:history="1">
         <w:r>
           <w:rPr>
             <w:rStyle w:val="Hyperlink"/>
           </w:rPr>
-          <w:t>https://github.com/</w:t>
+          <w:t>https://github.com/Safe-ID/safeid-main</w:t>
         </w:r>
+      </w:hyperlink>
+    </w:p>
+    <w:p>
+      <w:pPr>
+        <w:ind w:firstLine="708"/>
+      </w:pPr>
+      <w:r>
+        <w:t xml:space="preserve">O repositório está configurado com um arquivo </w:t>
+      </w:r>
+      <w:r>
+        <w:rPr>
+          <w:b/>
+          <w:bCs/>
+        </w:rPr>
+        <w:t>README.md</w:t>
+      </w:r>
+      <w:r>
+        <w:t xml:space="preserve"> na raiz que orienta a navegação e o processo de instalação. As entregas de cada sprint são evidenciadas através do histórico de </w:t>
+      </w:r>
+      <w:proofErr w:type="spellStart"/>
+      <w:r>
+        <w:rPr>
+          <w:i/>
+          <w:iCs/>
+        </w:rPr>
+        <w:t>commits</w:t>
+      </w:r>
+      <w:proofErr w:type="spellEnd"/>
+      <w:r>
+        <w:t xml:space="preserve"> e </w:t>
+      </w:r>
+      <w:r>
+        <w:rPr>
+          <w:i/>
+          <w:iCs/>
+        </w:rPr>
+        <w:t>logs</w:t>
+      </w:r>
+      <w:r>
+        <w:t xml:space="preserve"> de atividades dos membros, permitindo a auditoria das contribuições individuais mencionadas no cronograma e validando a evolução do Produto Mínimo Viável (MVP).</w:t>
+      </w:r>
+    </w:p>
+    <w:p>
+      <w:pPr>
+        <w:ind w:firstLine="708"/>
+      </w:pPr>
+      <w:r>
+        <w:t xml:space="preserve">A aplicação </w:t>
+      </w:r>
+      <w:proofErr w:type="spellStart"/>
+      <w:r>
+        <w:t>SafeID</w:t>
+      </w:r>
+      <w:proofErr w:type="spellEnd"/>
+      <w:r>
+        <w:t xml:space="preserve"> encontra-se disponível e operacional no endereço: </w:t>
+      </w:r>
+      <w:hyperlink r:id="rId15" w:history="1">
         <w:r>
           <w:rPr>
             <w:rStyle w:val="Hyperlink"/>
+            <w:b/>
+            <w:bCs/>
           </w:rPr>
-          <w:t>SafeID</w:t>
-        </w:r>
-        <w:r>
-          <w:rPr>
-            <w:rStyle w:val="Hyperlink"/>
-          </w:rPr>
-          <w:t>/safeid-main</w:t>
+          <w:t>https://www.safeid.app.br</w:t>
         </w:r>
       </w:hyperlink>
+      <w:r>
+        <w:t>, podendo ser acessada publicamente para validação das funcionalidades implementadas.</w:t>
+      </w:r>
+    </w:p>
+    <w:p/>
+    <w:p>
+      <w:pPr>
+        <w:pStyle w:val="Ttulo3"/>
+        <w:rPr>
+          <w:lang w:val="en-US"/>
+        </w:rPr>
+      </w:pPr>
+      <w:bookmarkStart w:id="29" w:name="_Toc231323730"/>
+      <w:r>
+        <w:rPr>
+          <w:lang w:val="en-US"/>
+        </w:rPr>
+        <w:t>3.3.3 Backlog do Produto (Product Backlog)</w:t>
+      </w:r>
+      <w:bookmarkEnd w:id="29"/>
+    </w:p>
+    <w:p>
+      <w:pPr>
+        <w:rPr>
+          <w:lang w:val="en-US"/>
+        </w:rPr>
+      </w:pPr>
     </w:p>
     <w:p>
       <w:pPr>
         <w:ind w:firstLine="708"/>
       </w:pPr>
       <w:r>
-        <w:t xml:space="preserve">O repositório está configurado com um arquivo </w:t>
-      </w:r>
-      <w:r>
-        <w:rPr>
-          <w:b/>
-          <w:bCs/>
-        </w:rPr>
-        <w:t>README.md</w:t>
-      </w:r>
-      <w:r>
-        <w:t xml:space="preserve"> na raiz que orienta a navegação e o processo de instalação. As entregas de cada sprint são evidenciadas através do histórico de </w:t>
-      </w:r>
-      <w:proofErr w:type="spellStart"/>
-      <w:r>
-        <w:rPr>
-          <w:i/>
-          <w:iCs/>
-        </w:rPr>
-        <w:t>commits</w:t>
-      </w:r>
-      <w:proofErr w:type="spellEnd"/>
-      <w:r>
-        <w:t xml:space="preserve"> e </w:t>
-      </w:r>
-      <w:r>
-        <w:rPr>
-          <w:i/>
-          <w:iCs/>
-        </w:rPr>
-        <w:t>logs</w:t>
-      </w:r>
-      <w:r>
-        <w:t xml:space="preserve"> de atividades dos membros, permitindo a auditoria das contribuições individuais mencionadas no cronograma e validando a evolução do Produto Mínimo Viável (MVP).</w:t>
-      </w:r>
-    </w:p>
-    <w:p/>
-    <w:p>
-      <w:pPr>
-        <w:pStyle w:val="Ttulo3"/>
-        <w:rPr>
-          <w:lang w:val="en-US"/>
-        </w:rPr>
-      </w:pPr>
-      <w:bookmarkStart w:id="29" w:name="_Toc231251579"/>
-      <w:r>
-        <w:rPr>
-          <w:lang w:val="en-US"/>
-        </w:rPr>
-        <w:t>3.3.3 Backlog do Produto (Product Backlog)</w:t>
-      </w:r>
-      <w:bookmarkEnd w:id="29"/>
-    </w:p>
-    <w:p>
-      <w:pPr>
-        <w:rPr>
-          <w:lang w:val="en-US"/>
-        </w:rPr>
-      </w:pPr>
-    </w:p>
-    <w:p>
-      <w:pPr>
-        <w:ind w:firstLine="708"/>
-      </w:pPr>
-      <w:r>
+        <w:lastRenderedPageBreak/>
         <w:t xml:space="preserve">Seguindo as boas práticas </w:t>
       </w:r>
       <w:r>
@@ -13386,7 +13471,7 @@
           <w:szCs w:val="20"/>
         </w:rPr>
       </w:pPr>
-      <w:bookmarkStart w:id="30" w:name="_Toc231251544"/>
+      <w:bookmarkStart w:id="30" w:name="_Toc231323695"/>
       <w:r>
         <w:rPr>
           <w:b/>
@@ -13397,7 +13482,6 @@
           <w:sz w:val="20"/>
           <w:szCs w:val="20"/>
         </w:rPr>
-        <w:lastRenderedPageBreak/>
         <w:t xml:space="preserve">Tabela </w:t>
       </w:r>
       <w:r>
@@ -14090,7 +14174,15 @@
               <w:cnfStyle w:val="000000100000" w:firstRow="0" w:lastRow="0" w:firstColumn="0" w:lastColumn="0" w:oddVBand="0" w:evenVBand="0" w:oddHBand="1" w:evenHBand="0" w:firstRowFirstColumn="0" w:firstRowLastColumn="0" w:lastRowFirstColumn="0" w:lastRowLastColumn="0"/>
             </w:pPr>
             <w:r>
-              <w:t>Desenvolvimento do servidor API (Node.js).</w:t>
+              <w:t xml:space="preserve">Desenvolvimento do servidor API (Node.js + </w:t>
+            </w:r>
+            <w:proofErr w:type="spellStart"/>
+            <w:r>
+              <w:t>NestJS</w:t>
+            </w:r>
+            <w:proofErr w:type="spellEnd"/>
+            <w:r>
+              <w:t>)</w:t>
             </w:r>
           </w:p>
         </w:tc>
@@ -14724,6 +14816,7 @@
           </w:tcPr>
           <w:p>
             <w:r>
+              <w:lastRenderedPageBreak/>
               <w:t>16</w:t>
             </w:r>
           </w:p>
@@ -14872,7 +14965,6 @@
           </w:tcPr>
           <w:p>
             <w:r>
-              <w:lastRenderedPageBreak/>
               <w:t>18</w:t>
             </w:r>
           </w:p>
@@ -15255,7 +15347,7 @@
       <w:pPr>
         <w:pStyle w:val="Ttulo3"/>
       </w:pPr>
-      <w:bookmarkStart w:id="31" w:name="_Toc231251580"/>
+      <w:bookmarkStart w:id="31" w:name="_Toc231323731"/>
       <w:r>
         <w:t xml:space="preserve">3.3.4 Detalhamento das Sprints (Projeto Integrado I - </w:t>
       </w:r>
@@ -15579,10 +15671,25 @@
           <w:b/>
           <w:bCs/>
         </w:rPr>
+        <w:lastRenderedPageBreak/>
         <w:t>Artefatos:</w:t>
       </w:r>
       <w:r>
-        <w:t xml:space="preserve"> Servidor Node.js funcional, Módulo de integração HIBP e Algoritmo de cálculo de </w:t>
+        <w:t xml:space="preserve"> </w:t>
+      </w:r>
+      <w:r>
+        <w:t xml:space="preserve">Servidor </w:t>
+      </w:r>
+      <w:proofErr w:type="spellStart"/>
+      <w:r>
+        <w:t>NestJS</w:t>
+      </w:r>
+      <w:proofErr w:type="spellEnd"/>
+      <w:r>
+        <w:t xml:space="preserve"> funcional</w:t>
+      </w:r>
+      <w:r>
+        <w:t xml:space="preserve">, Módulo de integração HIBP e Algoritmo de cálculo de </w:t>
       </w:r>
       <w:r>
         <w:rPr>
@@ -15700,7 +15807,6 @@
           <w:b/>
           <w:bCs/>
         </w:rPr>
-        <w:lastRenderedPageBreak/>
         <w:t>Itens do Backlog:</w:t>
       </w:r>
       <w:r>
@@ -15768,7 +15874,7 @@
       <w:pPr>
         <w:pStyle w:val="Ttulo3"/>
       </w:pPr>
-      <w:bookmarkStart w:id="32" w:name="_Toc231251581"/>
+      <w:bookmarkStart w:id="32" w:name="_Toc231323732"/>
       <w:r>
         <w:t>3.3.5 Planejamento para Projeto Integrado II (</w:t>
       </w:r>
@@ -16103,6 +16209,7 @@
           <w:b/>
           <w:bCs/>
         </w:rPr>
+        <w:lastRenderedPageBreak/>
         <w:t>Atividades:</w:t>
       </w:r>
       <w:r>
@@ -16123,9 +16230,8 @@
       <w:pPr>
         <w:pStyle w:val="Ttulo1"/>
       </w:pPr>
-      <w:bookmarkStart w:id="33" w:name="_Toc231251582"/>
-      <w:r>
-        <w:lastRenderedPageBreak/>
+      <w:bookmarkStart w:id="33" w:name="_Toc231323733"/>
+      <w:r>
         <w:t>4 DESENVOLVIMENTO DO PROJETO</w:t>
       </w:r>
       <w:bookmarkEnd w:id="33"/>
@@ -16134,7 +16240,7 @@
       <w:pPr>
         <w:pStyle w:val="Ttulo2"/>
       </w:pPr>
-      <w:bookmarkStart w:id="34" w:name="_Toc231251583"/>
+      <w:bookmarkStart w:id="34" w:name="_Toc231323734"/>
       <w:r>
         <w:t>4.1 Escopo do projeto</w:t>
       </w:r>
@@ -16457,7 +16563,11 @@
       </w:r>
       <w:proofErr w:type="spellEnd"/>
       <w:r>
-        <w:t xml:space="preserve"> apresentará uma mensagem de indisponibilidade momentânea, não sendo responsabilidade do grupo a manutenção de bases de dados de terceiros.</w:t>
+        <w:t xml:space="preserve"> apresentará uma </w:t>
+      </w:r>
+      <w:r>
+        <w:lastRenderedPageBreak/>
+        <w:t>mensagem de indisponibilidade momentânea, não sendo responsabilidade do grupo a manutenção de bases de dados de terceiros.</w:t>
       </w:r>
     </w:p>
     <w:p>
@@ -16472,7 +16582,6 @@
           <w:b/>
           <w:bCs/>
         </w:rPr>
-        <w:lastRenderedPageBreak/>
         <w:t>Restrição:</w:t>
       </w:r>
       <w:r>
@@ -16548,7 +16657,7 @@
       <w:pPr>
         <w:pStyle w:val="Ttulo3"/>
       </w:pPr>
-      <w:bookmarkStart w:id="35" w:name="_Toc231251584"/>
+      <w:bookmarkStart w:id="35" w:name="_Toc231323735"/>
       <w:r>
         <w:t>4.1.1 Regras de negócio</w:t>
       </w:r>
@@ -16723,14 +16832,11 @@
           <w:b/>
           <w:bCs/>
         </w:rPr>
+        <w:lastRenderedPageBreak/>
         <w:t>RN06 – Personalização via IA:</w:t>
       </w:r>
       <w:r>
-        <w:t xml:space="preserve"> O plano de ação gerado pela Inteligência Artificial deve ser obrigatoriamente contextualizado ao tipo de vazamento encontrado. Se o </w:t>
-      </w:r>
-      <w:r>
-        <w:lastRenderedPageBreak/>
-        <w:t>vazamento for de "Dados de Cartão", a recomendação prioritária deve ser o bloqueio bancário; se for de "Senha", a troca de credenciais e ativação de MFA.</w:t>
+        <w:t xml:space="preserve"> O plano de ação gerado pela Inteligência Artificial deve ser obrigatoriamente contextualizado ao tipo de vazamento encontrado. Se o vazamento for de "Dados de Cartão", a recomendação prioritária deve ser o bloqueio bancário; se for de "Senha", a troca de credenciais e ativação de MFA.</w:t>
       </w:r>
     </w:p>
     <w:p>
@@ -16760,7 +16866,7 @@
       <w:pPr>
         <w:pStyle w:val="Ttulo3"/>
       </w:pPr>
-      <w:bookmarkStart w:id="36" w:name="_Toc231251585"/>
+      <w:bookmarkStart w:id="36" w:name="_Toc231323736"/>
       <w:r>
         <w:t>4.1.2 Requisitos funcionais</w:t>
       </w:r>
@@ -16803,7 +16909,7 @@
           <w:szCs w:val="20"/>
         </w:rPr>
       </w:pPr>
-      <w:bookmarkStart w:id="37" w:name="_Toc231251545"/>
+      <w:bookmarkStart w:id="37" w:name="_Toc231323696"/>
       <w:r>
         <w:rPr>
           <w:b/>
@@ -17347,6 +17453,7 @@
               <w:jc w:val="left"/>
             </w:pPr>
             <w:r>
+              <w:lastRenderedPageBreak/>
               <w:t>RF04</w:t>
             </w:r>
           </w:p>
@@ -17402,11 +17509,7 @@
               <w:t>)</w:t>
             </w:r>
             <w:r>
-              <w:t xml:space="preserve">) e </w:t>
-            </w:r>
-            <w:r>
-              <w:lastRenderedPageBreak/>
-              <w:t>utilizar o padrão de resiliência (</w:t>
+              <w:t>) e utilizar o padrão de resiliência (</w:t>
             </w:r>
             <w:proofErr w:type="spellStart"/>
             <w:r>
@@ -17450,7 +17553,6 @@
               <w:cnfStyle w:val="000000000000" w:firstRow="0" w:lastRow="0" w:firstColumn="0" w:lastColumn="0" w:oddVBand="0" w:evenVBand="0" w:oddHBand="0" w:evenHBand="0" w:firstRowFirstColumn="0" w:firstRowLastColumn="0" w:lastRowFirstColumn="0" w:lastRowLastColumn="0"/>
             </w:pPr>
             <w:r>
-              <w:lastRenderedPageBreak/>
               <w:t>PI-1</w:t>
             </w:r>
           </w:p>
@@ -17625,23 +17727,14 @@
                 <w:b/>
                 <w:bCs/>
               </w:rPr>
-              <w:t xml:space="preserve">API Gemini (Google </w:t>
-            </w:r>
-            <w:proofErr w:type="spellStart"/>
+              <w:t xml:space="preserve">API </w:t>
+            </w:r>
             <w:r>
               <w:rPr>
                 <w:b/>
                 <w:bCs/>
               </w:rPr>
-              <w:t>Generative</w:t>
-            </w:r>
-            <w:proofErr w:type="spellEnd"/>
-            <w:r>
-              <w:rPr>
-                <w:b/>
-                <w:bCs/>
-              </w:rPr>
-              <w:t xml:space="preserve"> AI)</w:t>
+              <w:t>OpenAI/Azure (6.41.0)</w:t>
             </w:r>
             <w:r>
               <w:t>, gerar um conjunto de recomendações personalizadas para o utilizador.</w:t>
@@ -17724,7 +17817,14 @@
                 <w:b/>
                 <w:bCs/>
               </w:rPr>
-              <w:t>família de modelos Gemini</w:t>
+              <w:t xml:space="preserve">API </w:t>
+            </w:r>
+            <w:r>
+              <w:rPr>
+                <w:b/>
+                <w:bCs/>
+              </w:rPr>
+              <w:t>OpenAI/Azure (6.41.0)</w:t>
             </w:r>
             <w:r>
               <w:t>) para traduzir dados técnicos de vazamentos massivos em relatórios simples, legíveis e didáticos para o utilizador final de perfil B2C.</w:t>
@@ -17960,7 +18060,11 @@
               <w:t>Dashboard</w:t>
             </w:r>
             <w:r>
-              <w:t xml:space="preserve"> e dos planos de ação gerados pela IA em um documento portátil e padronizado (PDF), viabilizando a consulta </w:t>
+              <w:t xml:space="preserve"> e dos planos de ação gerados pela IA </w:t>
+            </w:r>
+            <w:r>
+              <w:lastRenderedPageBreak/>
+              <w:t xml:space="preserve">em um documento portátil e padronizado (PDF), viabilizando a consulta </w:t>
             </w:r>
             <w:r>
               <w:rPr>
@@ -17986,6 +18090,7 @@
               <w:cnfStyle w:val="000000000000" w:firstRow="0" w:lastRow="0" w:firstColumn="0" w:lastColumn="0" w:oddVBand="0" w:evenVBand="0" w:oddHBand="0" w:evenHBand="0" w:firstRowFirstColumn="0" w:firstRowLastColumn="0" w:lastRowFirstColumn="0" w:lastRowLastColumn="0"/>
             </w:pPr>
             <w:r>
+              <w:lastRenderedPageBreak/>
               <w:t>PI-2</w:t>
             </w:r>
           </w:p>
@@ -17997,9 +18102,8 @@
       <w:pPr>
         <w:pStyle w:val="Ttulo3"/>
       </w:pPr>
-      <w:bookmarkStart w:id="38" w:name="_Toc231251586"/>
-      <w:r>
-        <w:lastRenderedPageBreak/>
+      <w:bookmarkStart w:id="38" w:name="_Toc231323737"/>
+      <w:r>
         <w:t>4.1.3 Requisitos não funcionais</w:t>
       </w:r>
       <w:bookmarkEnd w:id="38"/>
@@ -18080,7 +18184,7 @@
           <w:szCs w:val="20"/>
         </w:rPr>
       </w:pPr>
-      <w:bookmarkStart w:id="39" w:name="_Toc231251546"/>
+      <w:bookmarkStart w:id="39" w:name="_Toc231323697"/>
       <w:r>
         <w:rPr>
           <w:b/>
@@ -18176,9 +18280,9 @@
       </w:tblPr>
       <w:tblGrid>
         <w:gridCol w:w="950"/>
-        <w:gridCol w:w="2212"/>
+        <w:gridCol w:w="2246"/>
         <w:gridCol w:w="1909"/>
-        <w:gridCol w:w="4000"/>
+        <w:gridCol w:w="3966"/>
       </w:tblGrid>
       <w:tr>
         <w:trPr>
@@ -18496,15 +18600,23 @@
               <w:cnfStyle w:val="000000100000" w:firstRow="0" w:lastRow="0" w:firstColumn="0" w:lastColumn="0" w:oddVBand="0" w:evenVBand="0" w:oddHBand="1" w:evenHBand="0" w:firstRowFirstColumn="0" w:firstRowLastColumn="0" w:lastRowFirstColumn="0" w:lastRowLastColumn="0"/>
             </w:pPr>
             <w:r>
-              <w:t>O ecossistema de inteligência artificial deve ser obrigatoriamente intermediado pelo SDK oficial @google/generative-</w:t>
-            </w:r>
-            <w:proofErr w:type="gramStart"/>
-            <w:r>
-              <w:t>ai</w:t>
-            </w:r>
-            <w:proofErr w:type="gramEnd"/>
-            <w:r>
-              <w:t>, garantindo que as chamadas de inferência mantenham um tempo de resposta síncrono inferior a 3 segundos para não degradar a experiência do utilizador.</w:t>
+              <w:t xml:space="preserve">O ecossistema de inteligência artificial deve ser obrigatoriamente intermediado pelo SDK oficial </w:t>
+            </w:r>
+            <w:r>
+              <w:t>OpenAI/Azure (6.41.0)</w:t>
+            </w:r>
+            <w:r>
+              <w:t xml:space="preserve">, </w:t>
+            </w:r>
+            <w:r>
+              <w:t xml:space="preserve">garantindo que o tempo de resposta percebido pelo utilizador, desde a solicitação até </w:t>
+            </w:r>
+            <w:r>
+              <w:lastRenderedPageBreak/>
+              <w:t>a entrega do diagnóstico cognitivo, não ultrapasse 3 segundos</w:t>
+            </w:r>
+            <w:r>
+              <w:t>.</w:t>
             </w:r>
           </w:p>
         </w:tc>
@@ -18522,7 +18634,6 @@
               <w:jc w:val="left"/>
             </w:pPr>
             <w:r>
-              <w:lastRenderedPageBreak/>
               <w:t>RNF04</w:t>
             </w:r>
           </w:p>
@@ -18996,7 +19107,11 @@
             </w:r>
             <w:proofErr w:type="spellEnd"/>
             <w:r>
-              <w:t>) e empacotado para produção utilizando contêineres (</w:t>
+              <w:t xml:space="preserve">) e </w:t>
+            </w:r>
+            <w:r>
+              <w:lastRenderedPageBreak/>
+              <w:t>empacotado para produção utilizando contêineres (</w:t>
             </w:r>
             <w:r>
               <w:rPr>
@@ -19036,7 +19151,7 @@
       <w:pPr>
         <w:pStyle w:val="Ttulo2"/>
       </w:pPr>
-      <w:bookmarkStart w:id="40" w:name="_Toc231251587"/>
+      <w:bookmarkStart w:id="40" w:name="_Toc231323738"/>
       <w:r>
         <w:t>4.2 Histórias de usuário</w:t>
       </w:r>
@@ -19046,7 +19161,7 @@
       <w:pPr>
         <w:pStyle w:val="Ttulo2"/>
       </w:pPr>
-      <w:bookmarkStart w:id="41" w:name="_Toc231251588"/>
+      <w:bookmarkStart w:id="41" w:name="_Toc231323739"/>
       <w:r>
         <w:t>4.2.1 Descrição das Histórias de Usuário</w:t>
       </w:r>
@@ -19277,7 +19392,11 @@
       </w:r>
       <w:proofErr w:type="spellEnd"/>
       <w:r>
-        <w:t xml:space="preserve">: "SQL </w:t>
+        <w:t xml:space="preserve">: </w:t>
+      </w:r>
+      <w:r>
+        <w:lastRenderedPageBreak/>
+        <w:t xml:space="preserve">"SQL </w:t>
       </w:r>
       <w:proofErr w:type="spellStart"/>
       <w:r>
@@ -19315,11 +19434,10 @@
         </w:numPr>
       </w:pPr>
       <w:r>
-        <w:lastRenderedPageBreak/>
         <w:t>O sistema deve enviar à LLM (</w:t>
       </w:r>
       <w:r>
-        <w:t>Google Gemini</w:t>
+        <w:t>OpenAI/Azure (6.41.0)</w:t>
       </w:r>
       <w:r>
         <w:t>) apenas os metadados do vazamento, sem enviar o e-mail real do usuário, preservando a privacidade.</w:t>
@@ -19514,6 +19632,7 @@
         </w:numPr>
       </w:pPr>
       <w:r>
+        <w:lastRenderedPageBreak/>
         <w:t>O acesso deve ser gerido via tokens seguros (JWT), sendo interrompido após inatividade.</w:t>
       </w:r>
     </w:p>
@@ -19530,7 +19649,6 @@
         </w:numPr>
       </w:pPr>
       <w:r>
-        <w:lastRenderedPageBreak/>
         <w:t>História: Como responsável pela segurança digital da minha família, eu quero cadastrar múltiplos e-mails no meu painel para monitorar a vulnerabilidade de todos os meus dependentes em um único lugar.</w:t>
       </w:r>
     </w:p>
@@ -19721,6 +19839,7 @@
         </w:numPr>
       </w:pPr>
       <w:r>
+        <w:lastRenderedPageBreak/>
         <w:t>O sistema deve aplicar ofuscação (</w:t>
       </w:r>
       <w:proofErr w:type="spellStart"/>
@@ -19764,7 +19883,7 @@
       <w:pPr>
         <w:pStyle w:val="Ttulo2"/>
       </w:pPr>
-      <w:bookmarkStart w:id="42" w:name="_Toc231251589"/>
+      <w:bookmarkStart w:id="42" w:name="_Toc231323740"/>
       <w:r>
         <w:t>4.3 Arquitetura</w:t>
       </w:r>
@@ -19774,7 +19893,7 @@
       <w:pPr>
         <w:pStyle w:val="Ttulo3"/>
       </w:pPr>
-      <w:bookmarkStart w:id="43" w:name="_Toc231251590"/>
+      <w:bookmarkStart w:id="43" w:name="_Toc231323741"/>
       <w:r>
         <w:t>4.3.1 Definições da arquitetura</w:t>
       </w:r>
@@ -20127,7 +20246,11 @@
       </w:r>
       <w:proofErr w:type="spellEnd"/>
       <w:r>
-        <w:t xml:space="preserve"> de cabeçalhos via Helmet.js, controle de tráfego pesado por mensageria e o padrão de resiliência </w:t>
+        <w:t xml:space="preserve"> de cabeçalhos via Helmet.js, controle de tráfego pesado por mensageria e o </w:t>
+      </w:r>
+      <w:r>
+        <w:lastRenderedPageBreak/>
+        <w:t xml:space="preserve">padrão de resiliência </w:t>
       </w:r>
       <w:r>
         <w:rPr>
@@ -20239,17 +20362,10 @@
         <w:t xml:space="preserve"> para a coleta de dados de inteligência de ameaças (OSINT) e à API da </w:t>
       </w:r>
       <w:r>
-        <w:t>Google Gemini</w:t>
-      </w:r>
-      <w:r>
-        <w:t xml:space="preserve"> (modelo </w:t>
-      </w:r>
-      <w:r>
-        <w:lastRenderedPageBreak/>
-        <w:t>(@google/generative-ai)</w:t>
-      </w:r>
-      <w:r>
-        <w:t>) para o processamento de linguagem natural. Para mitigar o risco de bloqueios por limites de requisições (</w:t>
+        <w:t>OpenAI/Azure (6.41.0)</w:t>
+      </w:r>
+      <w:r>
+        <w:t xml:space="preserve"> para o processamento de linguagem natural. Para mitigar o risco de bloqueios por limites de requisições (</w:t>
       </w:r>
       <w:r>
         <w:rPr>
@@ -20414,11 +20530,34 @@
         <w:t>) no nível da aplicação antes de serem consolidados no banco de dados.</w:t>
       </w:r>
     </w:p>
+    <w:p/>
+    <w:p/>
+    <w:p/>
+    <w:p>
+      <w:pPr>
+        <w:spacing w:after="160" w:line="259" w:lineRule="auto"/>
+        <w:jc w:val="left"/>
+      </w:pPr>
+    </w:p>
+    <w:p/>
     <w:p>
       <w:pPr>
         <w:pStyle w:val="Ttulo3"/>
-      </w:pPr>
-      <w:bookmarkStart w:id="44" w:name="_Toc231251591"/>
+        <w:sectPr>
+          <w:headerReference w:type="default" r:id="rId16"/>
+          <w:pgSz w:w="11906" w:h="16838"/>
+          <w:pgMar w:top="1701" w:right="1134" w:bottom="1134" w:left="1701" w:header="708" w:footer="708" w:gutter="0"/>
+          <w:pgNumType w:start="9"/>
+          <w:cols w:space="708"/>
+          <w:docGrid w:linePitch="360"/>
+        </w:sectPr>
+      </w:pPr>
+    </w:p>
+    <w:p>
+      <w:pPr>
+        <w:pStyle w:val="Ttulo3"/>
+      </w:pPr>
+      <w:bookmarkStart w:id="44" w:name="_Toc231323742"/>
       <w:r>
         <w:lastRenderedPageBreak/>
         <w:t>4.3.2 Diagrama da arquitetura</w:t>
@@ -20440,7 +20579,7 @@
           <w:szCs w:val="20"/>
         </w:rPr>
       </w:pPr>
-      <w:bookmarkStart w:id="45" w:name="_Toc231251534"/>
+      <w:bookmarkStart w:id="45" w:name="_Toc231323685"/>
       <w:r>
         <w:rPr>
           <w:b/>
@@ -20545,10 +20684,10 @@
     <w:p>
       <w:r>
         <w:drawing>
-          <wp:inline distT="0" distB="0" distL="0" distR="0" wp14:anchorId="27F13317" wp14:editId="256B02F7">
-            <wp:extent cx="5760085" cy="5407025"/>
-            <wp:effectExtent l="0" t="0" r="0" b="3175"/>
-            <wp:docPr id="534274391" name="Imagem 4"/>
+          <wp:inline distT="0" distB="0" distL="0" distR="0" wp14:anchorId="6E183D3D" wp14:editId="3DD4D1AF">
+            <wp:extent cx="9904095" cy="3626864"/>
+            <wp:effectExtent l="0" t="0" r="1905" b="0"/>
+            <wp:docPr id="991427618" name="Imagem 4"/>
             <wp:cNvGraphicFramePr>
               <a:graphicFrameLocks xmlns:a="http://schemas.openxmlformats.org/drawingml/2006/main" noChangeAspect="1"/>
             </wp:cNvGraphicFramePr>
@@ -20562,7 +20701,7 @@
                     </pic:cNvPicPr>
                   </pic:nvPicPr>
                   <pic:blipFill>
-                    <a:blip r:embed="rId15">
+                    <a:blip r:embed="rId17" cstate="print">
                       <a:extLst>
                         <a:ext uri="{28A0092B-C50C-407E-A947-70E740481C1C}">
                           <a14:useLocalDpi xmlns:a14="http://schemas.microsoft.com/office/drawing/2010/main" val="0"/>
@@ -20577,7 +20716,7 @@
                   <pic:spPr bwMode="auto">
                     <a:xfrm>
                       <a:off x="0" y="0"/>
-                      <a:ext cx="5760085" cy="5407025"/>
+                      <a:ext cx="9958850" cy="3646915"/>
                     </a:xfrm>
                     <a:prstGeom prst="rect">
                       <a:avLst/>
@@ -20597,19 +20736,39 @@
     <w:p/>
     <w:p>
       <w:pPr>
+        <w:sectPr>
+          <w:pgSz w:w="16838" w:h="11906" w:orient="landscape"/>
+          <w:pgMar w:top="567" w:right="567" w:bottom="567" w:left="567" w:header="709" w:footer="709" w:gutter="0"/>
+          <w:pgNumType w:start="9"/>
+          <w:cols w:space="708"/>
+          <w:docGrid w:linePitch="360"/>
+        </w:sectPr>
+      </w:pPr>
+    </w:p>
+    <w:p>
+      <w:pPr>
         <w:pStyle w:val="Ttulo2"/>
         <w:rPr>
           <w:lang w:val="en-US"/>
         </w:rPr>
       </w:pPr>
-      <w:bookmarkStart w:id="46" w:name="_Toc231251592"/>
+      <w:bookmarkStart w:id="46" w:name="_Toc231323743"/>
       <w:r>
         <w:rPr>
           <w:lang w:val="en-US"/>
         </w:rPr>
-        <w:t>4.4 Tecnologias</w:t>
+        <w:lastRenderedPageBreak/>
+        <w:t xml:space="preserve">4.4 </w:t>
+      </w:r>
+      <w:proofErr w:type="spellStart"/>
+      <w:r>
+        <w:rPr>
+          <w:lang w:val="en-US"/>
+        </w:rPr>
+        <w:t>Tecnologias</w:t>
       </w:r>
       <w:bookmarkEnd w:id="46"/>
+      <w:proofErr w:type="spellEnd"/>
     </w:p>
     <w:p>
       <w:pPr>
@@ -20618,7 +20777,7 @@
           <w:lang w:val="en-US"/>
         </w:rPr>
       </w:pPr>
-      <w:bookmarkStart w:id="47" w:name="_Toc231251593"/>
+      <w:bookmarkStart w:id="47" w:name="_Toc231323744"/>
       <w:r>
         <w:rPr>
           <w:lang w:val="en-US"/>
@@ -20687,11 +20846,7 @@
       </w:r>
       <w:proofErr w:type="spellEnd"/>
       <w:r>
-        <w:t xml:space="preserve">, o React.js é crucial </w:t>
-      </w:r>
-      <w:r>
-        <w:lastRenderedPageBreak/>
-        <w:t>para gerenciar o estado de requisições assíncronas complexas — como o tempo de espera (</w:t>
+        <w:t>, o React.js é crucial para gerenciar o estado de requisições assíncronas complexas — como o tempo de espera (</w:t>
       </w:r>
       <w:proofErr w:type="spellStart"/>
       <w:r>
@@ -20964,7 +21119,7 @@
       <w:pPr>
         <w:pStyle w:val="Ttulo3"/>
       </w:pPr>
-      <w:bookmarkStart w:id="48" w:name="_Toc231251594"/>
+      <w:bookmarkStart w:id="48" w:name="_Toc231323745"/>
       <w:r>
         <w:t>4.4.2 Back-</w:t>
       </w:r>
@@ -21030,33 +21185,20 @@
           <w:b/>
           <w:bCs/>
         </w:rPr>
-        <w:t xml:space="preserve">Google </w:t>
-      </w:r>
-      <w:proofErr w:type="spellStart"/>
-      <w:r>
-        <w:rPr>
-          <w:b/>
-          <w:bCs/>
-        </w:rPr>
-        <w:t>Generative</w:t>
-      </w:r>
-      <w:proofErr w:type="spellEnd"/>
-      <w:r>
-        <w:rPr>
-          <w:b/>
-          <w:bCs/>
-        </w:rPr>
-        <w:t xml:space="preserve"> AI</w:t>
-      </w:r>
-      <w:r>
-        <w:t>) sem degradação de performance</w:t>
-      </w:r>
-      <w:r>
-        <w:t xml:space="preserve">. Para garantir alta manutenibilidade, testabilidade e o isolamento das regras de </w:t>
-      </w:r>
-      <w:r>
-        <w:lastRenderedPageBreak/>
-        <w:t xml:space="preserve">negócio, o </w:t>
+        <w:t>OpenAI/Azure (6.41.0)</w:t>
+      </w:r>
+      <w:r>
+        <w:rPr>
+          <w:b/>
+          <w:bCs/>
+        </w:rPr>
+        <w:t xml:space="preserve"> </w:t>
+      </w:r>
+      <w:r>
+        <w:t>sem degradação de performance</w:t>
+      </w:r>
+      <w:r>
+        <w:t xml:space="preserve">. Para garantir alta manutenibilidade, testabilidade e o isolamento das regras de negócio, o </w:t>
       </w:r>
       <w:proofErr w:type="spellStart"/>
       <w:r>
@@ -21381,7 +21523,11 @@
         <w:t xml:space="preserve"> Design</w:t>
       </w:r>
       <w:r>
-        <w:t xml:space="preserve">. Para garantir conformidade com as diretrizes de proteção da LGPD, os identificadores trafegados sofrem ofuscação (através de </w:t>
+        <w:t xml:space="preserve">. Para garantir conformidade com as diretrizes de proteção da LGPD, os identificadores </w:t>
+      </w:r>
+      <w:r>
+        <w:lastRenderedPageBreak/>
+        <w:t xml:space="preserve">trafegados sofrem ofuscação (através de </w:t>
       </w:r>
       <w:proofErr w:type="spellStart"/>
       <w:r>
@@ -21437,18 +21583,14 @@
       </w:r>
       <w:proofErr w:type="spellEnd"/>
       <w:r>
-        <w:t xml:space="preserve"> em um núcleo robusto de mitigação e processamento de riscos. Esta construção assegura que o objetivo de democratizar o acesso à segurança digital seja cumprido através de um sistema estável, transparente e de alta </w:t>
-      </w:r>
-      <w:r>
-        <w:lastRenderedPageBreak/>
-        <w:t>disponibilidade, consolidando a viabilidade técnica do produto dentro do escopo acadêmico e social proposto.</w:t>
+        <w:t xml:space="preserve"> em um núcleo robusto de mitigação e processamento de riscos. Esta construção assegura que o objetivo de democratizar o acesso à segurança digital seja cumprido através de um sistema estável, transparente e de alta disponibilidade, consolidando a viabilidade técnica do produto dentro do escopo acadêmico e social proposto.</w:t>
       </w:r>
     </w:p>
     <w:p>
       <w:pPr>
         <w:pStyle w:val="Ttulo3"/>
       </w:pPr>
-      <w:bookmarkStart w:id="49" w:name="_Toc231251595"/>
+      <w:bookmarkStart w:id="49" w:name="_Toc231323746"/>
       <w:r>
         <w:t>4.4.3 Banco de Dados: PostgreSQL</w:t>
       </w:r>
@@ -21596,7 +21738,11 @@
       </w:r>
       <w:proofErr w:type="spellEnd"/>
       <w:r>
-        <w:t xml:space="preserve"> (</w:t>
+        <w:t xml:space="preserve"> </w:t>
+      </w:r>
+      <w:r>
+        <w:lastRenderedPageBreak/>
+        <w:t>(</w:t>
       </w:r>
       <w:proofErr w:type="spellStart"/>
       <w:r>
@@ -21759,7 +21905,6 @@
           <w:b/>
           <w:bCs/>
         </w:rPr>
-        <w:lastRenderedPageBreak/>
         <w:t>Mensageria e Filas:</w:t>
       </w:r>
       <w:r>
@@ -21829,7 +21974,7 @@
       <w:pPr>
         <w:pStyle w:val="Ttulo3"/>
       </w:pPr>
-      <w:bookmarkStart w:id="50" w:name="_Toc231251596"/>
+      <w:bookmarkStart w:id="50" w:name="_Toc231323747"/>
       <w:r>
         <w:t>4.4.</w:t>
       </w:r>
@@ -21993,6 +22138,7 @@
         <w:ind w:firstLine="708"/>
       </w:pPr>
       <w:r>
+        <w:lastRenderedPageBreak/>
         <w:t xml:space="preserve">Complementando a coleta OSINT, o </w:t>
       </w:r>
       <w:proofErr w:type="spellStart"/>
@@ -22004,7 +22150,7 @@
         <w:t xml:space="preserve"> incorpora a inteligência artificial através da API da </w:t>
       </w:r>
       <w:r>
-        <w:t>Google Gemini</w:t>
+        <w:t>OpenAI/Azure (6.41.0)</w:t>
       </w:r>
       <w:r>
         <w:t xml:space="preserve">. </w:t>
@@ -22017,23 +22163,7 @@
           <w:b/>
           <w:bCs/>
         </w:rPr>
-        <w:t xml:space="preserve">Google </w:t>
-      </w:r>
-      <w:proofErr w:type="spellStart"/>
-      <w:r>
-        <w:rPr>
-          <w:b/>
-          <w:bCs/>
-        </w:rPr>
-        <w:t>Generative</w:t>
-      </w:r>
-      <w:proofErr w:type="spellEnd"/>
-      <w:r>
-        <w:rPr>
-          <w:b/>
-          <w:bCs/>
-        </w:rPr>
-        <w:t xml:space="preserve"> AI (API Gemini)</w:t>
+        <w:t>OpenAI/Azure (6.41.0)</w:t>
       </w:r>
       <w:r>
         <w:t xml:space="preserve"> como núcleo da arquitetura cognitiva do </w:t>
@@ -22044,11 +22174,7 @@
       </w:r>
       <w:proofErr w:type="spellEnd"/>
       <w:r>
-        <w:t xml:space="preserve"> justifica-se pela sua elevada eficiência de processamento, baixa latência e excelente custo-benefício para a execução de tarefas de processamento de texto em tempo real em ambientes de prototipagem (MVP). Adicionalmente, o modelo adotado apresenta uma ampla janela de contexto e capacidades avançadas de raciocínio lógico-contextual, o que se revela ideal para ler grandes volumes de metadados brutos de incidentes cibernéticos e convertê-los em orientações pedagógicas claras e em total conformidade com as boas práticas de usabilidade para o público leigo. A comunicação é </w:t>
-      </w:r>
-      <w:r>
-        <w:lastRenderedPageBreak/>
-        <w:t xml:space="preserve">blindada através de chamadas autenticadas via chaves de API restritas, geridas no </w:t>
+        <w:t xml:space="preserve"> justifica-se pela sua elevada eficiência de processamento, baixa latência e excelente custo-benefício para a execução de tarefas de processamento de texto em tempo real em ambientes de prototipagem (MVP). Adicionalmente, o modelo adotado apresenta uma ampla janela de contexto e capacidades avançadas de raciocínio lógico-contextual, o que se revela ideal para ler grandes volumes de metadados brutos de incidentes cibernéticos e convertê-los em orientações pedagógicas claras e em total conformidade com as boas práticas de usabilidade para o público leigo. A comunicação é blindada através de chamadas autenticadas via chaves de API restritas, geridas no </w:t>
       </w:r>
       <w:proofErr w:type="spellStart"/>
       <w:r>
@@ -22060,10 +22186,7 @@
       </w:r>
       <w:proofErr w:type="spellEnd"/>
       <w:r>
-        <w:t xml:space="preserve"> pelas variáveis de ambiente da aplicação.</w:t>
-      </w:r>
-      <w:r>
-        <w:t xml:space="preserve"> </w:t>
+        <w:t xml:space="preserve"> pelas variáveis de ambiente da aplicação. </w:t>
       </w:r>
     </w:p>
     <w:p>
@@ -22286,7 +22409,7 @@
       <w:pPr>
         <w:pStyle w:val="Ttulo3"/>
       </w:pPr>
-      <w:bookmarkStart w:id="51" w:name="_Toc231251597"/>
+      <w:bookmarkStart w:id="51" w:name="_Toc231323748"/>
       <w:r>
         <w:t>4.4.5 Infraestrutura em Cloud</w:t>
       </w:r>
@@ -22307,15 +22430,64 @@
       </w:r>
       <w:proofErr w:type="spellEnd"/>
       <w:r>
-        <w:t xml:space="preserve"> foi planejada para garantir escalabilidade, alta disponibilidade e segurança dos dados, alinhando-se às melhores práticas de engenharia de software e cibersegurança. O projeto prevê a utilização de serviços cloud para hospedar o </w:t>
-      </w:r>
-      <w:proofErr w:type="spellStart"/>
-      <w:r>
+        <w:t xml:space="preserve"> foi projetada sob o conceito de Arquitetura Alvo (</w:t>
+      </w:r>
+      <w:r>
+        <w:rPr>
+          <w:i/>
+          <w:iCs/>
+        </w:rPr>
+        <w:t xml:space="preserve">Target </w:t>
+      </w:r>
+      <w:proofErr w:type="spellStart"/>
+      <w:r>
+        <w:rPr>
+          <w:i/>
+          <w:iCs/>
+        </w:rPr>
+        <w:t>Architecture</w:t>
+      </w:r>
+      <w:proofErr w:type="spellEnd"/>
+      <w:r>
+        <w:t xml:space="preserve">), visando garantir escalabilidade extrema, alta disponibilidade e isolamento de rede, alinhando-se às melhores práticas de engenharia de </w:t>
+      </w:r>
+      <w:proofErr w:type="spellStart"/>
+      <w:r>
+        <w:rPr>
+          <w:i/>
+          <w:iCs/>
+        </w:rPr>
+        <w:t>Reliability</w:t>
+      </w:r>
+      <w:proofErr w:type="spellEnd"/>
+      <w:r>
+        <w:t xml:space="preserve"> </w:t>
+      </w:r>
+      <w:r>
+        <w:lastRenderedPageBreak/>
+        <w:t xml:space="preserve">(Confiabilidade) e cibersegurança. O projeto definiu a utilização de serviços </w:t>
+      </w:r>
+      <w:r>
+        <w:rPr>
+          <w:i/>
+          <w:iCs/>
+        </w:rPr>
+        <w:t>cloud</w:t>
+      </w:r>
+      <w:r>
+        <w:t xml:space="preserve"> de ponta para hospedar o </w:t>
+      </w:r>
+      <w:proofErr w:type="spellStart"/>
+      <w:r>
+        <w:rPr>
+          <w:i/>
+          <w:iCs/>
+        </w:rPr>
         <w:t>backend</w:t>
       </w:r>
       <w:proofErr w:type="spellEnd"/>
       <w:r>
-        <w:t>, o banco de dados relacional, o cache de memória e os módulos de mensageria assíncrona, permitindo que o sistema suporte picos de acesso e facilite a manutenção evolutiva.</w:t>
+        <w:t>, o banco de dados relacional, o cache de memória e os módulos de mensageria assíncrona.</w:t>
       </w:r>
     </w:p>
     <w:p>
@@ -22324,15 +22496,54 @@
         <w:ind w:firstLine="708"/>
       </w:pPr>
       <w:r>
-        <w:t xml:space="preserve">Durante a etapa de desenvolvimento, a equipe optou por arquiteturas agnósticas e portáveis, utilizando contêineres Docker e pipelines de integração contínua (CI/CD) para facilitar o </w:t>
-      </w:r>
-      <w:proofErr w:type="spellStart"/>
-      <w:r>
-        <w:t>deploy</w:t>
-      </w:r>
-      <w:proofErr w:type="spellEnd"/>
-      <w:r>
-        <w:t xml:space="preserve"> em diferentes provedores de nuvem. Essa abordagem permite que o </w:t>
+        <w:t>Para garantir a portabilidade do sistema e evitar o bloqueio de fornecedor (</w:t>
+      </w:r>
+      <w:proofErr w:type="spellStart"/>
+      <w:r>
+        <w:rPr>
+          <w:i/>
+          <w:iCs/>
+        </w:rPr>
+        <w:t>vendor</w:t>
+      </w:r>
+      <w:proofErr w:type="spellEnd"/>
+      <w:r>
+        <w:rPr>
+          <w:i/>
+          <w:iCs/>
+        </w:rPr>
+        <w:t xml:space="preserve"> </w:t>
+      </w:r>
+      <w:proofErr w:type="spellStart"/>
+      <w:r>
+        <w:rPr>
+          <w:i/>
+          <w:iCs/>
+        </w:rPr>
+        <w:t>lock</w:t>
+      </w:r>
+      <w:proofErr w:type="spellEnd"/>
+      <w:r>
+        <w:rPr>
+          <w:i/>
+          <w:iCs/>
+        </w:rPr>
+        <w:t>-in</w:t>
+      </w:r>
+      <w:r>
+        <w:t xml:space="preserve">), a equipe estruturou a aplicação de forma agnóstica utilizando contêineres Docker. Essa abordagem de </w:t>
+      </w:r>
+      <w:proofErr w:type="spellStart"/>
+      <w:r>
+        <w:rPr>
+          <w:i/>
+          <w:iCs/>
+        </w:rPr>
+        <w:t>containerização</w:t>
+      </w:r>
+      <w:proofErr w:type="spellEnd"/>
+      <w:r>
+        <w:t xml:space="preserve"> permite que o ecossistema </w:t>
       </w:r>
       <w:proofErr w:type="spellStart"/>
       <w:r>
@@ -22340,33 +22551,112 @@
       </w:r>
       <w:proofErr w:type="spellEnd"/>
       <w:r>
-        <w:t xml:space="preserve"> seja facilmente migrado entre ambientes de homologação e produção, reduzindo riscos de dependência de fornecedor (</w:t>
-      </w:r>
-      <w:proofErr w:type="spellStart"/>
-      <w:r>
-        <w:t>vendor</w:t>
-      </w:r>
-      <w:proofErr w:type="spellEnd"/>
-      <w:r>
-        <w:t xml:space="preserve"> </w:t>
-      </w:r>
-      <w:proofErr w:type="spellStart"/>
-      <w:r>
-        <w:t>lock</w:t>
-      </w:r>
-      <w:proofErr w:type="spellEnd"/>
-      <w:r>
-        <w:t>-in) e otimizando custos operacionais.</w:t>
-      </w:r>
-    </w:p>
+        <w:t xml:space="preserve"> rode localmente em ambientes de desenvolvimento com a mesma fidelidade estrutural que terá no ambiente de produção na nuvem. A infraestrutura em </w:t>
+      </w:r>
+      <w:r>
+        <w:rPr>
+          <w:i/>
+          <w:iCs/>
+        </w:rPr>
+        <w:t>cloud</w:t>
+      </w:r>
+      <w:r>
+        <w:t xml:space="preserve"> detalhada a seguir representa a topologia oficial aprovada para o provisionamento do projeto, focada na segurança periférica, conformidade com a LGPD e resiliência contra falhas sistêmicas por meio de computação </w:t>
+      </w:r>
+      <w:proofErr w:type="spellStart"/>
+      <w:r>
+        <w:rPr>
+          <w:i/>
+          <w:iCs/>
+        </w:rPr>
+        <w:t>Serverless</w:t>
+      </w:r>
+      <w:proofErr w:type="spellEnd"/>
+      <w:r>
+        <w:t xml:space="preserve"> (sem servidor).</w:t>
+      </w:r>
+    </w:p>
+    <w:p>
+      <w:pPr>
+        <w:pStyle w:val="Ttulo4"/>
+      </w:pPr>
+      <w:r>
+        <w:t>4.4.</w:t>
+      </w:r>
+      <w:r>
+        <w:t>5</w:t>
+      </w:r>
+      <w:r>
+        <w:t xml:space="preserve">.1 </w:t>
+      </w:r>
+      <w:proofErr w:type="spellStart"/>
+      <w:r>
+        <w:t>Amazon</w:t>
+      </w:r>
+      <w:proofErr w:type="spellEnd"/>
+      <w:r>
+        <w:t xml:space="preserve"> Web Services (AWS)</w:t>
+      </w:r>
+    </w:p>
+    <w:p/>
     <w:p>
       <w:pPr>
         <w:spacing w:after="160"/>
         <w:ind w:firstLine="708"/>
       </w:pPr>
       <w:r>
-        <w:lastRenderedPageBreak/>
-        <w:t>A infraestrutura cloud está sendo construída de forma incremental, com a implementação inicial focada em ambientes de testes e validação. A integração com serviços de nuvem será expandida conforme o avanço das etapas do projeto, priorizando a robustez, a conformidade com a LGPD e a resiliência contra falhas sistêmicas. O planejamento contempla a utilização de recursos como instâncias de computação, bancos de dados gerenciados, cache distribuído e filas de processamento, sempre com foco na segurança e na performance.</w:t>
+        <w:t xml:space="preserve">A topologia estrutural do </w:t>
+      </w:r>
+      <w:proofErr w:type="spellStart"/>
+      <w:r>
+        <w:t>SafeID</w:t>
+      </w:r>
+      <w:proofErr w:type="spellEnd"/>
+      <w:r>
+        <w:t xml:space="preserve"> baseia-se no ecossistema da </w:t>
+      </w:r>
+      <w:proofErr w:type="spellStart"/>
+      <w:r>
+        <w:t>Amazon</w:t>
+      </w:r>
+      <w:proofErr w:type="spellEnd"/>
+      <w:r>
+        <w:t xml:space="preserve"> Web Services (AWS) como provedor principal de </w:t>
+      </w:r>
+      <w:r>
+        <w:rPr>
+          <w:i/>
+          <w:iCs/>
+        </w:rPr>
+        <w:t xml:space="preserve">cloud </w:t>
+      </w:r>
+      <w:proofErr w:type="spellStart"/>
+      <w:r>
+        <w:rPr>
+          <w:i/>
+          <w:iCs/>
+        </w:rPr>
+        <w:t>computing</w:t>
+      </w:r>
+      <w:proofErr w:type="spellEnd"/>
+      <w:r>
+        <w:t>. A arquitetura foi desenhada utilizando o conceito de nuvem privada (</w:t>
+      </w:r>
+      <w:proofErr w:type="spellStart"/>
+      <w:r>
+        <w:t>Amazon</w:t>
+      </w:r>
+      <w:proofErr w:type="spellEnd"/>
+      <w:r>
+        <w:t xml:space="preserve"> VPC), garantindo que a lógica de negócios e os dados sensíveis permaneçam em </w:t>
+      </w:r>
+      <w:proofErr w:type="spellStart"/>
+      <w:r>
+        <w:t>sub-redes</w:t>
+      </w:r>
+      <w:proofErr w:type="spellEnd"/>
+      <w:r>
+        <w:t xml:space="preserve"> privadas sem acesso direto pela internet pública.</w:t>
       </w:r>
     </w:p>
     <w:p>
@@ -22374,31 +22664,440 @@
         <w:spacing w:after="160"/>
         <w:ind w:firstLine="708"/>
       </w:pPr>
-    </w:p>
-    <w:p>
-      <w:pPr>
-        <w:pStyle w:val="Ttulo4"/>
-      </w:pPr>
-      <w:r>
-        <w:t xml:space="preserve">4.4.4.1 </w:t>
-      </w:r>
-      <w:proofErr w:type="spellStart"/>
-      <w:r>
+      <w:r>
+        <w:t>O escopo da arquitetura alvo engloba a orquestração dos seguintes serviços da AWS:</w:t>
+      </w:r>
+    </w:p>
+    <w:p>
+      <w:pPr>
+        <w:numPr>
+          <w:ilvl w:val="0"/>
+          <w:numId w:val="56"/>
+        </w:numPr>
+        <w:spacing w:after="160"/>
+      </w:pPr>
+      <w:proofErr w:type="spellStart"/>
+      <w:r>
+        <w:rPr>
+          <w:b/>
+          <w:bCs/>
+        </w:rPr>
         <w:t>Amazon</w:t>
       </w:r>
       <w:proofErr w:type="spellEnd"/>
       <w:r>
-        <w:t xml:space="preserve"> Web Services (AWS)</w:t>
-      </w:r>
-    </w:p>
-    <w:p/>
+        <w:rPr>
+          <w:b/>
+          <w:bCs/>
+        </w:rPr>
+        <w:t xml:space="preserve"> ECS com AWS </w:t>
+      </w:r>
+      <w:proofErr w:type="spellStart"/>
+      <w:r>
+        <w:rPr>
+          <w:b/>
+          <w:bCs/>
+        </w:rPr>
+        <w:t>Fargate</w:t>
+      </w:r>
+      <w:proofErr w:type="spellEnd"/>
+      <w:r>
+        <w:rPr>
+          <w:b/>
+          <w:bCs/>
+        </w:rPr>
+        <w:t>:</w:t>
+      </w:r>
+      <w:r>
+        <w:t xml:space="preserve"> Substituindo servidores tradicionais (EC2), o </w:t>
+      </w:r>
+      <w:proofErr w:type="spellStart"/>
+      <w:r>
+        <w:t>Fargate</w:t>
+      </w:r>
+      <w:proofErr w:type="spellEnd"/>
+      <w:r>
+        <w:t xml:space="preserve"> atua como o motor de computação </w:t>
+      </w:r>
+      <w:proofErr w:type="spellStart"/>
+      <w:r>
+        <w:rPr>
+          <w:i/>
+          <w:iCs/>
+        </w:rPr>
+        <w:t>Serverless</w:t>
+      </w:r>
+      <w:proofErr w:type="spellEnd"/>
+      <w:r>
+        <w:t xml:space="preserve"> para orquestrar os contêineres Docker do nosso </w:t>
+      </w:r>
+      <w:proofErr w:type="spellStart"/>
+      <w:r>
+        <w:rPr>
+          <w:i/>
+          <w:iCs/>
+        </w:rPr>
+        <w:t>backend</w:t>
+      </w:r>
+      <w:proofErr w:type="spellEnd"/>
+      <w:r>
+        <w:t xml:space="preserve"> em </w:t>
+      </w:r>
+      <w:proofErr w:type="spellStart"/>
+      <w:r>
+        <w:t>NestJS</w:t>
+      </w:r>
+      <w:proofErr w:type="spellEnd"/>
+      <w:r>
+        <w:t>, escalando os recursos dinamicamente sem a necessidade de gerenciar sistemas operacionais subjacentes.</w:t>
+      </w:r>
+    </w:p>
+    <w:p>
+      <w:pPr>
+        <w:numPr>
+          <w:ilvl w:val="0"/>
+          <w:numId w:val="56"/>
+        </w:numPr>
+        <w:spacing w:after="160"/>
+      </w:pPr>
+      <w:proofErr w:type="spellStart"/>
+      <w:r>
+        <w:rPr>
+          <w:b/>
+          <w:bCs/>
+        </w:rPr>
+        <w:t>Application</w:t>
+      </w:r>
+      <w:proofErr w:type="spellEnd"/>
+      <w:r>
+        <w:rPr>
+          <w:b/>
+          <w:bCs/>
+        </w:rPr>
+        <w:t xml:space="preserve"> </w:t>
+      </w:r>
+      <w:proofErr w:type="spellStart"/>
+      <w:r>
+        <w:rPr>
+          <w:b/>
+          <w:bCs/>
+        </w:rPr>
+        <w:t>Load</w:t>
+      </w:r>
+      <w:proofErr w:type="spellEnd"/>
+      <w:r>
+        <w:rPr>
+          <w:b/>
+          <w:bCs/>
+        </w:rPr>
+        <w:t xml:space="preserve"> </w:t>
+      </w:r>
+      <w:proofErr w:type="spellStart"/>
+      <w:r>
+        <w:rPr>
+          <w:b/>
+          <w:bCs/>
+        </w:rPr>
+        <w:t>Balancer</w:t>
+      </w:r>
+      <w:proofErr w:type="spellEnd"/>
+      <w:r>
+        <w:rPr>
+          <w:b/>
+          <w:bCs/>
+        </w:rPr>
+        <w:t xml:space="preserve"> (ALB):</w:t>
+      </w:r>
+      <w:r>
+        <w:t xml:space="preserve"> Atua como o único ponto de entrada público da API, recebendo o tráfego da internet, realizando a terminação de criptografia SSL/TLS (HTTPS) e distribuindo as requisições de forma inteligente entre os contêineres saudáveis.</w:t>
+      </w:r>
+    </w:p>
+    <w:p>
+      <w:pPr>
+        <w:numPr>
+          <w:ilvl w:val="0"/>
+          <w:numId w:val="56"/>
+        </w:numPr>
+        <w:spacing w:after="160"/>
+      </w:pPr>
+      <w:proofErr w:type="spellStart"/>
+      <w:r>
+        <w:rPr>
+          <w:b/>
+          <w:bCs/>
+        </w:rPr>
+        <w:t>Amazon</w:t>
+      </w:r>
+      <w:proofErr w:type="spellEnd"/>
+      <w:r>
+        <w:rPr>
+          <w:b/>
+          <w:bCs/>
+        </w:rPr>
+        <w:t xml:space="preserve"> RDS (PostgreSQL):</w:t>
+      </w:r>
+      <w:r>
+        <w:t xml:space="preserve"> Banco de dados relacional totalmente gerenciado, provisionado em </w:t>
+      </w:r>
+      <w:proofErr w:type="spellStart"/>
+      <w:r>
+        <w:t>sub-redes</w:t>
+      </w:r>
+      <w:proofErr w:type="spellEnd"/>
+      <w:r>
+        <w:t xml:space="preserve"> isoladas, com suporte a </w:t>
+      </w:r>
+      <w:r>
+        <w:rPr>
+          <w:i/>
+          <w:iCs/>
+        </w:rPr>
+        <w:t>backups</w:t>
+      </w:r>
+      <w:r>
+        <w:t xml:space="preserve"> automatizados e criptografia em repouso.</w:t>
+      </w:r>
+    </w:p>
+    <w:p>
+      <w:pPr>
+        <w:numPr>
+          <w:ilvl w:val="0"/>
+          <w:numId w:val="56"/>
+        </w:numPr>
+        <w:spacing w:after="160"/>
+      </w:pPr>
+      <w:proofErr w:type="spellStart"/>
+      <w:r>
+        <w:rPr>
+          <w:b/>
+          <w:bCs/>
+        </w:rPr>
+        <w:lastRenderedPageBreak/>
+        <w:t>Amazon</w:t>
+      </w:r>
+      <w:proofErr w:type="spellEnd"/>
+      <w:r>
+        <w:rPr>
+          <w:b/>
+          <w:bCs/>
+        </w:rPr>
+        <w:t xml:space="preserve"> </w:t>
+      </w:r>
+      <w:proofErr w:type="spellStart"/>
+      <w:r>
+        <w:rPr>
+          <w:b/>
+          <w:bCs/>
+        </w:rPr>
+        <w:t>ElastiCache</w:t>
+      </w:r>
+      <w:proofErr w:type="spellEnd"/>
+      <w:r>
+        <w:rPr>
+          <w:b/>
+          <w:bCs/>
+        </w:rPr>
+        <w:t xml:space="preserve"> (Redis):</w:t>
+      </w:r>
+      <w:r>
+        <w:t xml:space="preserve"> Cache de memória distribuído alocado na rede privada, essencial para otimizar o tempo de resposta, gerenciar </w:t>
+      </w:r>
+      <w:r>
+        <w:rPr>
+          <w:i/>
+          <w:iCs/>
+        </w:rPr>
+        <w:t xml:space="preserve">Rate </w:t>
+      </w:r>
+      <w:proofErr w:type="spellStart"/>
+      <w:r>
+        <w:rPr>
+          <w:i/>
+          <w:iCs/>
+        </w:rPr>
+        <w:t>Limiting</w:t>
+      </w:r>
+      <w:proofErr w:type="spellEnd"/>
+      <w:r>
+        <w:t xml:space="preserve"> e suportar as filas de processamento assíncrono (</w:t>
+      </w:r>
+      <w:proofErr w:type="spellStart"/>
+      <w:r>
+        <w:t>BullMQ</w:t>
+      </w:r>
+      <w:proofErr w:type="spellEnd"/>
+      <w:r>
+        <w:t>).</w:t>
+      </w:r>
+    </w:p>
+    <w:p>
+      <w:pPr>
+        <w:numPr>
+          <w:ilvl w:val="0"/>
+          <w:numId w:val="56"/>
+        </w:numPr>
+        <w:spacing w:after="160"/>
+      </w:pPr>
+      <w:proofErr w:type="spellStart"/>
+      <w:r>
+        <w:rPr>
+          <w:b/>
+          <w:bCs/>
+        </w:rPr>
+        <w:t>Amazon</w:t>
+      </w:r>
+      <w:proofErr w:type="spellEnd"/>
+      <w:r>
+        <w:rPr>
+          <w:b/>
+          <w:bCs/>
+        </w:rPr>
+        <w:t xml:space="preserve"> S3 e </w:t>
+      </w:r>
+      <w:proofErr w:type="spellStart"/>
+      <w:r>
+        <w:rPr>
+          <w:b/>
+          <w:bCs/>
+        </w:rPr>
+        <w:t>CloudFront</w:t>
+      </w:r>
+      <w:proofErr w:type="spellEnd"/>
+      <w:r>
+        <w:rPr>
+          <w:b/>
+          <w:bCs/>
+        </w:rPr>
+        <w:t>:</w:t>
+      </w:r>
+      <w:r>
+        <w:t xml:space="preserve"> O </w:t>
+      </w:r>
+      <w:proofErr w:type="spellStart"/>
+      <w:r>
+        <w:rPr>
+          <w:i/>
+          <w:iCs/>
+        </w:rPr>
+        <w:t>frontend</w:t>
+      </w:r>
+      <w:proofErr w:type="spellEnd"/>
+      <w:r>
+        <w:t xml:space="preserve"> em </w:t>
+      </w:r>
+      <w:proofErr w:type="spellStart"/>
+      <w:r>
+        <w:t>React</w:t>
+      </w:r>
+      <w:proofErr w:type="spellEnd"/>
+      <w:r>
+        <w:t xml:space="preserve"> é construído de forma estática, armazenado no S3 e distribuído globalmente através da rede de distribuição de conteúdo (CDN) </w:t>
+      </w:r>
+      <w:proofErr w:type="spellStart"/>
+      <w:r>
+        <w:t>CloudFront</w:t>
+      </w:r>
+      <w:proofErr w:type="spellEnd"/>
+      <w:r>
+        <w:t xml:space="preserve">, garantindo tempos de carregamento instantâneos e blindagem </w:t>
+      </w:r>
+      <w:proofErr w:type="gramStart"/>
+      <w:r>
+        <w:t>contra ataques</w:t>
+      </w:r>
+      <w:proofErr w:type="gramEnd"/>
+      <w:r>
+        <w:t xml:space="preserve"> </w:t>
+      </w:r>
+      <w:proofErr w:type="spellStart"/>
+      <w:r>
+        <w:t>DDoS</w:t>
+      </w:r>
+      <w:proofErr w:type="spellEnd"/>
+      <w:r>
+        <w:t>.</w:t>
+      </w:r>
+    </w:p>
+    <w:p>
+      <w:pPr>
+        <w:numPr>
+          <w:ilvl w:val="0"/>
+          <w:numId w:val="56"/>
+        </w:numPr>
+        <w:spacing w:after="160"/>
+      </w:pPr>
+      <w:r>
+        <w:rPr>
+          <w:b/>
+          <w:bCs/>
+        </w:rPr>
+        <w:t xml:space="preserve">AWS IAM e Security </w:t>
+      </w:r>
+      <w:proofErr w:type="spellStart"/>
+      <w:r>
+        <w:rPr>
+          <w:b/>
+          <w:bCs/>
+        </w:rPr>
+        <w:t>Groups</w:t>
+      </w:r>
+      <w:proofErr w:type="spellEnd"/>
+      <w:r>
+        <w:rPr>
+          <w:b/>
+          <w:bCs/>
+        </w:rPr>
+        <w:t>:</w:t>
+      </w:r>
+      <w:r>
+        <w:t xml:space="preserve"> Políticas de acesso rigorosas pautadas no princípio do Menor Privilégio (</w:t>
+      </w:r>
+      <w:proofErr w:type="spellStart"/>
+      <w:r>
+        <w:rPr>
+          <w:i/>
+          <w:iCs/>
+        </w:rPr>
+        <w:t>Least</w:t>
+      </w:r>
+      <w:proofErr w:type="spellEnd"/>
+      <w:r>
+        <w:rPr>
+          <w:i/>
+          <w:iCs/>
+        </w:rPr>
+        <w:t xml:space="preserve"> </w:t>
+      </w:r>
+      <w:proofErr w:type="spellStart"/>
+      <w:r>
+        <w:rPr>
+          <w:i/>
+          <w:iCs/>
+        </w:rPr>
+        <w:t>Privilege</w:t>
+      </w:r>
+      <w:proofErr w:type="spellEnd"/>
+      <w:r>
+        <w:t xml:space="preserve">), onde </w:t>
+      </w:r>
+      <w:r>
+        <w:rPr>
+          <w:i/>
+          <w:iCs/>
+        </w:rPr>
+        <w:t>firewalls</w:t>
+      </w:r>
+      <w:r>
+        <w:t xml:space="preserve"> virtuais controlam o fluxo de dados estritamente entre as camadas autorizadas.</w:t>
+      </w:r>
+    </w:p>
     <w:p>
       <w:pPr>
         <w:spacing w:after="160"/>
         <w:ind w:firstLine="708"/>
       </w:pPr>
       <w:r>
-        <w:t xml:space="preserve">A arquitetura proposta para o </w:t>
+        <w:t xml:space="preserve">A definição detalhada desta topologia garante que o </w:t>
       </w:r>
       <w:proofErr w:type="spellStart"/>
       <w:r>
@@ -22406,222 +23105,14 @@
       </w:r>
       <w:proofErr w:type="spellEnd"/>
       <w:r>
-        <w:t xml:space="preserve"> prevê a utilização de serviços da </w:t>
-      </w:r>
-      <w:proofErr w:type="spellStart"/>
-      <w:r>
-        <w:t>Amazon</w:t>
-      </w:r>
-      <w:proofErr w:type="spellEnd"/>
-      <w:r>
-        <w:t xml:space="preserve"> Web Services (AWS) como base para a infraestrutura cloud, especialmente nas fases avançadas do projeto. A AWS oferece um ecossistema completo de soluções para computação, armazenamento, banco de dados, mensageria e segurança, permitindo que o sistema seja dimensionado conforme a demanda e mantenha altos padrões de disponibilidade.</w:t>
-      </w:r>
-    </w:p>
-    <w:p>
-      <w:pPr>
-        <w:spacing w:after="160"/>
-        <w:ind w:firstLine="360"/>
-      </w:pPr>
-      <w:r>
-        <w:t>Entre os serviços planejados para integração estão:</w:t>
-      </w:r>
-    </w:p>
-    <w:p>
-      <w:pPr>
-        <w:numPr>
-          <w:ilvl w:val="0"/>
-          <w:numId w:val="55"/>
-        </w:numPr>
-        <w:spacing w:after="160"/>
-      </w:pPr>
-      <w:proofErr w:type="spellStart"/>
-      <w:r>
-        <w:rPr>
-          <w:b/>
-          <w:bCs/>
-        </w:rPr>
-        <w:t>Amazon</w:t>
-      </w:r>
-      <w:proofErr w:type="spellEnd"/>
-      <w:r>
-        <w:rPr>
-          <w:b/>
-          <w:bCs/>
-        </w:rPr>
-        <w:t xml:space="preserve"> EC2</w:t>
-      </w:r>
-      <w:r>
-        <w:t xml:space="preserve">: Instâncias de computação para hospedagem do </w:t>
-      </w:r>
-      <w:proofErr w:type="spellStart"/>
-      <w:r>
-        <w:t>backend</w:t>
-      </w:r>
-      <w:proofErr w:type="spellEnd"/>
-      <w:r>
-        <w:t xml:space="preserve"> em contêineres Docker, garantindo flexibilidade e escalabilidade.</w:t>
-      </w:r>
-    </w:p>
-    <w:p>
-      <w:pPr>
-        <w:numPr>
-          <w:ilvl w:val="0"/>
-          <w:numId w:val="55"/>
-        </w:numPr>
-        <w:spacing w:after="160"/>
-      </w:pPr>
-      <w:proofErr w:type="spellStart"/>
-      <w:r>
-        <w:rPr>
-          <w:b/>
-          <w:bCs/>
-        </w:rPr>
-        <w:t>Amazon</w:t>
-      </w:r>
-      <w:proofErr w:type="spellEnd"/>
-      <w:r>
-        <w:rPr>
-          <w:b/>
-          <w:bCs/>
-        </w:rPr>
-        <w:t xml:space="preserve"> RDS (PostgreSQL)</w:t>
-      </w:r>
-      <w:r>
-        <w:t>: Banco de dados relacional gerenciado, com suporte a backups automáticos, replicação e criptografia em repouso.</w:t>
-      </w:r>
-    </w:p>
-    <w:p>
-      <w:pPr>
-        <w:numPr>
-          <w:ilvl w:val="0"/>
-          <w:numId w:val="55"/>
-        </w:numPr>
-        <w:spacing w:after="160"/>
-      </w:pPr>
-      <w:proofErr w:type="spellStart"/>
-      <w:r>
-        <w:rPr>
-          <w:b/>
-          <w:bCs/>
-        </w:rPr>
-        <w:t>Amazon</w:t>
-      </w:r>
-      <w:proofErr w:type="spellEnd"/>
-      <w:r>
-        <w:rPr>
-          <w:b/>
-          <w:bCs/>
-        </w:rPr>
-        <w:t xml:space="preserve"> </w:t>
-      </w:r>
-      <w:proofErr w:type="spellStart"/>
-      <w:r>
-        <w:rPr>
-          <w:b/>
-          <w:bCs/>
-        </w:rPr>
-        <w:t>ElastiCache</w:t>
-      </w:r>
-      <w:proofErr w:type="spellEnd"/>
-      <w:r>
-        <w:rPr>
-          <w:b/>
-          <w:bCs/>
-        </w:rPr>
-        <w:t xml:space="preserve"> (Redis)</w:t>
-      </w:r>
-      <w:r>
-        <w:t>: Cache de memória distribuído para otimizar o tempo de resposta das consultas e gerenciar filas de processamento assíncrono.</w:t>
-      </w:r>
-    </w:p>
-    <w:p>
-      <w:pPr>
-        <w:numPr>
-          <w:ilvl w:val="0"/>
-          <w:numId w:val="55"/>
-        </w:numPr>
-        <w:spacing w:after="160"/>
-      </w:pPr>
-      <w:proofErr w:type="spellStart"/>
-      <w:r>
-        <w:rPr>
-          <w:b/>
-          <w:bCs/>
-        </w:rPr>
-        <w:t>Amazon</w:t>
-      </w:r>
-      <w:proofErr w:type="spellEnd"/>
-      <w:r>
-        <w:rPr>
-          <w:b/>
-          <w:bCs/>
-        </w:rPr>
-        <w:t xml:space="preserve"> S3</w:t>
-      </w:r>
-      <w:r>
-        <w:t>: Armazenamento de arquivos e backups, facilitando a gestão de documentos e logs do sistema.</w:t>
-      </w:r>
-    </w:p>
-    <w:p>
-      <w:pPr>
-        <w:numPr>
-          <w:ilvl w:val="0"/>
-          <w:numId w:val="55"/>
-        </w:numPr>
-        <w:spacing w:after="160"/>
-      </w:pPr>
-      <w:r>
-        <w:rPr>
-          <w:b/>
-          <w:bCs/>
-        </w:rPr>
-        <w:t>AWS IAM</w:t>
-      </w:r>
-      <w:r>
-        <w:t>: Controle de acesso e gestão de permissões, assegurando a proteção dos recursos e a conformidade com requisitos de segurança.</w:t>
-      </w:r>
-    </w:p>
-    <w:p>
-      <w:pPr>
-        <w:spacing w:after="160"/>
-        <w:ind w:firstLine="708"/>
-      </w:pPr>
-      <w:r>
-        <w:t xml:space="preserve">No momento, a infraestrutura AWS está em fase de planejamento e desenvolvimento, com testes sendo realizados em ambientes de homologação. A equipe responsável está avaliando as melhores práticas de provisionamento, configuração e monitoramento dos recursos, visando garantir que a migração para a AWS ocorra de forma segura e eficiente. Todas </w:t>
-      </w:r>
-      <w:r>
-        <w:lastRenderedPageBreak/>
-        <w:t>as decisões de arquitetura cloud são documentadas e validadas conforme o avanço do projeto, priorizando a transparência e a rastreabilidade das etapas.</w:t>
-      </w:r>
-    </w:p>
-    <w:p>
-      <w:pPr>
-        <w:spacing w:after="160"/>
-        <w:ind w:firstLine="708"/>
-      </w:pPr>
-      <w:r>
-        <w:t xml:space="preserve">A adoção da AWS será realizada de forma gradual, acompanhando o crescimento do sistema e as necessidades de produção. O objetivo é consolidar uma infraestrutura robusta, escalável e alinhada aos requisitos de segurança, privacidade e disponibilidade definidos para o </w:t>
-      </w:r>
-      <w:proofErr w:type="spellStart"/>
-      <w:r>
-        <w:t>SafeID</w:t>
-      </w:r>
-      <w:proofErr w:type="spellEnd"/>
-      <w:r>
-        <w:t>.</w:t>
-      </w:r>
-    </w:p>
-    <w:p>
-      <w:pPr>
-        <w:spacing w:after="160"/>
-        <w:ind w:firstLine="708"/>
-      </w:pPr>
+        <w:t xml:space="preserve"> transite de um protótipo acadêmico para um produto tecnicamente viável para o mercado corporativo, permitindo que as implantações de código sejam integradas nativamente a essa infraestrutura robusta.</w:t>
+      </w:r>
     </w:p>
     <w:p>
       <w:pPr>
         <w:pStyle w:val="Ttulo2"/>
       </w:pPr>
-      <w:bookmarkStart w:id="52" w:name="_Toc231251598"/>
+      <w:bookmarkStart w:id="52" w:name="_Toc231323749"/>
       <w:r>
         <w:t>4.5 Testes e Manutenibilidade</w:t>
       </w:r>
@@ -22682,7 +23173,7 @@
       <w:pPr>
         <w:pStyle w:val="Ttulo3"/>
       </w:pPr>
-      <w:bookmarkStart w:id="53" w:name="_Toc231251599"/>
+      <w:bookmarkStart w:id="53" w:name="_Toc231323750"/>
       <w:r>
         <w:t>4.5.1 Plano de Testes</w:t>
       </w:r>
@@ -22780,7 +23271,11 @@
         <w:t>)</w:t>
       </w:r>
       <w:r>
-        <w:t xml:space="preserve"> para permitir a integração de novas funcionalidades. A execução do plano ocorre de maneira totalmente automatizada por meio do pipeline de Integração Contínua (CI) no </w:t>
+        <w:t xml:space="preserve"> para permitir a integração de novas funcionalidades. A execução do plano ocorre de maneira totalmente automatizada por meio do pipeline de </w:t>
+      </w:r>
+      <w:r>
+        <w:lastRenderedPageBreak/>
+        <w:t xml:space="preserve">Integração Contínua (CI) no </w:t>
       </w:r>
       <w:r>
         <w:rPr>
@@ -22851,9 +23346,8 @@
       <w:pPr>
         <w:pStyle w:val="Ttulo3"/>
       </w:pPr>
-      <w:bookmarkStart w:id="54" w:name="_Toc231251600"/>
-      <w:r>
-        <w:lastRenderedPageBreak/>
+      <w:bookmarkStart w:id="54" w:name="_Toc231323751"/>
+      <w:r>
         <w:t>4.5.2 Análise Estática</w:t>
       </w:r>
       <w:bookmarkEnd w:id="54"/>
@@ -23041,7 +23535,7 @@
       <w:pPr>
         <w:pStyle w:val="Ttulo3"/>
       </w:pPr>
-      <w:bookmarkStart w:id="55" w:name="_Toc231251601"/>
+      <w:bookmarkStart w:id="55" w:name="_Toc231323752"/>
       <w:r>
         <w:t>4.5.3 Testes Funcionais</w:t>
       </w:r>
@@ -23084,6 +23578,7 @@
         <w:ind w:firstLine="708"/>
       </w:pPr>
       <w:r>
+        <w:lastRenderedPageBreak/>
         <w:t>Os testes unitários têm como escopo a validação isolada das menores unidades de código lógico do sistema, especificamente as Entidades e os Casos de Uso (</w:t>
       </w:r>
       <w:r>
@@ -23214,11 +23709,7 @@
       </w:r>
       <w:proofErr w:type="spellEnd"/>
       <w:r>
-        <w:t xml:space="preserve"> (Testes de Mutação/Estresse). Esta abordagem consiste no envio automatizado </w:t>
-      </w:r>
-      <w:r>
-        <w:lastRenderedPageBreak/>
-        <w:t xml:space="preserve">de milhares de </w:t>
+        <w:t xml:space="preserve"> (Testes de Mutação/Estresse). Esta abordagem consiste no envio automatizado de milhares de </w:t>
       </w:r>
       <w:proofErr w:type="spellStart"/>
       <w:r>
@@ -23478,6 +23969,7 @@
           <w:b/>
           <w:bCs/>
         </w:rPr>
+        <w:lastRenderedPageBreak/>
         <w:t>PostgreSQL</w:t>
       </w:r>
       <w:r>
@@ -23565,7 +24057,6 @@
         </w:numPr>
       </w:pPr>
       <w:r>
-        <w:lastRenderedPageBreak/>
         <w:t xml:space="preserve">O enfileiramento de requisições no </w:t>
       </w:r>
       <w:proofErr w:type="spellStart"/>
@@ -23748,6 +24239,12 @@
       <w:r>
         <w:t xml:space="preserve"> estão operando em perfeita harmonia.</w:t>
       </w:r>
+      <w:r>
+        <w:t xml:space="preserve"> </w:t>
+      </w:r>
+      <w:r>
+        <w:t>A execução completa do ciclo E2E, incluindo a integração real com a API de produção, está planejada para a fase de estabilização do PI-2.</w:t>
+      </w:r>
     </w:p>
     <w:p>
       <w:pPr>
@@ -23758,7 +24255,7 @@
       <w:pPr>
         <w:pStyle w:val="Ttulo3"/>
       </w:pPr>
-      <w:bookmarkStart w:id="56" w:name="_Toc231251602"/>
+      <w:bookmarkStart w:id="56" w:name="_Toc231323753"/>
       <w:r>
         <w:t>4.5.4 Testes Não Funcionais</w:t>
       </w:r>
@@ -23862,7 +24359,6 @@
         <w:ind w:firstLine="708"/>
       </w:pPr>
       <w:r>
-        <w:lastRenderedPageBreak/>
         <w:t xml:space="preserve">A validação de performance demonstrou empiricamente a eficiência da estratégia híbrida de armazenamento adotada no projeto: quando uma consulta de vazamento de e-mail atinge o cache indexado no </w:t>
       </w:r>
       <w:r>
@@ -24132,7 +24628,11 @@
       </w:r>
       <w:proofErr w:type="spellEnd"/>
       <w:r>
-        <w:t xml:space="preserve">) das APIs externas. O disjuntor de circuito respondeu de forma instantânea, abrindo o circuito e impedindo que o Node.js empilhasse requisições pendentes na memória, devolvendo respostas amigáveis de </w:t>
+        <w:t xml:space="preserve">) das APIs externas. O disjuntor de circuito respondeu de forma instantânea, abrindo o circuito e impedindo que o Node.js empilhasse requisições </w:t>
+      </w:r>
+      <w:r>
+        <w:lastRenderedPageBreak/>
+        <w:t xml:space="preserve">pendentes na memória, devolvendo respostas amigáveis de </w:t>
       </w:r>
       <w:proofErr w:type="spellStart"/>
       <w:r>
@@ -24180,11 +24680,7 @@
         <w:t>Docker</w:t>
       </w:r>
       <w:r>
-        <w:t xml:space="preserve">, foram testados perfis rígidos de limitação de </w:t>
-      </w:r>
-      <w:r>
-        <w:lastRenderedPageBreak/>
-        <w:t xml:space="preserve">memória RAM e CPU no arquivo </w:t>
+        <w:t xml:space="preserve">, foram testados perfis rígidos de limitação de memória RAM e CPU no arquivo </w:t>
       </w:r>
       <w:proofErr w:type="spellStart"/>
       <w:r>
@@ -24273,7 +24769,7 @@
       <w:pPr>
         <w:pStyle w:val="Ttulo3"/>
       </w:pPr>
-      <w:bookmarkStart w:id="57" w:name="_Toc231251603"/>
+      <w:bookmarkStart w:id="57" w:name="_Toc231323754"/>
       <w:r>
         <w:t>4.5.5 Testes Automatizados</w:t>
       </w:r>
@@ -24354,7 +24850,7 @@
       <w:pPr>
         <w:pStyle w:val="Ttulo3"/>
       </w:pPr>
-      <w:bookmarkStart w:id="58" w:name="_Toc231251604"/>
+      <w:bookmarkStart w:id="58" w:name="_Toc231323755"/>
       <w:r>
         <w:t>4.5.6 Logs</w:t>
       </w:r>
@@ -24382,7 +24878,11 @@
       </w:r>
       <w:proofErr w:type="spellEnd"/>
       <w:r>
-        <w:t xml:space="preserve"> adota um sistema de registro de eventos (</w:t>
+        <w:t xml:space="preserve"> adota um sistema de registro de eventos </w:t>
+      </w:r>
+      <w:r>
+        <w:lastRenderedPageBreak/>
+        <w:t>(</w:t>
       </w:r>
       <w:proofErr w:type="spellStart"/>
       <w:r>
@@ -24507,11 +25007,7 @@
       </w:r>
       <w:proofErr w:type="spellEnd"/>
       <w:r>
-        <w:t xml:space="preserve">) automática das mensagens, </w:t>
-      </w:r>
-      <w:r>
-        <w:lastRenderedPageBreak/>
-        <w:t>ofuscando e impedindo a gravação de dados pessoais identificáveis (como e-mails ou senhas textuais de usuários) nos arquivos físicos de log do servidor, mitigando riscos decorrentes de eventuais vazamentos de logs de auditoria.</w:t>
+        <w:t>) automática das mensagens, ofuscando e impedindo a gravação de dados pessoais identificáveis (como e-mails ou senhas textuais de usuários) nos arquivos físicos de log do servidor, mitigando riscos decorrentes de eventuais vazamentos de logs de auditoria.</w:t>
       </w:r>
     </w:p>
     <w:p>
@@ -24523,7 +25019,7 @@
       <w:pPr>
         <w:pStyle w:val="Ttulo3"/>
       </w:pPr>
-      <w:bookmarkStart w:id="59" w:name="_Toc231251605"/>
+      <w:bookmarkStart w:id="59" w:name="_Toc231323756"/>
       <w:r>
         <w:t xml:space="preserve">4.5.7 </w:t>
       </w:r>
@@ -24779,8 +25275,9 @@
       <w:pPr>
         <w:pStyle w:val="Ttulo2"/>
       </w:pPr>
-      <w:bookmarkStart w:id="60" w:name="_Toc231251606"/>
-      <w:r>
+      <w:bookmarkStart w:id="60" w:name="_Toc231323757"/>
+      <w:r>
+        <w:lastRenderedPageBreak/>
         <w:t>4.6 Segurança, Privacidade e Legislação</w:t>
       </w:r>
       <w:bookmarkEnd w:id="60"/>
@@ -24882,7 +25379,6 @@
         <w:ind w:firstLine="708"/>
       </w:pPr>
       <w:r>
-        <w:lastRenderedPageBreak/>
         <w:t>Essa abordagem garante que a proteção dos dados dos cidadãos e a mitigação de vulnerabilidades sejam integradas de forma proativa ao código-fonte, às rotas de API e às tabelas do banco de dados desde a primeira linha de código, assegurando um ambiente digital hermético, confiável e em plena conformidade com as diretrizes legais vigentes.</w:t>
       </w:r>
     </w:p>
@@ -24895,7 +25391,7 @@
       <w:pPr>
         <w:pStyle w:val="Ttulo3"/>
       </w:pPr>
-      <w:bookmarkStart w:id="61" w:name="_Toc231251607"/>
+      <w:bookmarkStart w:id="61" w:name="_Toc231323758"/>
       <w:r>
         <w:t>4.6.1 Critérios de Segurança e Privacidade</w:t>
       </w:r>
@@ -25088,7 +25584,11 @@
         <w:t>SHA-256</w:t>
       </w:r>
       <w:r>
-        <w:t xml:space="preserve"> para indexação, inviabilizando a reconstituição do dado original em caso de leitura não autorizada do cache. Na camada de persistência de longo prazo, gerenciada pelo </w:t>
+        <w:t xml:space="preserve"> para indexação, inviabilizando a reconstituição do dado original em caso de leitura não autorizada do cache. Na camada de persistência de longo prazo, gerenciada </w:t>
+      </w:r>
+      <w:r>
+        <w:lastRenderedPageBreak/>
+        <w:t xml:space="preserve">pelo </w:t>
       </w:r>
       <w:r>
         <w:rPr>
@@ -25157,17 +25657,10 @@
         <w:t xml:space="preserve"> Ao interagir com a API da </w:t>
       </w:r>
       <w:r>
-        <w:t>Google Gemini</w:t>
-      </w:r>
-      <w:r>
-        <w:t xml:space="preserve"> para a geração de relatórios didáticos de segurança através do modelo </w:t>
-      </w:r>
-      <w:r>
-        <w:lastRenderedPageBreak/>
-        <w:t>(@google/generative-ai)</w:t>
-      </w:r>
-      <w:r>
-        <w:t xml:space="preserve">, o </w:t>
+        <w:t>OpenAI/Azure (6.41.0)</w:t>
+      </w:r>
+      <w:r>
+        <w:t xml:space="preserve"> para a geração de relatórios didáticos de segurança através do modelo, o </w:t>
       </w:r>
       <w:proofErr w:type="spellStart"/>
       <w:r>
@@ -25195,7 +25688,7 @@
       <w:pPr>
         <w:pStyle w:val="Ttulo3"/>
       </w:pPr>
-      <w:bookmarkStart w:id="62" w:name="_Toc231251608"/>
+      <w:bookmarkStart w:id="62" w:name="_Toc231323759"/>
       <w:r>
         <w:t>4.6.2 Observância à Legislação</w:t>
       </w:r>
@@ -25284,6 +25777,7 @@
           <w:b/>
           <w:bCs/>
         </w:rPr>
+        <w:lastRenderedPageBreak/>
         <w:t>Princípio da Segurança e Prevenção:</w:t>
       </w:r>
       <w:r>
@@ -25350,11 +25844,7 @@
         <w:t>hard delete</w:t>
       </w:r>
       <w:r>
-        <w:t xml:space="preserve">) nas tabelas do </w:t>
-      </w:r>
-      <w:r>
-        <w:lastRenderedPageBreak/>
-        <w:t>PostgreSQL através do Prisma ORM e limpa instantaneamente os registros associados no cache do Redis, assegurando que nenhum rastro digital do cidadão permaneça armazenado na infraestrutura do projeto após a solicitação de encerramento.</w:t>
+        <w:t>) nas tabelas do PostgreSQL através do Prisma ORM e limpa instantaneamente os registros associados no cache do Redis, assegurando que nenhum rastro digital do cidadão permaneça armazenado na infraestrutura do projeto após a solicitação de encerramento.</w:t>
       </w:r>
     </w:p>
     <w:p/>
@@ -25362,7 +25852,7 @@
       <w:pPr>
         <w:pStyle w:val="Ttulo2"/>
       </w:pPr>
-      <w:bookmarkStart w:id="63" w:name="_Toc231251609"/>
+      <w:bookmarkStart w:id="63" w:name="_Toc231323760"/>
       <w:r>
         <w:t>4.7 Modelo de Banco de Dados</w:t>
       </w:r>
@@ -25406,7 +25896,7 @@
       <w:pPr>
         <w:pStyle w:val="Ttulo3"/>
       </w:pPr>
-      <w:bookmarkStart w:id="64" w:name="_Toc231251610"/>
+      <w:bookmarkStart w:id="64" w:name="_Toc231323761"/>
       <w:r>
         <w:t>4.7.1 Modelo Entidade-Relacionamento (MER)</w:t>
       </w:r>
@@ -25546,7 +26036,11 @@
       </w:r>
       <w:proofErr w:type="spellEnd"/>
       <w:r>
-        <w:t xml:space="preserve"> é de um para muitos, permitindo que cada usuário mantenha o histórico completo de suas consultas. O modelo não contempla, nesta versão, o monitoramento de múltiplos identificadores por usuário, estando alinhado ao escopo implementado até o momento.</w:t>
+        <w:t xml:space="preserve"> é de um para muitos, permitindo que cada usuário mantenha o histórico completo de suas consultas. O modelo não contempla, nesta </w:t>
+      </w:r>
+      <w:r>
+        <w:lastRenderedPageBreak/>
+        <w:t>versão, o monitoramento de múltiplos identificadores por usuário, estando alinhado ao escopo implementado até o momento.</w:t>
       </w:r>
     </w:p>
     <w:p>
@@ -25564,7 +26058,7 @@
           <w:szCs w:val="20"/>
         </w:rPr>
       </w:pPr>
-      <w:bookmarkStart w:id="65" w:name="_Toc231251535"/>
+      <w:bookmarkStart w:id="65" w:name="_Toc231323686"/>
       <w:r>
         <w:rPr>
           <w:b/>
@@ -25575,7 +26069,6 @@
           <w:sz w:val="20"/>
           <w:szCs w:val="20"/>
         </w:rPr>
-        <w:lastRenderedPageBreak/>
         <w:t xml:space="preserve">Figura </w:t>
       </w:r>
       <w:r>
@@ -25672,6 +26165,9 @@
         <w:spacing w:after="160"/>
       </w:pPr>
       <w:r>
+        <w:rPr>
+          <w:noProof/>
+        </w:rPr>
         <w:drawing>
           <wp:inline distT="0" distB="0" distL="0" distR="0" wp14:anchorId="7D349B04" wp14:editId="282337C5">
             <wp:extent cx="5760085" cy="2258060"/>
@@ -25690,7 +26186,7 @@
                     </pic:cNvPicPr>
                   </pic:nvPicPr>
                   <pic:blipFill>
-                    <a:blip r:embed="rId16">
+                    <a:blip r:embed="rId18">
                       <a:extLst>
                         <a:ext uri="{28A0092B-C50C-407E-A947-70E740481C1C}">
                           <a14:useLocalDpi xmlns:a14="http://schemas.microsoft.com/office/drawing/2010/main" val="0"/>
@@ -25731,7 +26227,7 @@
       <w:pPr>
         <w:pStyle w:val="Ttulo3"/>
       </w:pPr>
-      <w:bookmarkStart w:id="66" w:name="_Toc231251611"/>
+      <w:bookmarkStart w:id="66" w:name="_Toc231323762"/>
       <w:r>
         <w:t>4.7.2 Diagrama Entidade-Relacionamento (DER)</w:t>
       </w:r>
@@ -25761,7 +26257,7 @@
           <w:szCs w:val="20"/>
         </w:rPr>
       </w:pPr>
-      <w:bookmarkStart w:id="67" w:name="_Toc231251536"/>
+      <w:bookmarkStart w:id="67" w:name="_Toc231323687"/>
       <w:r>
         <w:rPr>
           <w:b/>
@@ -25869,6 +26365,9 @@
         <w:spacing w:after="160"/>
       </w:pPr>
       <w:r>
+        <w:rPr>
+          <w:noProof/>
+        </w:rPr>
         <w:drawing>
           <wp:inline distT="0" distB="0" distL="0" distR="0" wp14:anchorId="3A835D8F" wp14:editId="2C77B88D">
             <wp:extent cx="5760085" cy="7298690"/>
@@ -25887,7 +26386,7 @@
                     </pic:cNvPicPr>
                   </pic:nvPicPr>
                   <pic:blipFill>
-                    <a:blip r:embed="rId17">
+                    <a:blip r:embed="rId19">
                       <a:extLst>
                         <a:ext uri="{28A0092B-C50C-407E-A947-70E740481C1C}">
                           <a14:useLocalDpi xmlns:a14="http://schemas.microsoft.com/office/drawing/2010/main" val="0"/>
@@ -25933,7 +26432,7 @@
       <w:pPr>
         <w:pStyle w:val="Ttulo3"/>
       </w:pPr>
-      <w:bookmarkStart w:id="68" w:name="_Toc231251612"/>
+      <w:bookmarkStart w:id="68" w:name="_Toc231323763"/>
       <w:r>
         <w:lastRenderedPageBreak/>
         <w:t>4.7.3 Dicionário de Dados</w:t>
@@ -25956,7 +26455,7 @@
           <w:szCs w:val="20"/>
         </w:rPr>
       </w:pPr>
-      <w:bookmarkStart w:id="69" w:name="_Toc231251547"/>
+      <w:bookmarkStart w:id="69" w:name="_Toc231323698"/>
       <w:r>
         <w:rPr>
           <w:b/>
@@ -28376,7 +28875,7 @@
       <w:pPr>
         <w:pStyle w:val="Ttulo2"/>
       </w:pPr>
-      <w:bookmarkStart w:id="70" w:name="_Toc231251613"/>
+      <w:bookmarkStart w:id="70" w:name="_Toc231323764"/>
       <w:r>
         <w:t>4.8 Duração / Cronograma</w:t>
       </w:r>
@@ -28550,7 +29049,7 @@
       <w:pPr>
         <w:pStyle w:val="Ttulo3"/>
       </w:pPr>
-      <w:bookmarkStart w:id="71" w:name="_Toc231251614"/>
+      <w:bookmarkStart w:id="71" w:name="_Toc231323765"/>
       <w:r>
         <w:t>4.8.1 Análise da Duração do Projeto</w:t>
       </w:r>
@@ -28729,13 +29228,7 @@
       </w:r>
       <w:proofErr w:type="spellEnd"/>
       <w:r>
-        <w:t xml:space="preserve">, integração cognitiva com o modelo </w:t>
-      </w:r>
-      <w:r>
-        <w:t>(@google/generative-ai)</w:t>
-      </w:r>
-      <w:r>
-        <w:t xml:space="preserve"> e a componentização do front-</w:t>
+        <w:t>, integração cognitiva com o modelo e a componentização do front-</w:t>
       </w:r>
       <w:proofErr w:type="spellStart"/>
       <w:r>
@@ -28871,7 +29364,7 @@
           <w:szCs w:val="20"/>
         </w:rPr>
       </w:pPr>
-      <w:bookmarkStart w:id="72" w:name="_Toc231251548"/>
+      <w:bookmarkStart w:id="72" w:name="_Toc231323699"/>
       <w:r>
         <w:rPr>
           <w:b/>
@@ -29994,7 +30487,7 @@
               <w:t xml:space="preserve"> </w:t>
             </w:r>
             <w:r>
-              <w:t>Google Gemini</w:t>
+              <w:t>OpenAI/Azure (6.41.0)</w:t>
             </w:r>
             <w:r>
               <w:t>, Parametrização e Anonimização</w:t>
@@ -30515,7 +31008,7 @@
           <w:szCs w:val="20"/>
         </w:rPr>
       </w:pPr>
-      <w:bookmarkStart w:id="73" w:name="_Toc231251537"/>
+      <w:bookmarkStart w:id="73" w:name="_Toc231323688"/>
       <w:r>
         <w:rPr>
           <w:b/>
@@ -30625,33 +31118,7 @@
           <w:sz w:val="20"/>
           <w:szCs w:val="20"/>
         </w:rPr>
-        <w:t xml:space="preserve"> de desenvolvimento de </w:t>
-      </w:r>
-      <w:proofErr w:type="spellStart"/>
-      <w:r>
-        <w:rPr>
-          <w:b/>
-          <w:bCs/>
-          <w:i w:val="0"/>
-          <w:iCs w:val="0"/>
-          <w:color w:val="000000" w:themeColor="text1"/>
-          <w:sz w:val="20"/>
-          <w:szCs w:val="20"/>
-        </w:rPr>
-        <w:t>ativodades</w:t>
-      </w:r>
-      <w:proofErr w:type="spellEnd"/>
-      <w:r>
-        <w:rPr>
-          <w:b/>
-          <w:bCs/>
-          <w:i w:val="0"/>
-          <w:iCs w:val="0"/>
-          <w:color w:val="000000" w:themeColor="text1"/>
-          <w:sz w:val="20"/>
-          <w:szCs w:val="20"/>
-        </w:rPr>
-        <w:t xml:space="preserve"> do </w:t>
+        <w:t xml:space="preserve"> de desenvolvimento de atividades do </w:t>
       </w:r>
       <w:proofErr w:type="spellStart"/>
       <w:r>
@@ -30692,7 +31159,7 @@
                     </pic:cNvPicPr>
                   </pic:nvPicPr>
                   <pic:blipFill>
-                    <a:blip r:embed="rId18">
+                    <a:blip r:embed="rId20">
                       <a:extLst>
                         <a:ext uri="{28A0092B-C50C-407E-A947-70E740481C1C}">
                           <a14:useLocalDpi xmlns:a14="http://schemas.microsoft.com/office/drawing/2010/main" val="0"/>
@@ -30728,7 +31195,7 @@
       <w:pPr>
         <w:pStyle w:val="Ttulo1"/>
       </w:pPr>
-      <w:bookmarkStart w:id="74" w:name="_Toc231251615"/>
+      <w:bookmarkStart w:id="74" w:name="_Toc231323766"/>
       <w:r>
         <w:t>5 VIABILIDADE FINANCEIRA</w:t>
       </w:r>
@@ -30833,7 +31300,7 @@
       <w:pPr>
         <w:pStyle w:val="Ttulo2"/>
       </w:pPr>
-      <w:bookmarkStart w:id="75" w:name="_Toc231251616"/>
+      <w:bookmarkStart w:id="75" w:name="_Toc231323767"/>
       <w:r>
         <w:t>5.1 Custos</w:t>
       </w:r>
@@ -30853,17 +31320,11 @@
       </w:r>
       <w:proofErr w:type="spellEnd"/>
       <w:r>
-        <w:t xml:space="preserve"> dividem-se em despesas de infraestrutura tecnológica (nuvem e APIs) e despesas comerciais/operacionais. Devido à arquitetura agnóstica baseada em contêineres Docker e ao uso de modelos de Inteligência Artificial altamente otimizados </w:t>
+        <w:t xml:space="preserve"> dividem-se em despesas de infraestrutura tecnológica (nuvem e APIs) e despesas comerciais/operacionais. Devido à arquitetura agnóstica baseada em contêineres Docker e ao uso de modelos de Inteligência Artificial altamente otimizados, o </w:t>
       </w:r>
       <w:r>
         <w:lastRenderedPageBreak/>
-        <w:t xml:space="preserve">(como o </w:t>
-      </w:r>
-      <w:r>
-        <w:t>(@google/generative-ai)</w:t>
-      </w:r>
-      <w:r>
-        <w:t>), o custo marginal por usuário é extremamente reduzido, conferindo ao produto uma alta alavancagem operacional.</w:t>
+        <w:t>custo marginal por usuário é extremamente reduzido, conferindo ao produto uma alta alavancagem operacional.</w:t>
       </w:r>
     </w:p>
     <w:p>
@@ -30901,7 +31362,7 @@
           <w:szCs w:val="20"/>
         </w:rPr>
       </w:pPr>
-      <w:bookmarkStart w:id="76" w:name="_Toc231251549"/>
+      <w:bookmarkStart w:id="76" w:name="_Toc231323700"/>
       <w:r>
         <w:rPr>
           <w:b/>
@@ -31022,10 +31483,10 @@
         <w:tblLook w:val="04A0" w:firstRow="1" w:lastRow="0" w:firstColumn="1" w:lastColumn="0" w:noHBand="0" w:noVBand="1"/>
       </w:tblPr>
       <w:tblGrid>
-        <w:gridCol w:w="1844"/>
-        <w:gridCol w:w="3714"/>
-        <w:gridCol w:w="1706"/>
-        <w:gridCol w:w="1807"/>
+        <w:gridCol w:w="2206"/>
+        <w:gridCol w:w="3343"/>
+        <w:gridCol w:w="1712"/>
+        <w:gridCol w:w="1810"/>
       </w:tblGrid>
       <w:tr>
         <w:trPr>
@@ -31277,7 +31738,7 @@
               <w:t xml:space="preserve">API </w:t>
             </w:r>
             <w:r>
-              <w:t>Google Gemini</w:t>
+              <w:t>OpenAI/Azure (6.41.0)</w:t>
             </w:r>
             <w:r>
               <w:t xml:space="preserve"> (IA)</w:t>
@@ -31300,10 +31761,13 @@
               <w:t xml:space="preserve">Consumo de tokens do modelo </w:t>
             </w:r>
             <w:r>
-              <w:t>(@google/generative-ai)</w:t>
-            </w:r>
-            <w:r>
-              <w:t xml:space="preserve"> (Média de consultas)</w:t>
+              <w:t>OpenAI/Azure (6.41.0)</w:t>
+            </w:r>
+            <w:r>
+              <w:t xml:space="preserve"> </w:t>
+            </w:r>
+            <w:r>
+              <w:t>(Média de consultas)</w:t>
             </w:r>
           </w:p>
         </w:tc>
@@ -31677,7 +32141,7 @@
         <w:t xml:space="preserve"> O custo com a API da </w:t>
       </w:r>
       <w:r>
-        <w:t>Google Gemini</w:t>
+        <w:t>OpenAI/Azure (6.41.0)</w:t>
       </w:r>
       <w:r>
         <w:t xml:space="preserve"> é mitigado diretamente pela camada de cache em memória (</w:t>
@@ -31705,7 +32169,7 @@
       <w:pPr>
         <w:pStyle w:val="Ttulo2"/>
       </w:pPr>
-      <w:bookmarkStart w:id="77" w:name="_Toc231251617"/>
+      <w:bookmarkStart w:id="77" w:name="_Toc231323768"/>
       <w:r>
         <w:t>5.2 Receitas</w:t>
       </w:r>
@@ -31852,7 +32316,7 @@
       <w:pPr>
         <w:pStyle w:val="Ttulo2"/>
       </w:pPr>
-      <w:bookmarkStart w:id="78" w:name="_Toc231251618"/>
+      <w:bookmarkStart w:id="78" w:name="_Toc231323769"/>
       <w:r>
         <w:t>5.3 Cenário Realista</w:t>
       </w:r>
@@ -32018,7 +32482,7 @@
       <w:pPr>
         <w:pStyle w:val="Ttulo2"/>
       </w:pPr>
-      <w:bookmarkStart w:id="79" w:name="_Toc231251619"/>
+      <w:bookmarkStart w:id="79" w:name="_Toc231323770"/>
       <w:r>
         <w:t>5.4 Cenário Otimista</w:t>
       </w:r>
@@ -32141,7 +32605,7 @@
       <w:pPr>
         <w:pStyle w:val="Ttulo2"/>
       </w:pPr>
-      <w:bookmarkStart w:id="80" w:name="_Toc231251620"/>
+      <w:bookmarkStart w:id="80" w:name="_Toc231323771"/>
       <w:r>
         <w:t>5.5 Cenário Pessimista</w:t>
       </w:r>
@@ -32323,13 +32787,7 @@
         <w:t>Max Tokens</w:t>
       </w:r>
       <w:r>
-        <w:t xml:space="preserve">) do modelo </w:t>
-      </w:r>
-      <w:r>
-        <w:t>(@google/generative-ai)</w:t>
-      </w:r>
-      <w:r>
-        <w:t xml:space="preserve"> e aumento da agressividade das políticas de cache do Redis, garantindo que a inteligência artificial só seja acionada em casos críticos e estritamente inéditos.</w:t>
+        <w:t>) do modelo e aumento da agressividade das políticas de cache do Redis, garantindo que a inteligência artificial só seja acionada em casos críticos e estritamente inéditos.</w:t>
       </w:r>
     </w:p>
     <w:p>
@@ -32345,7 +32803,6 @@
           <w:b/>
           <w:bCs/>
         </w:rPr>
-        <w:lastRenderedPageBreak/>
         <w:t>Pivotagem</w:t>
       </w:r>
       <w:proofErr w:type="spellEnd"/>
@@ -32365,7 +32822,7 @@
       <w:pPr>
         <w:pStyle w:val="Ttulo1"/>
       </w:pPr>
-      <w:bookmarkStart w:id="81" w:name="_Toc231251621"/>
+      <w:bookmarkStart w:id="81" w:name="_Toc231323772"/>
       <w:r>
         <w:t>6 CONSIDERAÇÕES FINAIS</w:t>
       </w:r>
@@ -32397,7 +32854,7 @@
       <w:pPr>
         <w:pStyle w:val="Ttulo2"/>
       </w:pPr>
-      <w:bookmarkStart w:id="82" w:name="_Toc231251622"/>
+      <w:bookmarkStart w:id="82" w:name="_Toc231323773"/>
       <w:r>
         <w:t>6.1 Dificuldades, Escolhas e Descartes</w:t>
       </w:r>
@@ -32613,11 +33070,7 @@
         <w:t>AES-256-GCM</w:t>
       </w:r>
       <w:r>
-        <w:t xml:space="preserve"> diretamente nas rotas geraram um aumento perceptível no consumo de CPU do Node.js e na latência final da API. Para mitigar essa dificuldade, foi necessário isolar o processo criptográfico em middlewares específicos e implementar uma estratégia </w:t>
-      </w:r>
-      <w:r>
-        <w:lastRenderedPageBreak/>
-        <w:t xml:space="preserve">agressiva de cache indexado por </w:t>
+        <w:t xml:space="preserve"> diretamente nas rotas geraram um aumento perceptível no consumo de CPU do Node.js e na latência final da API. Para mitigar essa dificuldade, foi necessário isolar o processo criptográfico em middlewares específicos e implementar uma estratégia agressiva de cache indexado por </w:t>
       </w:r>
       <w:proofErr w:type="spellStart"/>
       <w:r>
@@ -32654,6 +33107,7 @@
           <w:b/>
           <w:bCs/>
         </w:rPr>
+        <w:lastRenderedPageBreak/>
         <w:t>Determinismo e Custos em Inteligência Artificial:</w:t>
       </w:r>
       <w:r>
@@ -32868,7 +33322,7 @@
           <w:b/>
           <w:bCs/>
         </w:rPr>
-        <w:t>(@google/generative-ai)</w:t>
+        <w:t>OpenAI/Azure (6.41.0)</w:t>
       </w:r>
       <w:r>
         <w:rPr>
@@ -32881,7 +33335,7 @@
         <w:t xml:space="preserve"> Em detrimento de modelos maiores e mais onerosos, a escolha pelo </w:t>
       </w:r>
       <w:r>
-        <w:t>(@google/generative-ai)</w:t>
+        <w:t>OpenAI/Azure (6.41.0)</w:t>
       </w:r>
       <w:r>
         <w:t xml:space="preserve"> justificou-se pelo equilíbrio otimizado entre custo computacional, velocidade de inferência e capacidade de síntese textual. Dado que a responsabilidade do modelo </w:t>
@@ -32925,24 +33379,15 @@
           <w:numId w:val="50"/>
         </w:numPr>
       </w:pPr>
-      <w:proofErr w:type="spellStart"/>
-      <w:r>
-        <w:rPr>
-          <w:b/>
-          <w:bCs/>
-        </w:rPr>
-        <w:t>Pivoteamento</w:t>
-      </w:r>
-      <w:proofErr w:type="spellEnd"/>
-      <w:r>
-        <w:rPr>
-          <w:b/>
-          <w:bCs/>
-        </w:rPr>
-        <w:t xml:space="preserve"> da Infraestrutura Nativa AWS:</w:t>
-      </w:r>
-      <w:r>
-        <w:t xml:space="preserve"> O planejamento inicial do projeto previa o provisionamento de toda a infraestrutura em serviços nativos da </w:t>
+      <w:r>
+        <w:rPr>
+          <w:b/>
+          <w:bCs/>
+        </w:rPr>
+        <w:t xml:space="preserve">Implementação Gradual da Infraestrutura AWS: </w:t>
+      </w:r>
+      <w:r>
+        <w:t xml:space="preserve">O planejamento arquitetural do projeto estabeleceu o ecossistema da </w:t>
       </w:r>
       <w:proofErr w:type="spellStart"/>
       <w:r>
@@ -32961,31 +33406,42 @@
         <w:t xml:space="preserve"> Web Services</w:t>
       </w:r>
       <w:r>
-        <w:t xml:space="preserve"> (como AWS ECS para contêineres e </w:t>
-      </w:r>
-      <w:proofErr w:type="spellStart"/>
-      <w:r>
-        <w:t>Amazon</w:t>
-      </w:r>
-      <w:proofErr w:type="spellEnd"/>
-      <w:r>
-        <w:t xml:space="preserve"> RDS para o banco de dados). Contudo, a equipe descartou essa abordagem ao mensurar os riscos de </w:t>
-      </w:r>
-      <w:proofErr w:type="spellStart"/>
+        <w:t xml:space="preserve"> (AWS) como a infraestrutura alvo (</w:t>
+      </w:r>
       <w:r>
         <w:rPr>
           <w:i/>
           <w:iCs/>
         </w:rPr>
-        <w:t>Vendor</w:t>
-      </w:r>
-      <w:proofErr w:type="spellEnd"/>
+        <w:t xml:space="preserve">Target </w:t>
+      </w:r>
+      <w:proofErr w:type="spellStart"/>
       <w:r>
         <w:rPr>
           <w:i/>
           <w:iCs/>
         </w:rPr>
-        <w:t xml:space="preserve"> </w:t>
+        <w:t>Architecture</w:t>
+      </w:r>
+      <w:proofErr w:type="spellEnd"/>
+      <w:r>
+        <w:t xml:space="preserve">) definitiva para o ambiente de produção do </w:t>
+      </w:r>
+      <w:proofErr w:type="spellStart"/>
+      <w:r>
+        <w:t>SafeID</w:t>
+      </w:r>
+      <w:proofErr w:type="spellEnd"/>
+      <w:r>
+        <w:t xml:space="preserve">, conforme detalhado na modelagem topológica do sistema (ECS </w:t>
+      </w:r>
+      <w:proofErr w:type="spellStart"/>
+      <w:r>
+        <w:t>Fargate</w:t>
+      </w:r>
+      <w:proofErr w:type="spellEnd"/>
+      <w:r>
+        <w:t>, VPC isolada e RDS PostgreSQL). No entanto, para a fase de MVP (</w:t>
       </w:r>
       <w:proofErr w:type="spellStart"/>
       <w:r>
@@ -32993,7 +33449,7 @@
           <w:i/>
           <w:iCs/>
         </w:rPr>
-        <w:t>Lock</w:t>
+        <w:t>Minimum</w:t>
       </w:r>
       <w:proofErr w:type="spellEnd"/>
       <w:r>
@@ -33001,45 +33457,76 @@
           <w:i/>
           <w:iCs/>
         </w:rPr>
-        <w:t>-in</w:t>
-      </w:r>
-      <w:r>
-        <w:t xml:space="preserve"> (dependência exclusiva de fornecedor), os altos custos mínimos em dólar e a complexidade desnecessária de gerenciamento de </w:t>
-      </w:r>
-      <w:proofErr w:type="spellStart"/>
-      <w:r>
-        <w:t>VPCs</w:t>
-      </w:r>
-      <w:proofErr w:type="spellEnd"/>
-      <w:r>
-        <w:t xml:space="preserve"> corporativas para o escopo de um MVP. Optou-se pelo descarte da AWS em favor do empacotamento </w:t>
-      </w:r>
-      <w:r>
-        <w:rPr>
-          <w:b/>
-          <w:bCs/>
-        </w:rPr>
-        <w:t xml:space="preserve">Docker </w:t>
-      </w:r>
-      <w:proofErr w:type="spellStart"/>
-      <w:r>
-        <w:rPr>
-          <w:b/>
-          <w:bCs/>
+        <w:t xml:space="preserve"> </w:t>
+      </w:r>
+      <w:proofErr w:type="spellStart"/>
+      <w:r>
+        <w:rPr>
+          <w:i/>
+          <w:iCs/>
+        </w:rPr>
+        <w:t>Viable</w:t>
+      </w:r>
+      <w:proofErr w:type="spellEnd"/>
+      <w:r>
+        <w:rPr>
+          <w:i/>
+          <w:iCs/>
+        </w:rPr>
+        <w:t xml:space="preserve"> </w:t>
+      </w:r>
+      <w:proofErr w:type="spellStart"/>
+      <w:r>
+        <w:rPr>
+          <w:i/>
+          <w:iCs/>
+        </w:rPr>
+        <w:t>Product</w:t>
+      </w:r>
+      <w:proofErr w:type="spellEnd"/>
+      <w:r>
+        <w:t xml:space="preserve">) e validação do ecossistema, a equipe adotou uma estratégia de implantação incremental e financeiramente sustentável. Em vez de provisionar imediatamente os recursos corporativos de alta disponibilidade da AWS — o que geraria custos mínimos elevados em dólar e complexidade precoce de gerenciamento de redes virtuais para um ambiente de testes —, optou-se pelo empacotamento agnóstico via contêineres Docker </w:t>
+      </w:r>
+      <w:proofErr w:type="spellStart"/>
+      <w:r>
+        <w:rPr>
+          <w:i/>
+          <w:iCs/>
         </w:rPr>
         <w:t>Multi-stage</w:t>
       </w:r>
       <w:proofErr w:type="spellEnd"/>
       <w:r>
-        <w:t xml:space="preserve"> agnóstico. Essa escolha permitiu hospedar o sistema em plataformas PaaS (como Railway e </w:t>
-      </w:r>
-      <w:proofErr w:type="spellStart"/>
-      <w:r>
+        <w:t xml:space="preserve">. Essa abordagem permitiu hospedar a aplicação temporariamente em plataformas PaaS (como </w:t>
+      </w:r>
+      <w:r>
+        <w:rPr>
+          <w:i/>
+          <w:iCs/>
+        </w:rPr>
+        <w:t>Railway</w:t>
+      </w:r>
+      <w:r>
+        <w:t xml:space="preserve"> e </w:t>
+      </w:r>
+      <w:proofErr w:type="spellStart"/>
+      <w:r>
+        <w:rPr>
+          <w:i/>
+          <w:iCs/>
+        </w:rPr>
         <w:t>Vercel</w:t>
       </w:r>
       <w:proofErr w:type="spellEnd"/>
       <w:r>
-        <w:t>) a uma fração do custo original, mantendo a portabilidade intacta para migrar para a AWS no futuro caso o volume de acessos assim o demande.</w:t>
+        <w:t xml:space="preserve">), garantindo agilidade no ciclo de desenvolvimento, custo </w:t>
+      </w:r>
+      <w:r>
+        <w:lastRenderedPageBreak/>
+        <w:t>reduzido e total isolamento tecnológico. Como o código e o banco de dados foram estruturados de forma estritamente portável, a transição para a infraestrutura nativa da AWS ocorrerá de forma fluida e gradual, acompanhando a evolução do projeto rumo ao ambiente produtivo em escala real</w:t>
+      </w:r>
+      <w:r>
+        <w:t>.</w:t>
       </w:r>
     </w:p>
     <w:p>
@@ -33054,7 +33541,6 @@
           <w:b/>
           <w:bCs/>
         </w:rPr>
-        <w:lastRenderedPageBreak/>
         <w:t>Descarte da Fragmentação Prematura em Microsserviços:</w:t>
       </w:r>
       <w:r>
@@ -33142,7 +33628,7 @@
       <w:pPr>
         <w:pStyle w:val="Ttulo1"/>
       </w:pPr>
-      <w:bookmarkStart w:id="83" w:name="_Toc231251623"/>
+      <w:bookmarkStart w:id="83" w:name="_Toc231323774"/>
       <w:r>
         <w:lastRenderedPageBreak/>
         <w:t>REFERÊNCIAS</w:t>
@@ -33179,7 +33665,7 @@
       <w:r>
         <w:t xml:space="preserve">Disponível em: </w:t>
       </w:r>
-      <w:hyperlink r:id="rId19" w:tgtFrame="_blank" w:history="1">
+      <w:hyperlink r:id="rId21" w:tgtFrame="_blank" w:history="1">
         <w:r>
           <w:rPr>
             <w:rStyle w:val="Hyperlink"/>
@@ -33404,7 +33890,7 @@
       <w:r>
         <w:t xml:space="preserve">2024. Disponível em: </w:t>
       </w:r>
-      <w:hyperlink r:id="rId20" w:tgtFrame="_blank" w:history="1">
+      <w:hyperlink r:id="rId22" w:tgtFrame="_blank" w:history="1">
         <w:r>
           <w:rPr>
             <w:rStyle w:val="Hyperlink"/>
@@ -33473,7 +33959,7 @@
       <w:r>
         <w:t xml:space="preserve">. Disponível em: </w:t>
       </w:r>
-      <w:hyperlink r:id="rId21" w:tgtFrame="_blank" w:history="1">
+      <w:hyperlink r:id="rId23" w:tgtFrame="_blank" w:history="1">
         <w:r>
           <w:rPr>
             <w:rStyle w:val="Hyperlink"/>
@@ -33529,7 +34015,7 @@
       <w:r>
         <w:t xml:space="preserve">2023. Disponível em: </w:t>
       </w:r>
-      <w:hyperlink r:id="rId22" w:tgtFrame="_blank" w:history="1">
+      <w:hyperlink r:id="rId24" w:tgtFrame="_blank" w:history="1">
         <w:r>
           <w:rPr>
             <w:rStyle w:val="Hyperlink"/>
@@ -33585,7 +34071,7 @@
       <w:r>
         <w:t xml:space="preserve">Disponível em: </w:t>
       </w:r>
-      <w:hyperlink r:id="rId23" w:tgtFrame="_blank" w:history="1">
+      <w:hyperlink r:id="rId25" w:tgtFrame="_blank" w:history="1">
         <w:r>
           <w:rPr>
             <w:rStyle w:val="Hyperlink"/>
@@ -33619,9 +34105,55 @@
         </w:rPr>
       </w:pPr>
       <w:r>
+        <w:t xml:space="preserve">MICROSOFT. Azure OpenAI em Microsoft </w:t>
+      </w:r>
+      <w:proofErr w:type="spellStart"/>
+      <w:r>
+        <w:t>Foundry</w:t>
+      </w:r>
+      <w:proofErr w:type="spellEnd"/>
+      <w:r>
+        <w:t xml:space="preserve"> Models REST API referência. Microsoft </w:t>
+      </w:r>
+      <w:proofErr w:type="spellStart"/>
+      <w:r>
+        <w:t>Learn</w:t>
+      </w:r>
+      <w:proofErr w:type="spellEnd"/>
+      <w:r>
+        <w:t xml:space="preserve">, [S. l.], 2026. Disponível em: </w:t>
+      </w:r>
+      <w:hyperlink r:id="rId26" w:tgtFrame="_blank" w:history="1">
+        <w:r>
+          <w:rPr>
+            <w:rStyle w:val="Hyperlink"/>
+          </w:rPr>
+          <w:t>https://learn.microsoft.com/pt-br/azure/foundry/openai/reference</w:t>
+        </w:r>
+      </w:hyperlink>
+      <w:r>
+        <w:t>. Acesso em: 2 jun. 2026.</w:t>
+      </w:r>
+    </w:p>
+    <w:p>
+      <w:pPr>
+        <w:spacing w:line="240" w:lineRule="auto"/>
         <w:rPr>
           <w:lang w:val="en-US"/>
         </w:rPr>
+      </w:pPr>
+    </w:p>
+    <w:p>
+      <w:pPr>
+        <w:spacing w:line="240" w:lineRule="auto"/>
+        <w:rPr>
+          <w:lang w:val="en-US"/>
+        </w:rPr>
+      </w:pPr>
+      <w:r>
+        <w:rPr>
+          <w:lang w:val="en-US"/>
+        </w:rPr>
         <w:t xml:space="preserve">MOMJIAN, B. </w:t>
       </w:r>
       <w:r>
@@ -33772,7 +34304,7 @@
       <w:r>
         <w:t xml:space="preserve">Disponível em: </w:t>
       </w:r>
-      <w:hyperlink r:id="rId24" w:tgtFrame="_blank" w:history="1">
+      <w:hyperlink r:id="rId27" w:tgtFrame="_blank" w:history="1">
         <w:r>
           <w:rPr>
             <w:rStyle w:val="Hyperlink"/>
@@ -33794,129 +34326,47 @@
         <w:spacing w:line="240" w:lineRule="auto"/>
       </w:pPr>
       <w:r>
-        <w:t>GOOGLE GEMINI</w:t>
-      </w:r>
-      <w:r>
+        <w:rPr>
+          <w:lang w:val="en-US"/>
+        </w:rPr>
+        <w:t xml:space="preserve">POSTGRESQL GLOBAL DEVELOPMENT GROUP. </w:t>
+      </w:r>
+      <w:r>
+        <w:rPr>
+          <w:b/>
+          <w:bCs/>
+          <w:lang w:val="en-US"/>
+        </w:rPr>
+        <w:t xml:space="preserve">PostgreSQL: The World's Most Advanced </w:t>
+      </w:r>
+      <w:proofErr w:type="gramStart"/>
+      <w:r>
+        <w:rPr>
+          <w:b/>
+          <w:bCs/>
+          <w:lang w:val="en-US"/>
+        </w:rPr>
+        <w:t>Open Source</w:t>
+      </w:r>
+      <w:proofErr w:type="gramEnd"/>
+      <w:r>
+        <w:rPr>
+          <w:b/>
+          <w:bCs/>
+          <w:lang w:val="en-US"/>
+        </w:rPr>
+        <w:t xml:space="preserve"> Relational Database</w:t>
+      </w:r>
+      <w:r>
+        <w:rPr>
+          <w:lang w:val="en-US"/>
+        </w:rPr>
         <w:t xml:space="preserve">. </w:t>
       </w:r>
       <w:r>
-        <w:rPr>
-          <w:b/>
-          <w:bCs/>
-        </w:rPr>
-        <w:t>Google Gemini</w:t>
-      </w:r>
-      <w:r>
-        <w:rPr>
-          <w:b/>
-          <w:bCs/>
-        </w:rPr>
-        <w:t xml:space="preserve"> API </w:t>
-      </w:r>
-      <w:proofErr w:type="spellStart"/>
-      <w:r>
-        <w:rPr>
-          <w:b/>
-          <w:bCs/>
-        </w:rPr>
-        <w:t>Documentation</w:t>
-      </w:r>
-      <w:proofErr w:type="spellEnd"/>
-      <w:r>
-        <w:t xml:space="preserve">. Disponível em: </w:t>
-      </w:r>
-      <w:hyperlink r:id="rId25" w:tgtFrame="_blank" w:history="1">
-        <w:r>
-          <w:rPr>
-            <w:rStyle w:val="Hyperlink"/>
-          </w:rPr>
-          <w:t>https://platform.</w:t>
-        </w:r>
-        <w:r>
-          <w:rPr>
-            <w:rStyle w:val="Hyperlink"/>
-          </w:rPr>
-          <w:t>Google Gemini</w:t>
-        </w:r>
-        <w:r>
-          <w:rPr>
-            <w:rStyle w:val="Hyperlink"/>
-          </w:rPr>
-          <w:t>.com/</w:t>
-        </w:r>
-        <w:proofErr w:type="spellStart"/>
-        <w:r>
-          <w:rPr>
-            <w:rStyle w:val="Hyperlink"/>
-          </w:rPr>
-          <w:t>docs</w:t>
-        </w:r>
-        <w:proofErr w:type="spellEnd"/>
-        <w:r>
-          <w:rPr>
-            <w:rStyle w:val="Hyperlink"/>
-          </w:rPr>
-          <w:t>/</w:t>
-        </w:r>
-      </w:hyperlink>
-      <w:r>
-        <w:t xml:space="preserve">. </w:t>
-      </w:r>
-      <w:r>
-        <w:t>Acesso em: 05 mai. 2026.</w:t>
-      </w:r>
-    </w:p>
-    <w:p>
-      <w:pPr>
-        <w:spacing w:line="240" w:lineRule="auto"/>
-      </w:pPr>
-    </w:p>
-    <w:p>
-      <w:pPr>
-        <w:spacing w:line="240" w:lineRule="auto"/>
-      </w:pPr>
-      <w:r>
-        <w:rPr>
-          <w:lang w:val="en-US"/>
-        </w:rPr>
-        <w:t xml:space="preserve">POSTGRESQL GLOBAL DEVELOPMENT GROUP. </w:t>
-      </w:r>
-      <w:r>
-        <w:rPr>
-          <w:b/>
-          <w:bCs/>
-          <w:lang w:val="en-US"/>
-        </w:rPr>
-        <w:t xml:space="preserve">PostgreSQL: The World's Most Advanced </w:t>
-      </w:r>
-      <w:proofErr w:type="gramStart"/>
-      <w:r>
-        <w:rPr>
-          <w:b/>
-          <w:bCs/>
-          <w:lang w:val="en-US"/>
-        </w:rPr>
-        <w:t>Open Source</w:t>
-      </w:r>
-      <w:proofErr w:type="gramEnd"/>
-      <w:r>
-        <w:rPr>
-          <w:b/>
-          <w:bCs/>
-          <w:lang w:val="en-US"/>
-        </w:rPr>
-        <w:t xml:space="preserve"> Relational Database</w:t>
-      </w:r>
-      <w:r>
-        <w:rPr>
-          <w:lang w:val="en-US"/>
-        </w:rPr>
-        <w:t xml:space="preserve">. </w:t>
-      </w:r>
-      <w:r>
         <w:t xml:space="preserve">Disponível em: </w:t>
       </w:r>
-      <w:hyperlink r:id="rId26" w:tgtFrame="_blank" w:history="1">
+      <w:hyperlink r:id="rId28" w:tgtFrame="_blank" w:history="1">
         <w:r>
           <w:rPr>
             <w:rStyle w:val="Hyperlink"/>
@@ -33961,7 +34411,7 @@
       <w:r>
         <w:t xml:space="preserve">Disponível em: </w:t>
       </w:r>
-      <w:hyperlink r:id="rId27" w:tgtFrame="_blank" w:history="1">
+      <w:hyperlink r:id="rId29" w:tgtFrame="_blank" w:history="1">
         <w:r>
           <w:rPr>
             <w:rStyle w:val="Hyperlink"/>
@@ -34206,7 +34656,7 @@
         </w:rPr>
         <w:t xml:space="preserve">: </w:t>
       </w:r>
-      <w:hyperlink r:id="rId28" w:tgtFrame="_blank" w:history="1">
+      <w:hyperlink r:id="rId30" w:tgtFrame="_blank" w:history="1">
         <w:r>
           <w:rPr>
             <w:rStyle w:val="Hyperlink"/>
@@ -34388,78 +34838,8 @@
           <w:lang w:val="en-US"/>
         </w:rPr>
       </w:pPr>
-      <w:r>
-        <w:rPr>
-          <w:lang w:val="en-US"/>
-        </w:rPr>
-        <w:br w:type="page"/>
-      </w:r>
-    </w:p>
-    <w:p>
-      <w:pPr>
-        <w:spacing w:after="160" w:line="259" w:lineRule="auto"/>
-        <w:jc w:val="left"/>
-      </w:pPr>
-      <w:proofErr w:type="gramStart"/>
-      <w:r>
-        <w:lastRenderedPageBreak/>
-        <w:t>APÊNDICES  (</w:t>
-      </w:r>
-      <w:proofErr w:type="gramEnd"/>
-      <w:r>
-        <w:t>materiais desenvolvidos pelo próprio autor do trabalho)</w:t>
-      </w:r>
-    </w:p>
-    <w:p>
-      <w:pPr>
-        <w:spacing w:after="160" w:line="259" w:lineRule="auto"/>
-        <w:jc w:val="left"/>
-      </w:pPr>
-    </w:p>
-    <w:p>
-      <w:pPr>
-        <w:spacing w:after="160" w:line="259" w:lineRule="auto"/>
-        <w:jc w:val="left"/>
-      </w:pPr>
-    </w:p>
-    <w:p>
-      <w:pPr>
-        <w:spacing w:after="160" w:line="259" w:lineRule="auto"/>
-        <w:jc w:val="left"/>
-      </w:pPr>
-      <w:r>
-        <w:br w:type="page"/>
-      </w:r>
-    </w:p>
-    <w:p>
-      <w:pPr>
-        <w:spacing w:after="160" w:line="259" w:lineRule="auto"/>
-        <w:jc w:val="left"/>
-      </w:pPr>
-      <w:r>
-        <w:lastRenderedPageBreak/>
-        <w:t>ANEXOS (matérias de outras fontes que não o próprio autor do trabalho)</w:t>
-      </w:r>
-    </w:p>
-    <w:p>
-      <w:pPr>
-        <w:spacing w:after="160" w:line="259" w:lineRule="auto"/>
-        <w:jc w:val="left"/>
-      </w:pPr>
-    </w:p>
-    <w:p>
-      <w:pPr>
-        <w:spacing w:after="160" w:line="259" w:lineRule="auto"/>
-        <w:jc w:val="left"/>
-      </w:pPr>
-    </w:p>
-    <w:p>
-      <w:pPr>
-        <w:spacing w:line="240" w:lineRule="auto"/>
-      </w:pPr>
     </w:p>
     <w:sectPr>
-      <w:headerReference w:type="default" r:id="rId29"/>
       <w:pgSz w:w="11906" w:h="16838"/>
       <w:pgMar w:top="1701" w:right="1134" w:bottom="1134" w:left="1701" w:header="708" w:footer="708" w:gutter="0"/>
       <w:pgNumType w:start="9"/>
@@ -39605,6 +39985,155 @@
     </w:lvl>
   </w:abstractNum>
   <w:abstractNum w:abstractNumId="35" w15:restartNumberingAfterBreak="0">
+    <w:nsid w:val="578C52C8"/>
+    <w:multiLevelType w:val="multilevel"/>
+    <w:tmpl w:val="EEB8A6C2"/>
+    <w:lvl w:ilvl="0">
+      <w:start w:val="1"/>
+      <w:numFmt w:val="bullet"/>
+      <w:lvlText w:val=""/>
+      <w:lvlJc w:val="left"/>
+      <w:pPr>
+        <w:tabs>
+          <w:tab w:val="num" w:pos="720"/>
+        </w:tabs>
+        <w:ind w:left="720" w:hanging="360"/>
+      </w:pPr>
+      <w:rPr>
+        <w:rFonts w:ascii="Symbol" w:hAnsi="Symbol" w:hint="default"/>
+        <w:sz w:val="20"/>
+      </w:rPr>
+    </w:lvl>
+    <w:lvl w:ilvl="1" w:tentative="1">
+      <w:start w:val="1"/>
+      <w:numFmt w:val="bullet"/>
+      <w:lvlText w:val="o"/>
+      <w:lvlJc w:val="left"/>
+      <w:pPr>
+        <w:tabs>
+          <w:tab w:val="num" w:pos="1440"/>
+        </w:tabs>
+        <w:ind w:left="1440" w:hanging="360"/>
+      </w:pPr>
+      <w:rPr>
+        <w:rFonts w:ascii="Courier New" w:hAnsi="Courier New" w:hint="default"/>
+        <w:sz w:val="20"/>
+      </w:rPr>
+    </w:lvl>
+    <w:lvl w:ilvl="2" w:tentative="1">
+      <w:start w:val="1"/>
+      <w:numFmt w:val="bullet"/>
+      <w:lvlText w:val=""/>
+      <w:lvlJc w:val="left"/>
+      <w:pPr>
+        <w:tabs>
+          <w:tab w:val="num" w:pos="2160"/>
+        </w:tabs>
+        <w:ind w:left="2160" w:hanging="360"/>
+      </w:pPr>
+      <w:rPr>
+        <w:rFonts w:ascii="Wingdings" w:hAnsi="Wingdings" w:hint="default"/>
+        <w:sz w:val="20"/>
+      </w:rPr>
+    </w:lvl>
+    <w:lvl w:ilvl="3" w:tentative="1">
+      <w:start w:val="1"/>
+      <w:numFmt w:val="bullet"/>
+      <w:lvlText w:val=""/>
+      <w:lvlJc w:val="left"/>
+      <w:pPr>
+        <w:tabs>
+          <w:tab w:val="num" w:pos="2880"/>
+        </w:tabs>
+        <w:ind w:left="2880" w:hanging="360"/>
+      </w:pPr>
+      <w:rPr>
+        <w:rFonts w:ascii="Wingdings" w:hAnsi="Wingdings" w:hint="default"/>
+        <w:sz w:val="20"/>
+      </w:rPr>
+    </w:lvl>
+    <w:lvl w:ilvl="4" w:tentative="1">
+      <w:start w:val="1"/>
+      <w:numFmt w:val="bullet"/>
+      <w:lvlText w:val=""/>
+      <w:lvlJc w:val="left"/>
+      <w:pPr>
+        <w:tabs>
+          <w:tab w:val="num" w:pos="3600"/>
+        </w:tabs>
+        <w:ind w:left="3600" w:hanging="360"/>
+      </w:pPr>
+      <w:rPr>
+        <w:rFonts w:ascii="Wingdings" w:hAnsi="Wingdings" w:hint="default"/>
+        <w:sz w:val="20"/>
+      </w:rPr>
+    </w:lvl>
+    <w:lvl w:ilvl="5" w:tentative="1">
+      <w:start w:val="1"/>
+      <w:numFmt w:val="bullet"/>
+      <w:lvlText w:val=""/>
+      <w:lvlJc w:val="left"/>
+      <w:pPr>
+        <w:tabs>
+          <w:tab w:val="num" w:pos="4320"/>
+        </w:tabs>
+        <w:ind w:left="4320" w:hanging="360"/>
+      </w:pPr>
+      <w:rPr>
+        <w:rFonts w:ascii="Wingdings" w:hAnsi="Wingdings" w:hint="default"/>
+        <w:sz w:val="20"/>
+      </w:rPr>
+    </w:lvl>
+    <w:lvl w:ilvl="6" w:tentative="1">
+      <w:start w:val="1"/>
+      <w:numFmt w:val="bullet"/>
+      <w:lvlText w:val=""/>
+      <w:lvlJc w:val="left"/>
+      <w:pPr>
+        <w:tabs>
+          <w:tab w:val="num" w:pos="5040"/>
+        </w:tabs>
+        <w:ind w:left="5040" w:hanging="360"/>
+      </w:pPr>
+      <w:rPr>
+        <w:rFonts w:ascii="Wingdings" w:hAnsi="Wingdings" w:hint="default"/>
+        <w:sz w:val="20"/>
+      </w:rPr>
+    </w:lvl>
+    <w:lvl w:ilvl="7" w:tentative="1">
+      <w:start w:val="1"/>
+      <w:numFmt w:val="bullet"/>
+      <w:lvlText w:val=""/>
+      <w:lvlJc w:val="left"/>
+      <w:pPr>
+        <w:tabs>
+          <w:tab w:val="num" w:pos="5760"/>
+        </w:tabs>
+        <w:ind w:left="5760" w:hanging="360"/>
+      </w:pPr>
+      <w:rPr>
+        <w:rFonts w:ascii="Wingdings" w:hAnsi="Wingdings" w:hint="default"/>
+        <w:sz w:val="20"/>
+      </w:rPr>
+    </w:lvl>
+    <w:lvl w:ilvl="8" w:tentative="1">
+      <w:start w:val="1"/>
+      <w:numFmt w:val="bullet"/>
+      <w:lvlText w:val=""/>
+      <w:lvlJc w:val="left"/>
+      <w:pPr>
+        <w:tabs>
+          <w:tab w:val="num" w:pos="6480"/>
+        </w:tabs>
+        <w:ind w:left="6480" w:hanging="360"/>
+      </w:pPr>
+      <w:rPr>
+        <w:rFonts w:ascii="Wingdings" w:hAnsi="Wingdings" w:hint="default"/>
+        <w:sz w:val="20"/>
+      </w:rPr>
+    </w:lvl>
+  </w:abstractNum>
+  <w:abstractNum w:abstractNumId="36" w15:restartNumberingAfterBreak="0">
     <w:nsid w:val="59CC3089"/>
     <w:multiLevelType w:val="multilevel"/>
     <w:tmpl w:val="4CFCE8FC"/>
@@ -39753,7 +40282,7 @@
       </w:rPr>
     </w:lvl>
   </w:abstractNum>
-  <w:abstractNum w:abstractNumId="36" w15:restartNumberingAfterBreak="0">
+  <w:abstractNum w:abstractNumId="37" w15:restartNumberingAfterBreak="0">
     <w:nsid w:val="5AE70FBC"/>
     <w:multiLevelType w:val="multilevel"/>
     <w:tmpl w:val="B4BC4178"/>
@@ -39866,7 +40395,7 @@
       </w:pPr>
     </w:lvl>
   </w:abstractNum>
-  <w:abstractNum w:abstractNumId="37" w15:restartNumberingAfterBreak="0">
+  <w:abstractNum w:abstractNumId="38" w15:restartNumberingAfterBreak="0">
     <w:nsid w:val="5C945406"/>
     <w:multiLevelType w:val="multilevel"/>
     <w:tmpl w:val="542C76C2"/>
@@ -40015,7 +40544,7 @@
       </w:rPr>
     </w:lvl>
   </w:abstractNum>
-  <w:abstractNum w:abstractNumId="38" w15:restartNumberingAfterBreak="0">
+  <w:abstractNum w:abstractNumId="39" w15:restartNumberingAfterBreak="0">
     <w:nsid w:val="5D3F057E"/>
     <w:multiLevelType w:val="multilevel"/>
     <w:tmpl w:val="C952085A"/>
@@ -40164,7 +40693,7 @@
       </w:rPr>
     </w:lvl>
   </w:abstractNum>
-  <w:abstractNum w:abstractNumId="39" w15:restartNumberingAfterBreak="0">
+  <w:abstractNum w:abstractNumId="40" w15:restartNumberingAfterBreak="0">
     <w:nsid w:val="5EAD5E72"/>
     <w:multiLevelType w:val="hybridMultilevel"/>
     <w:tmpl w:val="08D05356"/>
@@ -40277,7 +40806,7 @@
       </w:rPr>
     </w:lvl>
   </w:abstractNum>
-  <w:abstractNum w:abstractNumId="40" w15:restartNumberingAfterBreak="0">
+  <w:abstractNum w:abstractNumId="41" w15:restartNumberingAfterBreak="0">
     <w:nsid w:val="60711B74"/>
     <w:multiLevelType w:val="multilevel"/>
     <w:tmpl w:val="D32A7A1C"/>
@@ -40426,7 +40955,7 @@
       </w:rPr>
     </w:lvl>
   </w:abstractNum>
-  <w:abstractNum w:abstractNumId="41" w15:restartNumberingAfterBreak="0">
+  <w:abstractNum w:abstractNumId="42" w15:restartNumberingAfterBreak="0">
     <w:nsid w:val="62337D7B"/>
     <w:multiLevelType w:val="multilevel"/>
     <w:tmpl w:val="325A20B8"/>
@@ -40575,7 +41104,7 @@
       </w:rPr>
     </w:lvl>
   </w:abstractNum>
-  <w:abstractNum w:abstractNumId="42" w15:restartNumberingAfterBreak="0">
+  <w:abstractNum w:abstractNumId="43" w15:restartNumberingAfterBreak="0">
     <w:nsid w:val="62355BD7"/>
     <w:multiLevelType w:val="multilevel"/>
     <w:tmpl w:val="035E7A8A"/>
@@ -40688,7 +41217,7 @@
       </w:pPr>
     </w:lvl>
   </w:abstractNum>
-  <w:abstractNum w:abstractNumId="43" w15:restartNumberingAfterBreak="0">
+  <w:abstractNum w:abstractNumId="44" w15:restartNumberingAfterBreak="0">
     <w:nsid w:val="626B66CA"/>
     <w:multiLevelType w:val="multilevel"/>
     <w:tmpl w:val="64E08060"/>
@@ -40837,7 +41366,7 @@
       </w:rPr>
     </w:lvl>
   </w:abstractNum>
-  <w:abstractNum w:abstractNumId="44" w15:restartNumberingAfterBreak="0">
+  <w:abstractNum w:abstractNumId="45" w15:restartNumberingAfterBreak="0">
     <w:nsid w:val="63295F6D"/>
     <w:multiLevelType w:val="multilevel"/>
     <w:tmpl w:val="44BE8B1C"/>
@@ -40986,7 +41515,7 @@
       </w:rPr>
     </w:lvl>
   </w:abstractNum>
-  <w:abstractNum w:abstractNumId="45" w15:restartNumberingAfterBreak="0">
+  <w:abstractNum w:abstractNumId="46" w15:restartNumberingAfterBreak="0">
     <w:nsid w:val="6EDF3A73"/>
     <w:multiLevelType w:val="multilevel"/>
     <w:tmpl w:val="2B107C94"/>
@@ -41135,7 +41664,7 @@
       </w:rPr>
     </w:lvl>
   </w:abstractNum>
-  <w:abstractNum w:abstractNumId="46" w15:restartNumberingAfterBreak="0">
+  <w:abstractNum w:abstractNumId="47" w15:restartNumberingAfterBreak="0">
     <w:nsid w:val="70570EAB"/>
     <w:multiLevelType w:val="multilevel"/>
     <w:tmpl w:val="F5BCDE9A"/>
@@ -41284,7 +41813,7 @@
       </w:rPr>
     </w:lvl>
   </w:abstractNum>
-  <w:abstractNum w:abstractNumId="47" w15:restartNumberingAfterBreak="0">
+  <w:abstractNum w:abstractNumId="48" w15:restartNumberingAfterBreak="0">
     <w:nsid w:val="706D54B5"/>
     <w:multiLevelType w:val="multilevel"/>
     <w:tmpl w:val="F794A766"/>
@@ -41433,7 +41962,7 @@
       </w:rPr>
     </w:lvl>
   </w:abstractNum>
-  <w:abstractNum w:abstractNumId="48" w15:restartNumberingAfterBreak="0">
+  <w:abstractNum w:abstractNumId="49" w15:restartNumberingAfterBreak="0">
     <w:nsid w:val="714D7296"/>
     <w:multiLevelType w:val="multilevel"/>
     <w:tmpl w:val="46221D72"/>
@@ -41582,7 +42111,7 @@
       </w:rPr>
     </w:lvl>
   </w:abstractNum>
-  <w:abstractNum w:abstractNumId="49" w15:restartNumberingAfterBreak="0">
+  <w:abstractNum w:abstractNumId="50" w15:restartNumberingAfterBreak="0">
     <w:nsid w:val="72D81D12"/>
     <w:multiLevelType w:val="multilevel"/>
     <w:tmpl w:val="E4F89F2A"/>
@@ -41731,7 +42260,7 @@
       </w:rPr>
     </w:lvl>
   </w:abstractNum>
-  <w:abstractNum w:abstractNumId="50" w15:restartNumberingAfterBreak="0">
+  <w:abstractNum w:abstractNumId="51" w15:restartNumberingAfterBreak="0">
     <w:nsid w:val="755C29A4"/>
     <w:multiLevelType w:val="multilevel"/>
     <w:tmpl w:val="42E0F326"/>
@@ -41880,7 +42409,7 @@
       </w:rPr>
     </w:lvl>
   </w:abstractNum>
-  <w:abstractNum w:abstractNumId="51" w15:restartNumberingAfterBreak="0">
+  <w:abstractNum w:abstractNumId="52" w15:restartNumberingAfterBreak="0">
     <w:nsid w:val="76CD681B"/>
     <w:multiLevelType w:val="multilevel"/>
     <w:tmpl w:val="613E064A"/>
@@ -41993,7 +42522,7 @@
       </w:pPr>
     </w:lvl>
   </w:abstractNum>
-  <w:abstractNum w:abstractNumId="52" w15:restartNumberingAfterBreak="0">
+  <w:abstractNum w:abstractNumId="53" w15:restartNumberingAfterBreak="0">
     <w:nsid w:val="775C48DB"/>
     <w:multiLevelType w:val="multilevel"/>
     <w:tmpl w:val="5C00E744"/>
@@ -42142,7 +42671,7 @@
       </w:rPr>
     </w:lvl>
   </w:abstractNum>
-  <w:abstractNum w:abstractNumId="53" w15:restartNumberingAfterBreak="0">
+  <w:abstractNum w:abstractNumId="54" w15:restartNumberingAfterBreak="0">
     <w:nsid w:val="7CAF1828"/>
     <w:multiLevelType w:val="multilevel"/>
     <w:tmpl w:val="BC1CFB72"/>
@@ -42291,7 +42820,7 @@
       </w:rPr>
     </w:lvl>
   </w:abstractNum>
-  <w:abstractNum w:abstractNumId="54" w15:restartNumberingAfterBreak="0">
+  <w:abstractNum w:abstractNumId="55" w15:restartNumberingAfterBreak="0">
     <w:nsid w:val="7F290F26"/>
     <w:multiLevelType w:val="multilevel"/>
     <w:tmpl w:val="B2D66C96"/>
@@ -42441,7 +42970,7 @@
     </w:lvl>
   </w:abstractNum>
   <w:num w:numId="1" w16cid:durableId="395859575">
-    <w:abstractNumId w:val="39"/>
+    <w:abstractNumId w:val="40"/>
   </w:num>
   <w:num w:numId="2" w16cid:durableId="384063164">
     <w:abstractNumId w:val="34"/>
@@ -42456,22 +42985,22 @@
     <w:abstractNumId w:val="10"/>
   </w:num>
   <w:num w:numId="6" w16cid:durableId="686103000">
-    <w:abstractNumId w:val="43"/>
+    <w:abstractNumId w:val="44"/>
   </w:num>
   <w:num w:numId="7" w16cid:durableId="828640361">
-    <w:abstractNumId w:val="42"/>
+    <w:abstractNumId w:val="43"/>
   </w:num>
   <w:num w:numId="8" w16cid:durableId="1165708499">
     <w:abstractNumId w:val="9"/>
   </w:num>
   <w:num w:numId="9" w16cid:durableId="1930579335">
-    <w:abstractNumId w:val="48"/>
+    <w:abstractNumId w:val="49"/>
   </w:num>
   <w:num w:numId="10" w16cid:durableId="1061754696">
-    <w:abstractNumId w:val="37"/>
+    <w:abstractNumId w:val="38"/>
   </w:num>
   <w:num w:numId="11" w16cid:durableId="1707683497">
-    <w:abstractNumId w:val="52"/>
+    <w:abstractNumId w:val="53"/>
   </w:num>
   <w:num w:numId="12" w16cid:durableId="992023894">
     <w:abstractNumId w:val="16"/>
@@ -42480,7 +43009,7 @@
     <w:abstractNumId w:val="21"/>
   </w:num>
   <w:num w:numId="14" w16cid:durableId="1275163787">
-    <w:abstractNumId w:val="35"/>
+    <w:abstractNumId w:val="36"/>
   </w:num>
   <w:num w:numId="15" w16cid:durableId="374475157">
     <w:abstractNumId w:val="31"/>
@@ -42495,10 +43024,10 @@
     <w:abstractNumId w:val="20"/>
   </w:num>
   <w:num w:numId="19" w16cid:durableId="441071448">
-    <w:abstractNumId w:val="54"/>
+    <w:abstractNumId w:val="55"/>
   </w:num>
   <w:num w:numId="20" w16cid:durableId="1135835870">
-    <w:abstractNumId w:val="49"/>
+    <w:abstractNumId w:val="50"/>
   </w:num>
   <w:num w:numId="21" w16cid:durableId="1770200610">
     <w:abstractNumId w:val="17"/>
@@ -42507,22 +43036,22 @@
     <w:abstractNumId w:val="12"/>
   </w:num>
   <w:num w:numId="23" w16cid:durableId="1083255167">
-    <w:abstractNumId w:val="41"/>
+    <w:abstractNumId w:val="42"/>
   </w:num>
   <w:num w:numId="24" w16cid:durableId="1934242321">
-    <w:abstractNumId w:val="53"/>
+    <w:abstractNumId w:val="54"/>
   </w:num>
   <w:num w:numId="25" w16cid:durableId="1530949901">
     <w:abstractNumId w:val="1"/>
   </w:num>
   <w:num w:numId="26" w16cid:durableId="65079465">
-    <w:abstractNumId w:val="40"/>
+    <w:abstractNumId w:val="41"/>
   </w:num>
   <w:num w:numId="27" w16cid:durableId="1531383223">
-    <w:abstractNumId w:val="38"/>
+    <w:abstractNumId w:val="39"/>
   </w:num>
   <w:num w:numId="28" w16cid:durableId="570165012">
-    <w:abstractNumId w:val="44"/>
+    <w:abstractNumId w:val="45"/>
   </w:num>
   <w:num w:numId="29" w16cid:durableId="2115132406">
     <w:abstractNumId w:val="18"/>
@@ -42549,16 +43078,16 @@
     <w:abstractNumId w:val="33"/>
   </w:num>
   <w:num w:numId="37" w16cid:durableId="1424375964">
-    <w:abstractNumId w:val="50"/>
+    <w:abstractNumId w:val="51"/>
   </w:num>
   <w:num w:numId="38" w16cid:durableId="1381711495">
     <w:abstractNumId w:val="22"/>
   </w:num>
   <w:num w:numId="39" w16cid:durableId="1031028778">
-    <w:abstractNumId w:val="47"/>
+    <w:abstractNumId w:val="48"/>
   </w:num>
   <w:num w:numId="40" w16cid:durableId="553008352">
-    <w:abstractNumId w:val="46"/>
+    <w:abstractNumId w:val="47"/>
   </w:num>
   <w:num w:numId="41" w16cid:durableId="355622890">
     <w:abstractNumId w:val="3"/>
@@ -42585,16 +43114,16 @@
     <w:abstractNumId w:val="32"/>
   </w:num>
   <w:num w:numId="49" w16cid:durableId="1482380378">
-    <w:abstractNumId w:val="45"/>
+    <w:abstractNumId w:val="46"/>
   </w:num>
   <w:num w:numId="50" w16cid:durableId="462045182">
     <w:abstractNumId w:val="23"/>
   </w:num>
   <w:num w:numId="51" w16cid:durableId="1255044368">
-    <w:abstractNumId w:val="51"/>
+    <w:abstractNumId w:val="52"/>
   </w:num>
   <w:num w:numId="52" w16cid:durableId="220751863">
-    <w:abstractNumId w:val="36"/>
+    <w:abstractNumId w:val="37"/>
   </w:num>
   <w:num w:numId="53" w16cid:durableId="269363046">
     <w:abstractNumId w:val="14"/>
@@ -42604,6 +43133,9 @@
   </w:num>
   <w:num w:numId="55" w16cid:durableId="53429521">
     <w:abstractNumId w:val="8"/>
+  </w:num>
+  <w:num w:numId="56" w16cid:durableId="2094080900">
+    <w:abstractNumId w:val="35"/>
   </w:num>
   <w:numIdMacAtCleanup w:val="50"/>
 </w:numbering>
